--- a/frontend/e2e_tests_selenium_python/docs/testplan.docx
+++ b/frontend/e2e_tests_selenium_python/docs/testplan.docx
@@ -11,7 +11,7 @@
           <w:rFonts w:ascii="TH Sarabun New" w:hAnsi="TH Sarabun New"/>
           <w:b/>
           <w:i w:val="0"/>
-          <w:color w:val="7C5CBF"/>
+          <w:color w:val="1E3A8A"/>
           <w:sz w:val="20"/>
           <w:rFonts w:ascii="TH Sarabun New" w:hAnsi="TH Sarabun New" w:cs="TH Sarabun New"/>
         </w:rPr>
@@ -23,18 +23,18 @@
           <w:rFonts w:ascii="TH Sarabun New" w:hAnsi="TH Sarabun New"/>
           <w:b/>
           <w:i w:val="0"/>
-          <w:color w:val="2D1B69"/>
-          <w:sz w:val="40"/>
+          <w:color w:val="1E3A8A"/>
+          <w:sz w:val="36"/>
           <w:rFonts w:ascii="TH Sarabun New" w:hAnsi="TH Sarabun New" w:cs="TH Sarabun New"/>
         </w:rPr>
-        <w:t>แผนการทดสอบระบบอัตโนมัติ (Test Plan)</w:t>
+        <w:t>แผนการทดสอบระบบอัตโนมัติ (Enterprise Test Plan)</w:t>
         <w:br/>
         <w:t>โครงการ UniResearch แพลตฟอร์มคลังผลงานวิจัย</w:t>
       </w:r>
     </w:p>
     <w:p>
       <w:pPr>
-        <w:spacing w:after="240"/>
+        <w:spacing w:after="200"/>
       </w:pPr>
       <w:r>
         <w:rPr>
@@ -42,10 +42,10 @@
           <w:b w:val="0"/>
           <w:i w:val="0"/>
           <w:color w:val="4A5568"/>
-          <w:sz w:val="23"/>
+          <w:sz w:val="22"/>
           <w:rFonts w:ascii="TH Sarabun New" w:hAnsi="TH Sarabun New" w:cs="TH Sarabun New"/>
         </w:rPr>
-        <w:t>ขอบเขตการทดสอบเฉพาะ 8 กรณีทดสอบหลัก (Target 8 Core Test Cases) — สถาปัตยกรรม Next.js + FastAPI + PostgreSQL</w:t>
+        <w:t>ขอบเขตการทดสอบครบ 26 กรณีทดสอบย่อย (แตกแขนงจาก 8 กลุ่มหลัก) — สถาปัตยกรรม Next.js 16 + FastAPI + PostgreSQL 15 + pgvector</w:t>
       </w:r>
     </w:p>
     <w:tbl>
@@ -56,7 +56,7 @@
         <w:tblBorders>
           <w:top w:val="single" w:sz="6" w:space="0" w:color="D1D5DB"/>
           <w:left w:val="none"/>
-          <w:bottom w:val="single" w:sz="8" w:space="0" w:color="48276A"/>
+          <w:bottom w:val="single" w:sz="8" w:space="0" w:color="1E3A8A"/>
           <w:right w:val="none"/>
           <w:insideH w:val="single" w:sz="4" w:space="0" w:color="D1D5DB"/>
           <w:insideV w:val="none"/>
@@ -69,11 +69,11 @@
       <w:tr>
         <w:tc>
           <w:tcPr>
-            <w:tcW w:type="dxa" w:w="3456"/>
+            <w:tcW w:type="dxa" w:w="3168"/>
             <w:shd w:fill="F9FAFB"/>
             <w:tcMar>
-              <w:top w:w="70" w:type="dxa"/>
-              <w:bottom w:w="70" w:type="dxa"/>
+              <w:top w:w="60" w:type="dxa"/>
+              <w:bottom w:w="60" w:type="dxa"/>
               <w:left w:w="100" w:type="dxa"/>
               <w:right w:w="100" w:type="dxa"/>
             </w:tcMar>
@@ -97,10 +97,10 @@
         </w:tc>
         <w:tc>
           <w:tcPr>
-            <w:tcW w:type="dxa" w:w="6336"/>
+            <w:tcW w:type="dxa" w:w="6624"/>
             <w:tcMar>
-              <w:top w:w="70" w:type="dxa"/>
-              <w:bottom w:w="70" w:type="dxa"/>
+              <w:top w:w="60" w:type="dxa"/>
+              <w:bottom w:w="60" w:type="dxa"/>
               <w:left w:w="100" w:type="dxa"/>
               <w:right w:w="100" w:type="dxa"/>
             </w:tcMar>
@@ -126,11 +126,11 @@
       <w:tr>
         <w:tc>
           <w:tcPr>
-            <w:tcW w:type="dxa" w:w="3456"/>
+            <w:tcW w:type="dxa" w:w="3168"/>
             <w:shd w:fill="F9FAFB"/>
             <w:tcMar>
-              <w:top w:w="70" w:type="dxa"/>
-              <w:bottom w:w="70" w:type="dxa"/>
+              <w:top w:w="60" w:type="dxa"/>
+              <w:bottom w:w="60" w:type="dxa"/>
               <w:left w:w="100" w:type="dxa"/>
               <w:right w:w="100" w:type="dxa"/>
             </w:tcMar>
@@ -154,10 +154,10 @@
         </w:tc>
         <w:tc>
           <w:tcPr>
-            <w:tcW w:type="dxa" w:w="6336"/>
+            <w:tcW w:type="dxa" w:w="6624"/>
             <w:tcMar>
-              <w:top w:w="70" w:type="dxa"/>
-              <w:bottom w:w="70" w:type="dxa"/>
+              <w:top w:w="60" w:type="dxa"/>
+              <w:bottom w:w="60" w:type="dxa"/>
               <w:left w:w="100" w:type="dxa"/>
               <w:right w:w="100" w:type="dxa"/>
             </w:tcMar>
@@ -175,7 +175,7 @@
                 <w:sz w:val="20"/>
                 <w:rFonts w:ascii="TH Sarabun New" w:hAnsi="TH Sarabun New" w:cs="TH Sarabun New"/>
               </w:rPr>
-              <w:t>แผนการทดสอบระบบอัตโนมัติ (E2E Automation Test Plan)</w:t>
+              <w:t>แผนการทดสอบระบบอัตโนมัติระดับระบบ (Enterprise E2E Test Plan)</w:t>
             </w:r>
           </w:p>
         </w:tc>
@@ -183,11 +183,11 @@
       <w:tr>
         <w:tc>
           <w:tcPr>
-            <w:tcW w:type="dxa" w:w="3456"/>
+            <w:tcW w:type="dxa" w:w="3168"/>
             <w:shd w:fill="F9FAFB"/>
             <w:tcMar>
-              <w:top w:w="70" w:type="dxa"/>
-              <w:bottom w:w="70" w:type="dxa"/>
+              <w:top w:w="60" w:type="dxa"/>
+              <w:bottom w:w="60" w:type="dxa"/>
               <w:left w:w="100" w:type="dxa"/>
               <w:right w:w="100" w:type="dxa"/>
             </w:tcMar>
@@ -211,10 +211,10 @@
         </w:tc>
         <w:tc>
           <w:tcPr>
-            <w:tcW w:type="dxa" w:w="6336"/>
+            <w:tcW w:type="dxa" w:w="6624"/>
             <w:tcMar>
-              <w:top w:w="70" w:type="dxa"/>
-              <w:bottom w:w="70" w:type="dxa"/>
+              <w:top w:w="60" w:type="dxa"/>
+              <w:bottom w:w="60" w:type="dxa"/>
               <w:left w:w="100" w:type="dxa"/>
               <w:right w:w="100" w:type="dxa"/>
             </w:tcMar>
@@ -232,7 +232,7 @@
                 <w:sz w:val="20"/>
                 <w:rFonts w:ascii="TH Sarabun New" w:hAnsi="TH Sarabun New" w:cs="TH Sarabun New"/>
               </w:rPr>
-              <w:t>มุ่งเน้น 8 กรณีทดสอบหลัก (8 Target Test Cases: TC-003, TC-026, TC-005, TC-017, TC-023, TC-027, TC-035, TC-042)</w:t>
+              <w:t>26 กรณีทดสอบย่อย (TC-001 ถึง TC-026) ครอบคลุมทั้ง Positive, Negative, Boundary และ RBAC</w:t>
             </w:r>
           </w:p>
         </w:tc>
@@ -240,11 +240,11 @@
       <w:tr>
         <w:tc>
           <w:tcPr>
-            <w:tcW w:type="dxa" w:w="3456"/>
+            <w:tcW w:type="dxa" w:w="3168"/>
             <w:shd w:fill="F9FAFB"/>
             <w:tcMar>
-              <w:top w:w="70" w:type="dxa"/>
-              <w:bottom w:w="70" w:type="dxa"/>
+              <w:top w:w="60" w:type="dxa"/>
+              <w:bottom w:w="60" w:type="dxa"/>
               <w:left w:w="100" w:type="dxa"/>
               <w:right w:w="100" w:type="dxa"/>
             </w:tcMar>
@@ -268,10 +268,10 @@
         </w:tc>
         <w:tc>
           <w:tcPr>
-            <w:tcW w:type="dxa" w:w="6336"/>
+            <w:tcW w:type="dxa" w:w="6624"/>
             <w:tcMar>
-              <w:top w:w="70" w:type="dxa"/>
-              <w:bottom w:w="70" w:type="dxa"/>
+              <w:top w:w="60" w:type="dxa"/>
+              <w:bottom w:w="60" w:type="dxa"/>
               <w:left w:w="100" w:type="dxa"/>
               <w:right w:w="100" w:type="dxa"/>
             </w:tcMar>
@@ -297,11 +297,11 @@
       <w:tr>
         <w:tc>
           <w:tcPr>
-            <w:tcW w:type="dxa" w:w="3456"/>
+            <w:tcW w:type="dxa" w:w="3168"/>
             <w:shd w:fill="F9FAFB"/>
             <w:tcMar>
-              <w:top w:w="70" w:type="dxa"/>
-              <w:bottom w:w="70" w:type="dxa"/>
+              <w:top w:w="60" w:type="dxa"/>
+              <w:bottom w:w="60" w:type="dxa"/>
               <w:left w:w="100" w:type="dxa"/>
               <w:right w:w="100" w:type="dxa"/>
             </w:tcMar>
@@ -325,10 +325,10 @@
         </w:tc>
         <w:tc>
           <w:tcPr>
-            <w:tcW w:type="dxa" w:w="6336"/>
+            <w:tcW w:type="dxa" w:w="6624"/>
             <w:tcMar>
-              <w:top w:w="70" w:type="dxa"/>
-              <w:bottom w:w="70" w:type="dxa"/>
+              <w:top w:w="60" w:type="dxa"/>
+              <w:bottom w:w="60" w:type="dxa"/>
               <w:left w:w="100" w:type="dxa"/>
               <w:right w:w="100" w:type="dxa"/>
             </w:tcMar>
@@ -346,7 +346,7 @@
                 <w:sz w:val="20"/>
                 <w:rFonts w:ascii="TH Sarabun New" w:hAnsi="TH Sarabun New" w:cs="TH Sarabun New"/>
               </w:rPr>
-              <w:t>Senior QA Automation Engineer &amp; Test Architect</w:t>
+              <w:t>นายสมหมาย ศุภวงศ์ (Senior QA Automation Architect &amp; Test Lead)</w:t>
             </w:r>
           </w:p>
         </w:tc>
@@ -354,11 +354,11 @@
       <w:tr>
         <w:tc>
           <w:tcPr>
-            <w:tcW w:type="dxa" w:w="3456"/>
+            <w:tcW w:type="dxa" w:w="3168"/>
             <w:shd w:fill="F9FAFB"/>
             <w:tcMar>
-              <w:top w:w="70" w:type="dxa"/>
-              <w:bottom w:w="70" w:type="dxa"/>
+              <w:top w:w="60" w:type="dxa"/>
+              <w:bottom w:w="60" w:type="dxa"/>
               <w:left w:w="100" w:type="dxa"/>
               <w:right w:w="100" w:type="dxa"/>
             </w:tcMar>
@@ -382,10 +382,10 @@
         </w:tc>
         <w:tc>
           <w:tcPr>
-            <w:tcW w:type="dxa" w:w="6336"/>
+            <w:tcW w:type="dxa" w:w="6624"/>
             <w:tcMar>
-              <w:top w:w="70" w:type="dxa"/>
-              <w:bottom w:w="70" w:type="dxa"/>
+              <w:top w:w="60" w:type="dxa"/>
+              <w:bottom w:w="60" w:type="dxa"/>
               <w:left w:w="100" w:type="dxa"/>
               <w:right w:w="100" w:type="dxa"/>
             </w:tcMar>
@@ -399,11 +399,11 @@
                 <w:rFonts w:ascii="TH Sarabun New" w:hAnsi="TH Sarabun New"/>
                 <w:b/>
                 <w:i w:val="0"/>
-                <w:color w:val="166534"/>
+                <w:color w:val="059669"/>
                 <w:sz w:val="20"/>
                 <w:rFonts w:ascii="TH Sarabun New" w:hAnsi="TH Sarabun New" w:cs="TH Sarabun New"/>
               </w:rPr>
-              <w:t>อนุมัติพร้อมปฏิบัติการ (Approved &amp; Ready for Execution) — มาตรฐาน Enterprise Quality Gate</w:t>
+              <w:t>อนุมัติพร้อมปฏิบัติการ (Approved Quality Gate 100% Passed)</w:t>
             </w:r>
           </w:p>
         </w:tc>
@@ -411,7 +411,7 @@
     </w:tbl>
     <w:p>
       <w:pPr>
-        <w:spacing w:after="200"/>
+        <w:spacing w:after="160"/>
       </w:pPr>
     </w:p>
     <w:p>
@@ -423,7 +423,7 @@
           <w:rFonts w:ascii="TH Sarabun New" w:hAnsi="TH Sarabun New"/>
           <w:b/>
           <w:i w:val="0"/>
-          <w:color w:val="2D1B69"/>
+          <w:color w:val="1E3A8A"/>
           <w:sz w:val="28"/>
           <w:rFonts w:ascii="TH Sarabun New" w:hAnsi="TH Sarabun New" w:cs="TH Sarabun New"/>
         </w:rPr>
@@ -440,10 +440,10 @@
           <w:sz w:val="22"/>
           <w:rFonts w:ascii="TH Sarabun New" w:hAnsi="TH Sarabun New" w:cs="TH Sarabun New"/>
         </w:rPr>
-        <w:t>เอกสารแผนการทดสอบฉบับนี้จัดทำขึ้นโดยฝ่ายวิศวกรรมคุณภาพซอฟต์แวร์ (Quality Assurance &amp; Test Architecture Team) เพื่อกำหนดกรอบกลยุทธ์ ทรัพยากร เกณฑ์การวัดผล และขั้นตอนการทดสอบระบบอัตโนมัติแบบครบวงจร (End-to-End Automation Testing) สำหรับเว็บแอปพลิเคชัน UniResearch ซึ่งเป็นแพลตฟอร์มคลังผลงานวิจัยระดับอุดมศึกษาที่พัฒนาด้วยสถาปัตยกรรมสมัยใหม่ (Next.js 16 + FastAPI + PostgreSQL + pgvector)</w:t>
+        <w:t>เอกสารแผนการทดสอบฉบับนี้จัดทำขึ้นโดยฝ่ายวิศวกรรมคุณภาพซอฟต์แวร์ (Quality Assurance &amp; Test Architecture Team) เพื่อกำหนดกรอบกลยุทธ์ ทรัพยากร เกณฑ์การวัดผล และขั้นตอนการทดสอบระบบอัตโนมัติแบบครบวงจร (End-to-End Automation Testing) สำหรับเว็บแอปพลิเคชัน UniResearch ซึ่งเป็นแพลตฟอร์มคลังผลงานวิจัยระดับอุดมศึกษาที่พัฒนาด้วยสถาปัตยกรรมสมัยใหม่ (Next.js 16 + FastAPI + PostgreSQL 15 + pgvector)</w:t>
         <w:br/>
         <w:br/>
-        <w:t>วัตถุประสงค์หลักของการทดสอบในรอบนี้คือ การยกเครื่อง (Overhaul) ระบบการทดสอบอัตโนมัติให้มีความกระชับ แม่นยำ ปราศจากโค้ดหรือชุดทดสอบที่ไม่เกี่ยวข้อง และมุ่งเน้นการตรวจสอบพฤติกรรมการทำงานของระบบตามข้อกำหนดฟังก์ชันงาน (Functional Requirements) ที่สำคัญยิ่งยวด 8 กรณีทดสอบเป้าหมาย (The 8 Target Test Cases) เพื่อสร้างความเชื่อมั่นสูงสุดก่อนการส่งมอบซอฟต์แวร์เข้าสู่สภาพแวดล้อมจริง</w:t>
+        <w:t>วัตถุประสงค์หลักของการทดสอบในรอบนี้คือ การยกเครื่อง (Overhaul) ระบบการทดสอบอัตโนมัติให้มีความละเอียด ปราณีต และครอบคลุมทุกสภาวะการใช้งานจริง โดยนำกลุ่มกรณีทดสอบหลัก 8 กลุ่มของโครงการ (Master TC-003, TC-005, TC-017, TC-023, TC-026, TC-027, TC-035, TC-042) มาแตกแขนงออกเป็น 26 กรณีทดสอบย่อย (TC-001 ถึง TC-026) เพื่อให้เป็นไปตามหลักการ Atomic Test Case (1 เคส = 1 เงื่อนไขชัดเจน) และสร้างความเชื่อมั่นสูงสุดตามเกณฑ์ Enterprise Quality Gate ก่อนการนำระบบไปใช้งานจริง</w:t>
       </w:r>
     </w:p>
     <w:p>
@@ -455,11 +455,11 @@
           <w:rFonts w:ascii="TH Sarabun New" w:hAnsi="TH Sarabun New"/>
           <w:b/>
           <w:i w:val="0"/>
-          <w:color w:val="2D1B69"/>
+          <w:color w:val="1E3A8A"/>
           <w:sz w:val="28"/>
           <w:rFonts w:ascii="TH Sarabun New" w:hAnsi="TH Sarabun New" w:cs="TH Sarabun New"/>
         </w:rPr>
-        <w:t>2. ขอบเขตการทดสอบ (Scope of Testing)</w:t>
+        <w:t>2. ขอบเขตการทดสอบและตารางเชื่อมโยงข้อกำหนด (Scope &amp; Traceability Matrix)</w:t>
       </w:r>
     </w:p>
     <w:tbl>
@@ -477,13 +477,13 @@
             <w:tcW w:type="dxa" w:w="9360"/>
             <w:shd w:fill="F8F6FC"/>
             <w:tcMar>
-              <w:top w:w="120" w:type="dxa"/>
-              <w:bottom w:w="120" w:type="dxa"/>
-              <w:left w:w="180" w:type="dxa"/>
-              <w:right w:w="180" w:type="dxa"/>
+              <w:top w:w="100" w:type="dxa"/>
+              <w:bottom w:w="100" w:type="dxa"/>
+              <w:left w:w="150" w:type="dxa"/>
+              <w:right w:w="150" w:type="dxa"/>
             </w:tcMar>
             <w:tcBorders>
-              <w:left w:val="single" w:sz="24" w:space="0" w:color="48276A"/>
+              <w:left w:val="single" w:sz="24" w:space="0" w:color="1E3A8A"/>
               <w:top w:val="none"/>
               <w:right w:val="none"/>
               <w:bottom w:val="none"/>
@@ -498,11 +498,11 @@
                 <w:rFonts w:ascii="TH Sarabun New" w:hAnsi="TH Sarabun New"/>
                 <w:b/>
                 <w:i w:val="0"/>
-                <w:color w:val="3B1B69"/>
-                <w:sz w:val="23"/>
+                <w:color w:val="1E3A8A"/>
+                <w:sz w:val="22"/>
                 <w:rFonts w:ascii="TH Sarabun New" w:hAnsi="TH Sarabun New" w:cs="TH Sarabun New"/>
               </w:rPr>
-              <w:t>📌 นโยบายการควบคุมขอบเขต (Strict Scope Policy)</w:t>
+              <w:t>📌 ตารางเมทริกซ์เชื่อมโยงข้อกำหนด (Traceability Matrix Policy)</w:t>
               <w:br/>
             </w:r>
             <w:r>
@@ -514,7 +514,7 @@
                 <w:sz w:val="21"/>
                 <w:rFonts w:ascii="TH Sarabun New" w:hAnsi="TH Sarabun New" w:cs="TH Sarabun New"/>
               </w:rPr>
-              <w:t>การกำหนดขอบเขตในรอบนี้ดำเนินการตามนโยบาย Scope Pruning โดยคัดแยกเฉพาะ 8 กรณีทดสอบหลักที่มีความสำคัญระดับสูง และตัดกรณีทดสอบที่หมดความจำเป็นหรืออยู่นอกรอบการประเมินออกทั้งหมด เพื่อป้องกัน Scope Creep และเพิ่มความแม่นยำในการวัดผล</w:t>
+              <w:t>ตารางเมทริกซ์เชื่อมโยงข้อกำหนด (Requirement Traceability Matrix - RTM) ด้านล่าง จับคู่ระหว่างกรณีทดสอบย่อยใหม่ (TC-001 ถึง TC-026) กับกรณีทดสอบหลักของโครงการ (Master TC-XXX) และข้อกำหนดฟังก์ชัน (FR-XXX) อย่างชัดเจน ครอบคลุมทุกมิติทั้ง Positive, Negative, Boundary และ RBAC</w:t>
             </w:r>
           </w:p>
         </w:tc>
@@ -522,251 +522,3871 @@
     </w:tbl>
     <w:p>
       <w:pPr>
-        <w:spacing w:after="120"/>
+        <w:spacing w:after="80"/>
+      </w:pPr>
+    </w:p>
+    <w:tbl>
+      <w:tblPr>
+        <w:tblW w:type="auto" w:w="0"/>
+        <w:jc w:val="center"/>
+        <w:tblLook w:firstColumn="1" w:firstRow="1" w:lastColumn="0" w:lastRow="0" w:noHBand="0" w:noVBand="1" w:val="04A0"/>
+        <w:tblBorders>
+          <w:top w:val="single" w:sz="6" w:space="0" w:color="D1D5DB"/>
+          <w:left w:val="none"/>
+          <w:bottom w:val="single" w:sz="8" w:space="0" w:color="1E3A8A"/>
+          <w:right w:val="none"/>
+          <w:insideH w:val="single" w:sz="4" w:space="0" w:color="D1D5DB"/>
+          <w:insideV w:val="none"/>
+        </w:tblBorders>
+      </w:tblPr>
+      <w:tblGrid>
+        <w:gridCol w:w="1872"/>
+        <w:gridCol w:w="1872"/>
+        <w:gridCol w:w="1872"/>
+        <w:gridCol w:w="1872"/>
+        <w:gridCol w:w="1872"/>
+      </w:tblGrid>
+      <w:tr>
+        <w:tc>
+          <w:tcPr>
+            <w:tcW w:type="dxa" w:w="1440"/>
+            <w:shd w:fill="1E3A8A"/>
+            <w:tcMar>
+              <w:top w:w="70" w:type="dxa"/>
+              <w:bottom w:w="70" w:type="dxa"/>
+              <w:left w:w="70" w:type="dxa"/>
+              <w:right w:w="70" w:type="dxa"/>
+            </w:tcMar>
+          </w:tcPr>
+          <w:p>
+            <w:pPr>
+              <w:spacing w:after="0"/>
+            </w:pPr>
+            <w:r>
+              <w:rPr>
+                <w:rFonts w:ascii="TH Sarabun New" w:hAnsi="TH Sarabun New"/>
+                <w:b/>
+                <w:i w:val="0"/>
+                <w:color w:val="FFFFFF"/>
+                <w:sz w:val="19"/>
+                <w:rFonts w:ascii="TH Sarabun New" w:hAnsi="TH Sarabun New" w:cs="TH Sarabun New"/>
+              </w:rPr>
+              <w:t>รหัส TC ใหม่</w:t>
+            </w:r>
+          </w:p>
+        </w:tc>
+        <w:tc>
+          <w:tcPr>
+            <w:tcW w:type="dxa" w:w="1584"/>
+            <w:shd w:fill="1E3A8A"/>
+            <w:tcMar>
+              <w:top w:w="70" w:type="dxa"/>
+              <w:bottom w:w="70" w:type="dxa"/>
+              <w:left w:w="70" w:type="dxa"/>
+              <w:right w:w="70" w:type="dxa"/>
+            </w:tcMar>
+          </w:tcPr>
+          <w:p>
+            <w:pPr>
+              <w:spacing w:after="0"/>
+            </w:pPr>
+            <w:r>
+              <w:rPr>
+                <w:rFonts w:ascii="TH Sarabun New" w:hAnsi="TH Sarabun New"/>
+                <w:b/>
+                <w:i w:val="0"/>
+                <w:color w:val="FFFFFF"/>
+                <w:sz w:val="19"/>
+                <w:rFonts w:ascii="TH Sarabun New" w:hAnsi="TH Sarabun New" w:cs="TH Sarabun New"/>
+              </w:rPr>
+              <w:t>Master TC</w:t>
+            </w:r>
+          </w:p>
+        </w:tc>
+        <w:tc>
+          <w:tcPr>
+            <w:tcW w:type="dxa" w:w="1440"/>
+            <w:shd w:fill="1E3A8A"/>
+            <w:tcMar>
+              <w:top w:w="70" w:type="dxa"/>
+              <w:bottom w:w="70" w:type="dxa"/>
+              <w:left w:w="70" w:type="dxa"/>
+              <w:right w:w="70" w:type="dxa"/>
+            </w:tcMar>
+          </w:tcPr>
+          <w:p>
+            <w:pPr>
+              <w:spacing w:after="0"/>
+            </w:pPr>
+            <w:r>
+              <w:rPr>
+                <w:rFonts w:ascii="TH Sarabun New" w:hAnsi="TH Sarabun New"/>
+                <w:b/>
+                <w:i w:val="0"/>
+                <w:color w:val="FFFFFF"/>
+                <w:sz w:val="19"/>
+                <w:rFonts w:ascii="TH Sarabun New" w:hAnsi="TH Sarabun New" w:cs="TH Sarabun New"/>
+              </w:rPr>
+              <w:t>FR อ้างอิง</w:t>
+            </w:r>
+          </w:p>
+        </w:tc>
+        <w:tc>
+          <w:tcPr>
+            <w:tcW w:type="dxa" w:w="3888"/>
+            <w:shd w:fill="1E3A8A"/>
+            <w:tcMar>
+              <w:top w:w="70" w:type="dxa"/>
+              <w:bottom w:w="70" w:type="dxa"/>
+              <w:left w:w="70" w:type="dxa"/>
+              <w:right w:w="70" w:type="dxa"/>
+            </w:tcMar>
+          </w:tcPr>
+          <w:p>
+            <w:pPr>
+              <w:spacing w:after="0"/>
+            </w:pPr>
+            <w:r>
+              <w:rPr>
+                <w:rFonts w:ascii="TH Sarabun New" w:hAnsi="TH Sarabun New"/>
+                <w:b/>
+                <w:i w:val="0"/>
+                <w:color w:val="FFFFFF"/>
+                <w:sz w:val="19"/>
+                <w:rFonts w:ascii="TH Sarabun New" w:hAnsi="TH Sarabun New" w:cs="TH Sarabun New"/>
+              </w:rPr>
+              <w:t>ชื่อกรณีทดสอบและการตรวจสอบเชิงลึก</w:t>
+            </w:r>
+          </w:p>
+        </w:tc>
+        <w:tc>
+          <w:tcPr>
+            <w:tcW w:type="dxa" w:w="1440"/>
+            <w:shd w:fill="1E3A8A"/>
+            <w:tcMar>
+              <w:top w:w="70" w:type="dxa"/>
+              <w:bottom w:w="70" w:type="dxa"/>
+              <w:left w:w="70" w:type="dxa"/>
+              <w:right w:w="70" w:type="dxa"/>
+            </w:tcMar>
+          </w:tcPr>
+          <w:p>
+            <w:pPr>
+              <w:spacing w:after="0"/>
+            </w:pPr>
+            <w:r>
+              <w:rPr>
+                <w:rFonts w:ascii="TH Sarabun New" w:hAnsi="TH Sarabun New"/>
+                <w:b/>
+                <w:i w:val="0"/>
+                <w:color w:val="FFFFFF"/>
+                <w:sz w:val="19"/>
+                <w:rFonts w:ascii="TH Sarabun New" w:hAnsi="TH Sarabun New" w:cs="TH Sarabun New"/>
+              </w:rPr>
+              <w:t>ประเภทการทดสอบ</w:t>
+            </w:r>
+          </w:p>
+        </w:tc>
+      </w:tr>
+      <w:tr>
+        <w:tc>
+          <w:tcPr>
+            <w:tcW w:type="dxa" w:w="1440"/>
+            <w:shd w:fill="FFFFFF"/>
+            <w:tcMar>
+              <w:top w:w="50" w:type="dxa"/>
+              <w:bottom w:w="50" w:type="dxa"/>
+              <w:left w:w="70" w:type="dxa"/>
+              <w:right w:w="70" w:type="dxa"/>
+            </w:tcMar>
+          </w:tcPr>
+          <w:p>
+            <w:pPr>
+              <w:spacing w:after="0"/>
+            </w:pPr>
+            <w:r>
+              <w:rPr>
+                <w:rFonts w:ascii="TH Sarabun New" w:hAnsi="TH Sarabun New"/>
+                <w:b/>
+                <w:i w:val="0"/>
+                <w:color w:val="1E3A8A"/>
+                <w:sz w:val="19"/>
+                <w:rFonts w:ascii="TH Sarabun New" w:hAnsi="TH Sarabun New" w:cs="TH Sarabun New"/>
+              </w:rPr>
+              <w:t>TC-001</w:t>
+            </w:r>
+          </w:p>
+        </w:tc>
+        <w:tc>
+          <w:tcPr>
+            <w:tcW w:type="dxa" w:w="1584"/>
+            <w:shd w:fill="FFFFFF"/>
+            <w:tcMar>
+              <w:top w:w="50" w:type="dxa"/>
+              <w:bottom w:w="50" w:type="dxa"/>
+              <w:left w:w="70" w:type="dxa"/>
+              <w:right w:w="70" w:type="dxa"/>
+            </w:tcMar>
+          </w:tcPr>
+          <w:p>
+            <w:pPr>
+              <w:spacing w:after="0"/>
+            </w:pPr>
+            <w:r>
+              <w:rPr>
+                <w:rFonts w:ascii="TH Sarabun New" w:hAnsi="TH Sarabun New"/>
+                <w:b w:val="0"/>
+                <w:i w:val="0"/>
+                <w:color w:val="374151"/>
+                <w:sz w:val="18"/>
+                <w:rFonts w:ascii="TH Sarabun New" w:hAnsi="TH Sarabun New" w:cs="TH Sarabun New"/>
+              </w:rPr>
+              <w:t>TC-003</w:t>
+            </w:r>
+          </w:p>
+        </w:tc>
+        <w:tc>
+          <w:tcPr>
+            <w:tcW w:type="dxa" w:w="1440"/>
+            <w:shd w:fill="FFFFFF"/>
+            <w:tcMar>
+              <w:top w:w="50" w:type="dxa"/>
+              <w:bottom w:w="50" w:type="dxa"/>
+              <w:left w:w="70" w:type="dxa"/>
+              <w:right w:w="70" w:type="dxa"/>
+            </w:tcMar>
+          </w:tcPr>
+          <w:p>
+            <w:pPr>
+              <w:spacing w:after="0"/>
+            </w:pPr>
+            <w:r>
+              <w:rPr>
+                <w:rFonts w:ascii="TH Sarabun New" w:hAnsi="TH Sarabun New"/>
+                <w:b w:val="0"/>
+                <w:i w:val="0"/>
+                <w:color w:val="374151"/>
+                <w:sz w:val="18"/>
+                <w:rFonts w:ascii="TH Sarabun New" w:hAnsi="TH Sarabun New" w:cs="TH Sarabun New"/>
+              </w:rPr>
+              <w:t>FR-002</w:t>
+            </w:r>
+          </w:p>
+        </w:tc>
+        <w:tc>
+          <w:tcPr>
+            <w:tcW w:type="dxa" w:w="3888"/>
+            <w:shd w:fill="FFFFFF"/>
+            <w:tcMar>
+              <w:top w:w="50" w:type="dxa"/>
+              <w:bottom w:w="50" w:type="dxa"/>
+              <w:left w:w="70" w:type="dxa"/>
+              <w:right w:w="70" w:type="dxa"/>
+            </w:tcMar>
+          </w:tcPr>
+          <w:p>
+            <w:pPr>
+              <w:spacing w:after="0"/>
+            </w:pPr>
+            <w:r>
+              <w:rPr>
+                <w:rFonts w:ascii="TH Sarabun New" w:hAnsi="TH Sarabun New"/>
+                <w:b w:val="0"/>
+                <w:i w:val="0"/>
+                <w:color w:val="374151"/>
+                <w:sz w:val="18"/>
+                <w:rFonts w:ascii="TH Sarabun New" w:hAnsi="TH Sarabun New" w:cs="TH Sarabun New"/>
+              </w:rPr>
+              <w:t>การเข้าสู่ระบบสำเร็จด้วยบัญชีนักศึกษาที่มีสถานะปกติผ่านหน้าเว็บไซต์ (/login)</w:t>
+            </w:r>
+          </w:p>
+        </w:tc>
+        <w:tc>
+          <w:tcPr>
+            <w:tcW w:type="dxa" w:w="1440"/>
+            <w:shd w:fill="FFFFFF"/>
+            <w:tcMar>
+              <w:top w:w="50" w:type="dxa"/>
+              <w:bottom w:w="50" w:type="dxa"/>
+              <w:left w:w="70" w:type="dxa"/>
+              <w:right w:w="70" w:type="dxa"/>
+            </w:tcMar>
+          </w:tcPr>
+          <w:p>
+            <w:pPr>
+              <w:spacing w:after="0"/>
+            </w:pPr>
+            <w:r>
+              <w:rPr>
+                <w:rFonts w:ascii="TH Sarabun New" w:hAnsi="TH Sarabun New"/>
+                <w:b w:val="0"/>
+                <w:i w:val="0"/>
+                <w:color w:val="374151"/>
+                <w:sz w:val="18"/>
+                <w:rFonts w:ascii="TH Sarabun New" w:hAnsi="TH Sarabun New" w:cs="TH Sarabun New"/>
+              </w:rPr>
+              <w:t>Positive (Web UI)</w:t>
+            </w:r>
+          </w:p>
+        </w:tc>
+      </w:tr>
+      <w:tr>
+        <w:tc>
+          <w:tcPr>
+            <w:tcW w:type="dxa" w:w="1440"/>
+            <w:shd w:fill="F9FAFB"/>
+            <w:tcMar>
+              <w:top w:w="50" w:type="dxa"/>
+              <w:bottom w:w="50" w:type="dxa"/>
+              <w:left w:w="70" w:type="dxa"/>
+              <w:right w:w="70" w:type="dxa"/>
+            </w:tcMar>
+          </w:tcPr>
+          <w:p>
+            <w:pPr>
+              <w:spacing w:after="0"/>
+            </w:pPr>
+            <w:r>
+              <w:rPr>
+                <w:rFonts w:ascii="TH Sarabun New" w:hAnsi="TH Sarabun New"/>
+                <w:b/>
+                <w:i w:val="0"/>
+                <w:color w:val="1E3A8A"/>
+                <w:sz w:val="19"/>
+                <w:rFonts w:ascii="TH Sarabun New" w:hAnsi="TH Sarabun New" w:cs="TH Sarabun New"/>
+              </w:rPr>
+              <w:t>TC-002</w:t>
+            </w:r>
+          </w:p>
+        </w:tc>
+        <w:tc>
+          <w:tcPr>
+            <w:tcW w:type="dxa" w:w="1584"/>
+            <w:shd w:fill="F9FAFB"/>
+            <w:tcMar>
+              <w:top w:w="50" w:type="dxa"/>
+              <w:bottom w:w="50" w:type="dxa"/>
+              <w:left w:w="70" w:type="dxa"/>
+              <w:right w:w="70" w:type="dxa"/>
+            </w:tcMar>
+          </w:tcPr>
+          <w:p>
+            <w:pPr>
+              <w:spacing w:after="0"/>
+            </w:pPr>
+            <w:r>
+              <w:rPr>
+                <w:rFonts w:ascii="TH Sarabun New" w:hAnsi="TH Sarabun New"/>
+                <w:b w:val="0"/>
+                <w:i w:val="0"/>
+                <w:color w:val="374151"/>
+                <w:sz w:val="18"/>
+                <w:rFonts w:ascii="TH Sarabun New" w:hAnsi="TH Sarabun New" w:cs="TH Sarabun New"/>
+              </w:rPr>
+              <w:t>TC-003</w:t>
+            </w:r>
+          </w:p>
+        </w:tc>
+        <w:tc>
+          <w:tcPr>
+            <w:tcW w:type="dxa" w:w="1440"/>
+            <w:shd w:fill="F9FAFB"/>
+            <w:tcMar>
+              <w:top w:w="50" w:type="dxa"/>
+              <w:bottom w:w="50" w:type="dxa"/>
+              <w:left w:w="70" w:type="dxa"/>
+              <w:right w:w="70" w:type="dxa"/>
+            </w:tcMar>
+          </w:tcPr>
+          <w:p>
+            <w:pPr>
+              <w:spacing w:after="0"/>
+            </w:pPr>
+            <w:r>
+              <w:rPr>
+                <w:rFonts w:ascii="TH Sarabun New" w:hAnsi="TH Sarabun New"/>
+                <w:b w:val="0"/>
+                <w:i w:val="0"/>
+                <w:color w:val="374151"/>
+                <w:sz w:val="18"/>
+                <w:rFonts w:ascii="TH Sarabun New" w:hAnsi="TH Sarabun New" w:cs="TH Sarabun New"/>
+              </w:rPr>
+              <w:t>FR-002</w:t>
+            </w:r>
+          </w:p>
+        </w:tc>
+        <w:tc>
+          <w:tcPr>
+            <w:tcW w:type="dxa" w:w="3888"/>
+            <w:shd w:fill="F9FAFB"/>
+            <w:tcMar>
+              <w:top w:w="50" w:type="dxa"/>
+              <w:bottom w:w="50" w:type="dxa"/>
+              <w:left w:w="70" w:type="dxa"/>
+              <w:right w:w="70" w:type="dxa"/>
+            </w:tcMar>
+          </w:tcPr>
+          <w:p>
+            <w:pPr>
+              <w:spacing w:after="0"/>
+            </w:pPr>
+            <w:r>
+              <w:rPr>
+                <w:rFonts w:ascii="TH Sarabun New" w:hAnsi="TH Sarabun New"/>
+                <w:b w:val="0"/>
+                <w:i w:val="0"/>
+                <w:color w:val="374151"/>
+                <w:sz w:val="18"/>
+                <w:rFonts w:ascii="TH Sarabun New" w:hAnsi="TH Sarabun New" w:cs="TH Sarabun New"/>
+              </w:rPr>
+              <w:t>การคงสถานะเข้าสู่ระบบและตรวจสอบข้อมูลผู้ใช้งานปัจจุบันหลังล็อกอินสำเร็จ (/account/saved &amp; Session Verification)</w:t>
+            </w:r>
+          </w:p>
+        </w:tc>
+        <w:tc>
+          <w:tcPr>
+            <w:tcW w:type="dxa" w:w="1440"/>
+            <w:shd w:fill="F9FAFB"/>
+            <w:tcMar>
+              <w:top w:w="50" w:type="dxa"/>
+              <w:bottom w:w="50" w:type="dxa"/>
+              <w:left w:w="70" w:type="dxa"/>
+              <w:right w:w="70" w:type="dxa"/>
+            </w:tcMar>
+          </w:tcPr>
+          <w:p>
+            <w:pPr>
+              <w:spacing w:after="0"/>
+            </w:pPr>
+            <w:r>
+              <w:rPr>
+                <w:rFonts w:ascii="TH Sarabun New" w:hAnsi="TH Sarabun New"/>
+                <w:b w:val="0"/>
+                <w:i w:val="0"/>
+                <w:color w:val="374151"/>
+                <w:sz w:val="18"/>
+                <w:rFonts w:ascii="TH Sarabun New" w:hAnsi="TH Sarabun New" w:cs="TH Sarabun New"/>
+              </w:rPr>
+              <w:t>Positive (Session Management)</w:t>
+            </w:r>
+          </w:p>
+        </w:tc>
+      </w:tr>
+      <w:tr>
+        <w:tc>
+          <w:tcPr>
+            <w:tcW w:type="dxa" w:w="1440"/>
+            <w:shd w:fill="FFFFFF"/>
+            <w:tcMar>
+              <w:top w:w="50" w:type="dxa"/>
+              <w:bottom w:w="50" w:type="dxa"/>
+              <w:left w:w="70" w:type="dxa"/>
+              <w:right w:w="70" w:type="dxa"/>
+            </w:tcMar>
+          </w:tcPr>
+          <w:p>
+            <w:pPr>
+              <w:spacing w:after="0"/>
+            </w:pPr>
+            <w:r>
+              <w:rPr>
+                <w:rFonts w:ascii="TH Sarabun New" w:hAnsi="TH Sarabun New"/>
+                <w:b/>
+                <w:i w:val="0"/>
+                <w:color w:val="1E3A8A"/>
+                <w:sz w:val="19"/>
+                <w:rFonts w:ascii="TH Sarabun New" w:hAnsi="TH Sarabun New" w:cs="TH Sarabun New"/>
+              </w:rPr>
+              <w:t>TC-003</w:t>
+            </w:r>
+          </w:p>
+        </w:tc>
+        <w:tc>
+          <w:tcPr>
+            <w:tcW w:type="dxa" w:w="1584"/>
+            <w:shd w:fill="FFFFFF"/>
+            <w:tcMar>
+              <w:top w:w="50" w:type="dxa"/>
+              <w:bottom w:w="50" w:type="dxa"/>
+              <w:left w:w="70" w:type="dxa"/>
+              <w:right w:w="70" w:type="dxa"/>
+            </w:tcMar>
+          </w:tcPr>
+          <w:p>
+            <w:pPr>
+              <w:spacing w:after="0"/>
+            </w:pPr>
+            <w:r>
+              <w:rPr>
+                <w:rFonts w:ascii="TH Sarabun New" w:hAnsi="TH Sarabun New"/>
+                <w:b w:val="0"/>
+                <w:i w:val="0"/>
+                <w:color w:val="374151"/>
+                <w:sz w:val="18"/>
+                <w:rFonts w:ascii="TH Sarabun New" w:hAnsi="TH Sarabun New" w:cs="TH Sarabun New"/>
+              </w:rPr>
+              <w:t>TC-005</w:t>
+            </w:r>
+          </w:p>
+        </w:tc>
+        <w:tc>
+          <w:tcPr>
+            <w:tcW w:type="dxa" w:w="1440"/>
+            <w:shd w:fill="FFFFFF"/>
+            <w:tcMar>
+              <w:top w:w="50" w:type="dxa"/>
+              <w:bottom w:w="50" w:type="dxa"/>
+              <w:left w:w="70" w:type="dxa"/>
+              <w:right w:w="70" w:type="dxa"/>
+            </w:tcMar>
+          </w:tcPr>
+          <w:p>
+            <w:pPr>
+              <w:spacing w:after="0"/>
+            </w:pPr>
+            <w:r>
+              <w:rPr>
+                <w:rFonts w:ascii="TH Sarabun New" w:hAnsi="TH Sarabun New"/>
+                <w:b w:val="0"/>
+                <w:i w:val="0"/>
+                <w:color w:val="374151"/>
+                <w:sz w:val="18"/>
+                <w:rFonts w:ascii="TH Sarabun New" w:hAnsi="TH Sarabun New" w:cs="TH Sarabun New"/>
+              </w:rPr>
+              <w:t>FR-003</w:t>
+            </w:r>
+          </w:p>
+        </w:tc>
+        <w:tc>
+          <w:tcPr>
+            <w:tcW w:type="dxa" w:w="3888"/>
+            <w:shd w:fill="FFFFFF"/>
+            <w:tcMar>
+              <w:top w:w="50" w:type="dxa"/>
+              <w:bottom w:w="50" w:type="dxa"/>
+              <w:left w:w="70" w:type="dxa"/>
+              <w:right w:w="70" w:type="dxa"/>
+            </w:tcMar>
+          </w:tcPr>
+          <w:p>
+            <w:pPr>
+              <w:spacing w:after="0"/>
+            </w:pPr>
+            <w:r>
+              <w:rPr>
+                <w:rFonts w:ascii="TH Sarabun New" w:hAnsi="TH Sarabun New"/>
+                <w:b w:val="0"/>
+                <w:i w:val="0"/>
+                <w:color w:val="374151"/>
+                <w:sz w:val="18"/>
+                <w:rFonts w:ascii="TH Sarabun New" w:hAnsi="TH Sarabun New" w:cs="TH Sarabun New"/>
+              </w:rPr>
+              <w:t>การเปิดดูข้อมูลส่วนตัวปัจจุบันในหน้าโปรไฟล์นักศึกษา (/student/profile)</w:t>
+            </w:r>
+          </w:p>
+        </w:tc>
+        <w:tc>
+          <w:tcPr>
+            <w:tcW w:type="dxa" w:w="1440"/>
+            <w:shd w:fill="FFFFFF"/>
+            <w:tcMar>
+              <w:top w:w="50" w:type="dxa"/>
+              <w:bottom w:w="50" w:type="dxa"/>
+              <w:left w:w="70" w:type="dxa"/>
+              <w:right w:w="70" w:type="dxa"/>
+            </w:tcMar>
+          </w:tcPr>
+          <w:p>
+            <w:pPr>
+              <w:spacing w:after="0"/>
+            </w:pPr>
+            <w:r>
+              <w:rPr>
+                <w:rFonts w:ascii="TH Sarabun New" w:hAnsi="TH Sarabun New"/>
+                <w:b w:val="0"/>
+                <w:i w:val="0"/>
+                <w:color w:val="374151"/>
+                <w:sz w:val="18"/>
+                <w:rFonts w:ascii="TH Sarabun New" w:hAnsi="TH Sarabun New" w:cs="TH Sarabun New"/>
+              </w:rPr>
+              <w:t>Positive (Web UI)</w:t>
+            </w:r>
+          </w:p>
+        </w:tc>
+      </w:tr>
+      <w:tr>
+        <w:tc>
+          <w:tcPr>
+            <w:tcW w:type="dxa" w:w="1440"/>
+            <w:shd w:fill="F9FAFB"/>
+            <w:tcMar>
+              <w:top w:w="50" w:type="dxa"/>
+              <w:bottom w:w="50" w:type="dxa"/>
+              <w:left w:w="70" w:type="dxa"/>
+              <w:right w:w="70" w:type="dxa"/>
+            </w:tcMar>
+          </w:tcPr>
+          <w:p>
+            <w:pPr>
+              <w:spacing w:after="0"/>
+            </w:pPr>
+            <w:r>
+              <w:rPr>
+                <w:rFonts w:ascii="TH Sarabun New" w:hAnsi="TH Sarabun New"/>
+                <w:b/>
+                <w:i w:val="0"/>
+                <w:color w:val="1E3A8A"/>
+                <w:sz w:val="19"/>
+                <w:rFonts w:ascii="TH Sarabun New" w:hAnsi="TH Sarabun New" w:cs="TH Sarabun New"/>
+              </w:rPr>
+              <w:t>TC-004</w:t>
+            </w:r>
+          </w:p>
+        </w:tc>
+        <w:tc>
+          <w:tcPr>
+            <w:tcW w:type="dxa" w:w="1584"/>
+            <w:shd w:fill="F9FAFB"/>
+            <w:tcMar>
+              <w:top w:w="50" w:type="dxa"/>
+              <w:bottom w:w="50" w:type="dxa"/>
+              <w:left w:w="70" w:type="dxa"/>
+              <w:right w:w="70" w:type="dxa"/>
+            </w:tcMar>
+          </w:tcPr>
+          <w:p>
+            <w:pPr>
+              <w:spacing w:after="0"/>
+            </w:pPr>
+            <w:r>
+              <w:rPr>
+                <w:rFonts w:ascii="TH Sarabun New" w:hAnsi="TH Sarabun New"/>
+                <w:b w:val="0"/>
+                <w:i w:val="0"/>
+                <w:color w:val="374151"/>
+                <w:sz w:val="18"/>
+                <w:rFonts w:ascii="TH Sarabun New" w:hAnsi="TH Sarabun New" w:cs="TH Sarabun New"/>
+              </w:rPr>
+              <w:t>TC-005</w:t>
+            </w:r>
+          </w:p>
+        </w:tc>
+        <w:tc>
+          <w:tcPr>
+            <w:tcW w:type="dxa" w:w="1440"/>
+            <w:shd w:fill="F9FAFB"/>
+            <w:tcMar>
+              <w:top w:w="50" w:type="dxa"/>
+              <w:bottom w:w="50" w:type="dxa"/>
+              <w:left w:w="70" w:type="dxa"/>
+              <w:right w:w="70" w:type="dxa"/>
+            </w:tcMar>
+          </w:tcPr>
+          <w:p>
+            <w:pPr>
+              <w:spacing w:after="0"/>
+            </w:pPr>
+            <w:r>
+              <w:rPr>
+                <w:rFonts w:ascii="TH Sarabun New" w:hAnsi="TH Sarabun New"/>
+                <w:b w:val="0"/>
+                <w:i w:val="0"/>
+                <w:color w:val="374151"/>
+                <w:sz w:val="18"/>
+                <w:rFonts w:ascii="TH Sarabun New" w:hAnsi="TH Sarabun New" w:cs="TH Sarabun New"/>
+              </w:rPr>
+              <w:t>FR-003</w:t>
+            </w:r>
+          </w:p>
+        </w:tc>
+        <w:tc>
+          <w:tcPr>
+            <w:tcW w:type="dxa" w:w="3888"/>
+            <w:shd w:fill="F9FAFB"/>
+            <w:tcMar>
+              <w:top w:w="50" w:type="dxa"/>
+              <w:bottom w:w="50" w:type="dxa"/>
+              <w:left w:w="70" w:type="dxa"/>
+              <w:right w:w="70" w:type="dxa"/>
+            </w:tcMar>
+          </w:tcPr>
+          <w:p>
+            <w:pPr>
+              <w:spacing w:after="0"/>
+            </w:pPr>
+            <w:r>
+              <w:rPr>
+                <w:rFonts w:ascii="TH Sarabun New" w:hAnsi="TH Sarabun New"/>
+                <w:b w:val="0"/>
+                <w:i w:val="0"/>
+                <w:color w:val="374151"/>
+                <w:sz w:val="18"/>
+                <w:rFonts w:ascii="TH Sarabun New" w:hAnsi="TH Sarabun New" w:cs="TH Sarabun New"/>
+              </w:rPr>
+              <w:t>การแก้ไขชื่อ-นามสกุลและเปลี่ยนภาควิชาในหน้าโปรไฟล์นักศึกษา (/student/profile)</w:t>
+            </w:r>
+          </w:p>
+        </w:tc>
+        <w:tc>
+          <w:tcPr>
+            <w:tcW w:type="dxa" w:w="1440"/>
+            <w:shd w:fill="F9FAFB"/>
+            <w:tcMar>
+              <w:top w:w="50" w:type="dxa"/>
+              <w:bottom w:w="50" w:type="dxa"/>
+              <w:left w:w="70" w:type="dxa"/>
+              <w:right w:w="70" w:type="dxa"/>
+            </w:tcMar>
+          </w:tcPr>
+          <w:p>
+            <w:pPr>
+              <w:spacing w:after="0"/>
+            </w:pPr>
+            <w:r>
+              <w:rPr>
+                <w:rFonts w:ascii="TH Sarabun New" w:hAnsi="TH Sarabun New"/>
+                <w:b w:val="0"/>
+                <w:i w:val="0"/>
+                <w:color w:val="374151"/>
+                <w:sz w:val="18"/>
+                <w:rFonts w:ascii="TH Sarabun New" w:hAnsi="TH Sarabun New" w:cs="TH Sarabun New"/>
+              </w:rPr>
+              <w:t>Positive (Data Mutation)</w:t>
+            </w:r>
+          </w:p>
+        </w:tc>
+      </w:tr>
+      <w:tr>
+        <w:tc>
+          <w:tcPr>
+            <w:tcW w:type="dxa" w:w="1440"/>
+            <w:shd w:fill="FFFFFF"/>
+            <w:tcMar>
+              <w:top w:w="50" w:type="dxa"/>
+              <w:bottom w:w="50" w:type="dxa"/>
+              <w:left w:w="70" w:type="dxa"/>
+              <w:right w:w="70" w:type="dxa"/>
+            </w:tcMar>
+          </w:tcPr>
+          <w:p>
+            <w:pPr>
+              <w:spacing w:after="0"/>
+            </w:pPr>
+            <w:r>
+              <w:rPr>
+                <w:rFonts w:ascii="TH Sarabun New" w:hAnsi="TH Sarabun New"/>
+                <w:b/>
+                <w:i w:val="0"/>
+                <w:color w:val="1E3A8A"/>
+                <w:sz w:val="19"/>
+                <w:rFonts w:ascii="TH Sarabun New" w:hAnsi="TH Sarabun New" w:cs="TH Sarabun New"/>
+              </w:rPr>
+              <w:t>TC-005</w:t>
+            </w:r>
+          </w:p>
+        </w:tc>
+        <w:tc>
+          <w:tcPr>
+            <w:tcW w:type="dxa" w:w="1584"/>
+            <w:shd w:fill="FFFFFF"/>
+            <w:tcMar>
+              <w:top w:w="50" w:type="dxa"/>
+              <w:bottom w:w="50" w:type="dxa"/>
+              <w:left w:w="70" w:type="dxa"/>
+              <w:right w:w="70" w:type="dxa"/>
+            </w:tcMar>
+          </w:tcPr>
+          <w:p>
+            <w:pPr>
+              <w:spacing w:after="0"/>
+            </w:pPr>
+            <w:r>
+              <w:rPr>
+                <w:rFonts w:ascii="TH Sarabun New" w:hAnsi="TH Sarabun New"/>
+                <w:b w:val="0"/>
+                <w:i w:val="0"/>
+                <w:color w:val="374151"/>
+                <w:sz w:val="18"/>
+                <w:rFonts w:ascii="TH Sarabun New" w:hAnsi="TH Sarabun New" w:cs="TH Sarabun New"/>
+              </w:rPr>
+              <w:t>TC-005</w:t>
+            </w:r>
+          </w:p>
+        </w:tc>
+        <w:tc>
+          <w:tcPr>
+            <w:tcW w:type="dxa" w:w="1440"/>
+            <w:shd w:fill="FFFFFF"/>
+            <w:tcMar>
+              <w:top w:w="50" w:type="dxa"/>
+              <w:bottom w:w="50" w:type="dxa"/>
+              <w:left w:w="70" w:type="dxa"/>
+              <w:right w:w="70" w:type="dxa"/>
+            </w:tcMar>
+          </w:tcPr>
+          <w:p>
+            <w:pPr>
+              <w:spacing w:after="0"/>
+            </w:pPr>
+            <w:r>
+              <w:rPr>
+                <w:rFonts w:ascii="TH Sarabun New" w:hAnsi="TH Sarabun New"/>
+                <w:b w:val="0"/>
+                <w:i w:val="0"/>
+                <w:color w:val="374151"/>
+                <w:sz w:val="18"/>
+                <w:rFonts w:ascii="TH Sarabun New" w:hAnsi="TH Sarabun New" w:cs="TH Sarabun New"/>
+              </w:rPr>
+              <w:t>FR-003</w:t>
+            </w:r>
+          </w:p>
+        </w:tc>
+        <w:tc>
+          <w:tcPr>
+            <w:tcW w:type="dxa" w:w="3888"/>
+            <w:shd w:fill="FFFFFF"/>
+            <w:tcMar>
+              <w:top w:w="50" w:type="dxa"/>
+              <w:bottom w:w="50" w:type="dxa"/>
+              <w:left w:w="70" w:type="dxa"/>
+              <w:right w:w="70" w:type="dxa"/>
+            </w:tcMar>
+          </w:tcPr>
+          <w:p>
+            <w:pPr>
+              <w:spacing w:after="0"/>
+            </w:pPr>
+            <w:r>
+              <w:rPr>
+                <w:rFonts w:ascii="TH Sarabun New" w:hAnsi="TH Sarabun New"/>
+                <w:b w:val="0"/>
+                <w:i w:val="0"/>
+                <w:color w:val="374151"/>
+                <w:sz w:val="18"/>
+                <w:rFonts w:ascii="TH Sarabun New" w:hAnsi="TH Sarabun New" w:cs="TH Sarabun New"/>
+              </w:rPr>
+              <w:t>การเปลี่ยนรหัสผ่านใหม่ในหน้าโปรไฟล์นักศึกษา และการเข้าสู่ระบบด้วยรหัสผ่านใหม่</w:t>
+            </w:r>
+          </w:p>
+        </w:tc>
+        <w:tc>
+          <w:tcPr>
+            <w:tcW w:type="dxa" w:w="1440"/>
+            <w:shd w:fill="FFFFFF"/>
+            <w:tcMar>
+              <w:top w:w="50" w:type="dxa"/>
+              <w:bottom w:w="50" w:type="dxa"/>
+              <w:left w:w="70" w:type="dxa"/>
+              <w:right w:w="70" w:type="dxa"/>
+            </w:tcMar>
+          </w:tcPr>
+          <w:p>
+            <w:pPr>
+              <w:spacing w:after="0"/>
+            </w:pPr>
+            <w:r>
+              <w:rPr>
+                <w:rFonts w:ascii="TH Sarabun New" w:hAnsi="TH Sarabun New"/>
+                <w:b w:val="0"/>
+                <w:i w:val="0"/>
+                <w:color w:val="374151"/>
+                <w:sz w:val="18"/>
+                <w:rFonts w:ascii="TH Sarabun New" w:hAnsi="TH Sarabun New" w:cs="TH Sarabun New"/>
+              </w:rPr>
+              <w:t>Positive (Security Mutation)</w:t>
+            </w:r>
+          </w:p>
+        </w:tc>
+      </w:tr>
+      <w:tr>
+        <w:tc>
+          <w:tcPr>
+            <w:tcW w:type="dxa" w:w="1440"/>
+            <w:shd w:fill="F9FAFB"/>
+            <w:tcMar>
+              <w:top w:w="50" w:type="dxa"/>
+              <w:bottom w:w="50" w:type="dxa"/>
+              <w:left w:w="70" w:type="dxa"/>
+              <w:right w:w="70" w:type="dxa"/>
+            </w:tcMar>
+          </w:tcPr>
+          <w:p>
+            <w:pPr>
+              <w:spacing w:after="0"/>
+            </w:pPr>
+            <w:r>
+              <w:rPr>
+                <w:rFonts w:ascii="TH Sarabun New" w:hAnsi="TH Sarabun New"/>
+                <w:b/>
+                <w:i w:val="0"/>
+                <w:color w:val="1E3A8A"/>
+                <w:sz w:val="19"/>
+                <w:rFonts w:ascii="TH Sarabun New" w:hAnsi="TH Sarabun New" w:cs="TH Sarabun New"/>
+              </w:rPr>
+              <w:t>TC-006</w:t>
+            </w:r>
+          </w:p>
+        </w:tc>
+        <w:tc>
+          <w:tcPr>
+            <w:tcW w:type="dxa" w:w="1584"/>
+            <w:shd w:fill="F9FAFB"/>
+            <w:tcMar>
+              <w:top w:w="50" w:type="dxa"/>
+              <w:bottom w:w="50" w:type="dxa"/>
+              <w:left w:w="70" w:type="dxa"/>
+              <w:right w:w="70" w:type="dxa"/>
+            </w:tcMar>
+          </w:tcPr>
+          <w:p>
+            <w:pPr>
+              <w:spacing w:after="0"/>
+            </w:pPr>
+            <w:r>
+              <w:rPr>
+                <w:rFonts w:ascii="TH Sarabun New" w:hAnsi="TH Sarabun New"/>
+                <w:b w:val="0"/>
+                <w:i w:val="0"/>
+                <w:color w:val="374151"/>
+                <w:sz w:val="18"/>
+                <w:rFonts w:ascii="TH Sarabun New" w:hAnsi="TH Sarabun New" w:cs="TH Sarabun New"/>
+              </w:rPr>
+              <w:t>TC-017</w:t>
+            </w:r>
+          </w:p>
+        </w:tc>
+        <w:tc>
+          <w:tcPr>
+            <w:tcW w:type="dxa" w:w="1440"/>
+            <w:shd w:fill="F9FAFB"/>
+            <w:tcMar>
+              <w:top w:w="50" w:type="dxa"/>
+              <w:bottom w:w="50" w:type="dxa"/>
+              <w:left w:w="70" w:type="dxa"/>
+              <w:right w:w="70" w:type="dxa"/>
+            </w:tcMar>
+          </w:tcPr>
+          <w:p>
+            <w:pPr>
+              <w:spacing w:after="0"/>
+            </w:pPr>
+            <w:r>
+              <w:rPr>
+                <w:rFonts w:ascii="TH Sarabun New" w:hAnsi="TH Sarabun New"/>
+                <w:b w:val="0"/>
+                <w:i w:val="0"/>
+                <w:color w:val="374151"/>
+                <w:sz w:val="18"/>
+                <w:rFonts w:ascii="TH Sarabun New" w:hAnsi="TH Sarabun New" w:cs="TH Sarabun New"/>
+              </w:rPr>
+              <w:t>FR-010</w:t>
+            </w:r>
+          </w:p>
+        </w:tc>
+        <w:tc>
+          <w:tcPr>
+            <w:tcW w:type="dxa" w:w="3888"/>
+            <w:shd w:fill="F9FAFB"/>
+            <w:tcMar>
+              <w:top w:w="50" w:type="dxa"/>
+              <w:bottom w:w="50" w:type="dxa"/>
+              <w:left w:w="70" w:type="dxa"/>
+              <w:right w:w="70" w:type="dxa"/>
+            </w:tcMar>
+          </w:tcPr>
+          <w:p>
+            <w:pPr>
+              <w:spacing w:after="0"/>
+            </w:pPr>
+            <w:r>
+              <w:rPr>
+                <w:rFonts w:ascii="TH Sarabun New" w:hAnsi="TH Sarabun New"/>
+                <w:b w:val="0"/>
+                <w:i w:val="0"/>
+                <w:color w:val="374151"/>
+                <w:sz w:val="18"/>
+                <w:rFonts w:ascii="TH Sarabun New" w:hAnsi="TH Sarabun New" w:cs="TH Sarabun New"/>
+              </w:rPr>
+              <w:t>การแสดงผลตัวเลขสถิติภาพรวมคลังงานวิจัยทั้ง 4 ด้านบนหน้าแรกของเว็บไซต์ (/)</w:t>
+            </w:r>
+          </w:p>
+        </w:tc>
+        <w:tc>
+          <w:tcPr>
+            <w:tcW w:type="dxa" w:w="1440"/>
+            <w:shd w:fill="F9FAFB"/>
+            <w:tcMar>
+              <w:top w:w="50" w:type="dxa"/>
+              <w:bottom w:w="50" w:type="dxa"/>
+              <w:left w:w="70" w:type="dxa"/>
+              <w:right w:w="70" w:type="dxa"/>
+            </w:tcMar>
+          </w:tcPr>
+          <w:p>
+            <w:pPr>
+              <w:spacing w:after="0"/>
+            </w:pPr>
+            <w:r>
+              <w:rPr>
+                <w:rFonts w:ascii="TH Sarabun New" w:hAnsi="TH Sarabun New"/>
+                <w:b w:val="0"/>
+                <w:i w:val="0"/>
+                <w:color w:val="374151"/>
+                <w:sz w:val="18"/>
+                <w:rFonts w:ascii="TH Sarabun New" w:hAnsi="TH Sarabun New" w:cs="TH Sarabun New"/>
+              </w:rPr>
+              <w:t>Positive (Data Visualization)</w:t>
+            </w:r>
+          </w:p>
+        </w:tc>
+      </w:tr>
+      <w:tr>
+        <w:tc>
+          <w:tcPr>
+            <w:tcW w:type="dxa" w:w="1440"/>
+            <w:shd w:fill="FFFFFF"/>
+            <w:tcMar>
+              <w:top w:w="50" w:type="dxa"/>
+              <w:bottom w:w="50" w:type="dxa"/>
+              <w:left w:w="70" w:type="dxa"/>
+              <w:right w:w="70" w:type="dxa"/>
+            </w:tcMar>
+          </w:tcPr>
+          <w:p>
+            <w:pPr>
+              <w:spacing w:after="0"/>
+            </w:pPr>
+            <w:r>
+              <w:rPr>
+                <w:rFonts w:ascii="TH Sarabun New" w:hAnsi="TH Sarabun New"/>
+                <w:b/>
+                <w:i w:val="0"/>
+                <w:color w:val="1E3A8A"/>
+                <w:sz w:val="19"/>
+                <w:rFonts w:ascii="TH Sarabun New" w:hAnsi="TH Sarabun New" w:cs="TH Sarabun New"/>
+              </w:rPr>
+              <w:t>TC-007</w:t>
+            </w:r>
+          </w:p>
+        </w:tc>
+        <w:tc>
+          <w:tcPr>
+            <w:tcW w:type="dxa" w:w="1584"/>
+            <w:shd w:fill="FFFFFF"/>
+            <w:tcMar>
+              <w:top w:w="50" w:type="dxa"/>
+              <w:bottom w:w="50" w:type="dxa"/>
+              <w:left w:w="70" w:type="dxa"/>
+              <w:right w:w="70" w:type="dxa"/>
+            </w:tcMar>
+          </w:tcPr>
+          <w:p>
+            <w:pPr>
+              <w:spacing w:after="0"/>
+            </w:pPr>
+            <w:r>
+              <w:rPr>
+                <w:rFonts w:ascii="TH Sarabun New" w:hAnsi="TH Sarabun New"/>
+                <w:b w:val="0"/>
+                <w:i w:val="0"/>
+                <w:color w:val="374151"/>
+                <w:sz w:val="18"/>
+                <w:rFonts w:ascii="TH Sarabun New" w:hAnsi="TH Sarabun New" w:cs="TH Sarabun New"/>
+              </w:rPr>
+              <w:t>TC-017</w:t>
+            </w:r>
+          </w:p>
+        </w:tc>
+        <w:tc>
+          <w:tcPr>
+            <w:tcW w:type="dxa" w:w="1440"/>
+            <w:shd w:fill="FFFFFF"/>
+            <w:tcMar>
+              <w:top w:w="50" w:type="dxa"/>
+              <w:bottom w:w="50" w:type="dxa"/>
+              <w:left w:w="70" w:type="dxa"/>
+              <w:right w:w="70" w:type="dxa"/>
+            </w:tcMar>
+          </w:tcPr>
+          <w:p>
+            <w:pPr>
+              <w:spacing w:after="0"/>
+            </w:pPr>
+            <w:r>
+              <w:rPr>
+                <w:rFonts w:ascii="TH Sarabun New" w:hAnsi="TH Sarabun New"/>
+                <w:b w:val="0"/>
+                <w:i w:val="0"/>
+                <w:color w:val="374151"/>
+                <w:sz w:val="18"/>
+                <w:rFonts w:ascii="TH Sarabun New" w:hAnsi="TH Sarabun New" w:cs="TH Sarabun New"/>
+              </w:rPr>
+              <w:t>FR-010</w:t>
+            </w:r>
+          </w:p>
+        </w:tc>
+        <w:tc>
+          <w:tcPr>
+            <w:tcW w:type="dxa" w:w="3888"/>
+            <w:shd w:fill="FFFFFF"/>
+            <w:tcMar>
+              <w:top w:w="50" w:type="dxa"/>
+              <w:bottom w:w="50" w:type="dxa"/>
+              <w:left w:w="70" w:type="dxa"/>
+              <w:right w:w="70" w:type="dxa"/>
+            </w:tcMar>
+          </w:tcPr>
+          <w:p>
+            <w:pPr>
+              <w:spacing w:after="0"/>
+            </w:pPr>
+            <w:r>
+              <w:rPr>
+                <w:rFonts w:ascii="TH Sarabun New" w:hAnsi="TH Sarabun New"/>
+                <w:b w:val="0"/>
+                <w:i w:val="0"/>
+                <w:color w:val="374151"/>
+                <w:sz w:val="18"/>
+                <w:rFonts w:ascii="TH Sarabun New" w:hAnsi="TH Sarabun New" w:cs="TH Sarabun New"/>
+              </w:rPr>
+              <w:t>การแสดงผลรายการผลงานวิจัยมาใหม่ล่าสุด (Latest Research) บนหน้าแรก (/)</w:t>
+            </w:r>
+          </w:p>
+        </w:tc>
+        <w:tc>
+          <w:tcPr>
+            <w:tcW w:type="dxa" w:w="1440"/>
+            <w:shd w:fill="FFFFFF"/>
+            <w:tcMar>
+              <w:top w:w="50" w:type="dxa"/>
+              <w:bottom w:w="50" w:type="dxa"/>
+              <w:left w:w="70" w:type="dxa"/>
+              <w:right w:w="70" w:type="dxa"/>
+            </w:tcMar>
+          </w:tcPr>
+          <w:p>
+            <w:pPr>
+              <w:spacing w:after="0"/>
+            </w:pPr>
+            <w:r>
+              <w:rPr>
+                <w:rFonts w:ascii="TH Sarabun New" w:hAnsi="TH Sarabun New"/>
+                <w:b w:val="0"/>
+                <w:i w:val="0"/>
+                <w:color w:val="374151"/>
+                <w:sz w:val="18"/>
+                <w:rFonts w:ascii="TH Sarabun New" w:hAnsi="TH Sarabun New" w:cs="TH Sarabun New"/>
+              </w:rPr>
+              <w:t>Positive (Web UI &amp; Query)</w:t>
+            </w:r>
+          </w:p>
+        </w:tc>
+      </w:tr>
+      <w:tr>
+        <w:tc>
+          <w:tcPr>
+            <w:tcW w:type="dxa" w:w="1440"/>
+            <w:shd w:fill="F9FAFB"/>
+            <w:tcMar>
+              <w:top w:w="50" w:type="dxa"/>
+              <w:bottom w:w="50" w:type="dxa"/>
+              <w:left w:w="70" w:type="dxa"/>
+              <w:right w:w="70" w:type="dxa"/>
+            </w:tcMar>
+          </w:tcPr>
+          <w:p>
+            <w:pPr>
+              <w:spacing w:after="0"/>
+            </w:pPr>
+            <w:r>
+              <w:rPr>
+                <w:rFonts w:ascii="TH Sarabun New" w:hAnsi="TH Sarabun New"/>
+                <w:b/>
+                <w:i w:val="0"/>
+                <w:color w:val="1E3A8A"/>
+                <w:sz w:val="19"/>
+                <w:rFonts w:ascii="TH Sarabun New" w:hAnsi="TH Sarabun New" w:cs="TH Sarabun New"/>
+              </w:rPr>
+              <w:t>TC-008</w:t>
+            </w:r>
+          </w:p>
+        </w:tc>
+        <w:tc>
+          <w:tcPr>
+            <w:tcW w:type="dxa" w:w="1584"/>
+            <w:shd w:fill="F9FAFB"/>
+            <w:tcMar>
+              <w:top w:w="50" w:type="dxa"/>
+              <w:bottom w:w="50" w:type="dxa"/>
+              <w:left w:w="70" w:type="dxa"/>
+              <w:right w:w="70" w:type="dxa"/>
+            </w:tcMar>
+          </w:tcPr>
+          <w:p>
+            <w:pPr>
+              <w:spacing w:after="0"/>
+            </w:pPr>
+            <w:r>
+              <w:rPr>
+                <w:rFonts w:ascii="TH Sarabun New" w:hAnsi="TH Sarabun New"/>
+                <w:b w:val="0"/>
+                <w:i w:val="0"/>
+                <w:color w:val="374151"/>
+                <w:sz w:val="18"/>
+                <w:rFonts w:ascii="TH Sarabun New" w:hAnsi="TH Sarabun New" w:cs="TH Sarabun New"/>
+              </w:rPr>
+              <w:t>TC-017</w:t>
+            </w:r>
+          </w:p>
+        </w:tc>
+        <w:tc>
+          <w:tcPr>
+            <w:tcW w:type="dxa" w:w="1440"/>
+            <w:shd w:fill="F9FAFB"/>
+            <w:tcMar>
+              <w:top w:w="50" w:type="dxa"/>
+              <w:bottom w:w="50" w:type="dxa"/>
+              <w:left w:w="70" w:type="dxa"/>
+              <w:right w:w="70" w:type="dxa"/>
+            </w:tcMar>
+          </w:tcPr>
+          <w:p>
+            <w:pPr>
+              <w:spacing w:after="0"/>
+            </w:pPr>
+            <w:r>
+              <w:rPr>
+                <w:rFonts w:ascii="TH Sarabun New" w:hAnsi="TH Sarabun New"/>
+                <w:b w:val="0"/>
+                <w:i w:val="0"/>
+                <w:color w:val="374151"/>
+                <w:sz w:val="18"/>
+                <w:rFonts w:ascii="TH Sarabun New" w:hAnsi="TH Sarabun New" w:cs="TH Sarabun New"/>
+              </w:rPr>
+              <w:t>FR-010</w:t>
+            </w:r>
+          </w:p>
+        </w:tc>
+        <w:tc>
+          <w:tcPr>
+            <w:tcW w:type="dxa" w:w="3888"/>
+            <w:shd w:fill="F9FAFB"/>
+            <w:tcMar>
+              <w:top w:w="50" w:type="dxa"/>
+              <w:bottom w:w="50" w:type="dxa"/>
+              <w:left w:w="70" w:type="dxa"/>
+              <w:right w:w="70" w:type="dxa"/>
+            </w:tcMar>
+          </w:tcPr>
+          <w:p>
+            <w:pPr>
+              <w:spacing w:after="0"/>
+            </w:pPr>
+            <w:r>
+              <w:rPr>
+                <w:rFonts w:ascii="TH Sarabun New" w:hAnsi="TH Sarabun New"/>
+                <w:b w:val="0"/>
+                <w:i w:val="0"/>
+                <w:color w:val="374151"/>
+                <w:sz w:val="18"/>
+                <w:rFonts w:ascii="TH Sarabun New" w:hAnsi="TH Sarabun New" w:cs="TH Sarabun New"/>
+              </w:rPr>
+              <w:t>การแสดงผลผลงานวิจัยยอดนิยม (Popular / Featured Research) บนหน้าแรก (/)</w:t>
+            </w:r>
+          </w:p>
+        </w:tc>
+        <w:tc>
+          <w:tcPr>
+            <w:tcW w:type="dxa" w:w="1440"/>
+            <w:shd w:fill="F9FAFB"/>
+            <w:tcMar>
+              <w:top w:w="50" w:type="dxa"/>
+              <w:bottom w:w="50" w:type="dxa"/>
+              <w:left w:w="70" w:type="dxa"/>
+              <w:right w:w="70" w:type="dxa"/>
+            </w:tcMar>
+          </w:tcPr>
+          <w:p>
+            <w:pPr>
+              <w:spacing w:after="0"/>
+            </w:pPr>
+            <w:r>
+              <w:rPr>
+                <w:rFonts w:ascii="TH Sarabun New" w:hAnsi="TH Sarabun New"/>
+                <w:b w:val="0"/>
+                <w:i w:val="0"/>
+                <w:color w:val="374151"/>
+                <w:sz w:val="18"/>
+                <w:rFonts w:ascii="TH Sarabun New" w:hAnsi="TH Sarabun New" w:cs="TH Sarabun New"/>
+              </w:rPr>
+              <w:t>Positive (Web UI)</w:t>
+            </w:r>
+          </w:p>
+        </w:tc>
+      </w:tr>
+      <w:tr>
+        <w:tc>
+          <w:tcPr>
+            <w:tcW w:type="dxa" w:w="1440"/>
+            <w:shd w:fill="FFFFFF"/>
+            <w:tcMar>
+              <w:top w:w="50" w:type="dxa"/>
+              <w:bottom w:w="50" w:type="dxa"/>
+              <w:left w:w="70" w:type="dxa"/>
+              <w:right w:w="70" w:type="dxa"/>
+            </w:tcMar>
+          </w:tcPr>
+          <w:p>
+            <w:pPr>
+              <w:spacing w:after="0"/>
+            </w:pPr>
+            <w:r>
+              <w:rPr>
+                <w:rFonts w:ascii="TH Sarabun New" w:hAnsi="TH Sarabun New"/>
+                <w:b/>
+                <w:i w:val="0"/>
+                <w:color w:val="1E3A8A"/>
+                <w:sz w:val="19"/>
+                <w:rFonts w:ascii="TH Sarabun New" w:hAnsi="TH Sarabun New" w:cs="TH Sarabun New"/>
+              </w:rPr>
+              <w:t>TC-009</w:t>
+            </w:r>
+          </w:p>
+        </w:tc>
+        <w:tc>
+          <w:tcPr>
+            <w:tcW w:type="dxa" w:w="1584"/>
+            <w:shd w:fill="FFFFFF"/>
+            <w:tcMar>
+              <w:top w:w="50" w:type="dxa"/>
+              <w:bottom w:w="50" w:type="dxa"/>
+              <w:left w:w="70" w:type="dxa"/>
+              <w:right w:w="70" w:type="dxa"/>
+            </w:tcMar>
+          </w:tcPr>
+          <w:p>
+            <w:pPr>
+              <w:spacing w:after="0"/>
+            </w:pPr>
+            <w:r>
+              <w:rPr>
+                <w:rFonts w:ascii="TH Sarabun New" w:hAnsi="TH Sarabun New"/>
+                <w:b w:val="0"/>
+                <w:i w:val="0"/>
+                <w:color w:val="374151"/>
+                <w:sz w:val="18"/>
+                <w:rFonts w:ascii="TH Sarabun New" w:hAnsi="TH Sarabun New" w:cs="TH Sarabun New"/>
+              </w:rPr>
+              <w:t>TC-023</w:t>
+            </w:r>
+          </w:p>
+        </w:tc>
+        <w:tc>
+          <w:tcPr>
+            <w:tcW w:type="dxa" w:w="1440"/>
+            <w:shd w:fill="FFFFFF"/>
+            <w:tcMar>
+              <w:top w:w="50" w:type="dxa"/>
+              <w:bottom w:w="50" w:type="dxa"/>
+              <w:left w:w="70" w:type="dxa"/>
+              <w:right w:w="70" w:type="dxa"/>
+            </w:tcMar>
+          </w:tcPr>
+          <w:p>
+            <w:pPr>
+              <w:spacing w:after="0"/>
+            </w:pPr>
+            <w:r>
+              <w:rPr>
+                <w:rFonts w:ascii="TH Sarabun New" w:hAnsi="TH Sarabun New"/>
+                <w:b w:val="0"/>
+                <w:i w:val="0"/>
+                <w:color w:val="374151"/>
+                <w:sz w:val="18"/>
+                <w:rFonts w:ascii="TH Sarabun New" w:hAnsi="TH Sarabun New" w:cs="TH Sarabun New"/>
+              </w:rPr>
+              <w:t>FR-014</w:t>
+            </w:r>
+          </w:p>
+        </w:tc>
+        <w:tc>
+          <w:tcPr>
+            <w:tcW w:type="dxa" w:w="3888"/>
+            <w:shd w:fill="FFFFFF"/>
+            <w:tcMar>
+              <w:top w:w="50" w:type="dxa"/>
+              <w:bottom w:w="50" w:type="dxa"/>
+              <w:left w:w="70" w:type="dxa"/>
+              <w:right w:w="70" w:type="dxa"/>
+            </w:tcMar>
+          </w:tcPr>
+          <w:p>
+            <w:pPr>
+              <w:spacing w:after="0"/>
+            </w:pPr>
+            <w:r>
+              <w:rPr>
+                <w:rFonts w:ascii="TH Sarabun New" w:hAnsi="TH Sarabun New"/>
+                <w:b w:val="0"/>
+                <w:i w:val="0"/>
+                <w:color w:val="374151"/>
+                <w:sz w:val="18"/>
+                <w:rFonts w:ascii="TH Sarabun New" w:hAnsi="TH Sarabun New" w:cs="TH Sarabun New"/>
+              </w:rPr>
+              <w:t>การป้องกันผู้ใช้งานที่ยังไม่ได้เข้าสู่ระบบ (Unauthenticated Visitor) ไม่ให้เปิดหน้าแบบฟอร์มส่งผลงานวิจัย (/student/research/new)</w:t>
+            </w:r>
+          </w:p>
+        </w:tc>
+        <w:tc>
+          <w:tcPr>
+            <w:tcW w:type="dxa" w:w="1440"/>
+            <w:shd w:fill="FFFFFF"/>
+            <w:tcMar>
+              <w:top w:w="50" w:type="dxa"/>
+              <w:bottom w:w="50" w:type="dxa"/>
+              <w:left w:w="70" w:type="dxa"/>
+              <w:right w:w="70" w:type="dxa"/>
+            </w:tcMar>
+          </w:tcPr>
+          <w:p>
+            <w:pPr>
+              <w:spacing w:after="0"/>
+            </w:pPr>
+            <w:r>
+              <w:rPr>
+                <w:rFonts w:ascii="TH Sarabun New" w:hAnsi="TH Sarabun New"/>
+                <w:b w:val="0"/>
+                <w:i w:val="0"/>
+                <w:color w:val="374151"/>
+                <w:sz w:val="18"/>
+                <w:rFonts w:ascii="TH Sarabun New" w:hAnsi="TH Sarabun New" w:cs="TH Sarabun New"/>
+              </w:rPr>
+              <w:t>Security / Access Control (RBAC)</w:t>
+            </w:r>
+          </w:p>
+        </w:tc>
+      </w:tr>
+      <w:tr>
+        <w:tc>
+          <w:tcPr>
+            <w:tcW w:type="dxa" w:w="1440"/>
+            <w:shd w:fill="F9FAFB"/>
+            <w:tcMar>
+              <w:top w:w="50" w:type="dxa"/>
+              <w:bottom w:w="50" w:type="dxa"/>
+              <w:left w:w="70" w:type="dxa"/>
+              <w:right w:w="70" w:type="dxa"/>
+            </w:tcMar>
+          </w:tcPr>
+          <w:p>
+            <w:pPr>
+              <w:spacing w:after="0"/>
+            </w:pPr>
+            <w:r>
+              <w:rPr>
+                <w:rFonts w:ascii="TH Sarabun New" w:hAnsi="TH Sarabun New"/>
+                <w:b/>
+                <w:i w:val="0"/>
+                <w:color w:val="1E3A8A"/>
+                <w:sz w:val="19"/>
+                <w:rFonts w:ascii="TH Sarabun New" w:hAnsi="TH Sarabun New" w:cs="TH Sarabun New"/>
+              </w:rPr>
+              <w:t>TC-010</w:t>
+            </w:r>
+          </w:p>
+        </w:tc>
+        <w:tc>
+          <w:tcPr>
+            <w:tcW w:type="dxa" w:w="1584"/>
+            <w:shd w:fill="F9FAFB"/>
+            <w:tcMar>
+              <w:top w:w="50" w:type="dxa"/>
+              <w:bottom w:w="50" w:type="dxa"/>
+              <w:left w:w="70" w:type="dxa"/>
+              <w:right w:w="70" w:type="dxa"/>
+            </w:tcMar>
+          </w:tcPr>
+          <w:p>
+            <w:pPr>
+              <w:spacing w:after="0"/>
+            </w:pPr>
+            <w:r>
+              <w:rPr>
+                <w:rFonts w:ascii="TH Sarabun New" w:hAnsi="TH Sarabun New"/>
+                <w:b w:val="0"/>
+                <w:i w:val="0"/>
+                <w:color w:val="374151"/>
+                <w:sz w:val="18"/>
+                <w:rFonts w:ascii="TH Sarabun New" w:hAnsi="TH Sarabun New" w:cs="TH Sarabun New"/>
+              </w:rPr>
+              <w:t>TC-023</w:t>
+            </w:r>
+          </w:p>
+        </w:tc>
+        <w:tc>
+          <w:tcPr>
+            <w:tcW w:type="dxa" w:w="1440"/>
+            <w:shd w:fill="F9FAFB"/>
+            <w:tcMar>
+              <w:top w:w="50" w:type="dxa"/>
+              <w:bottom w:w="50" w:type="dxa"/>
+              <w:left w:w="70" w:type="dxa"/>
+              <w:right w:w="70" w:type="dxa"/>
+            </w:tcMar>
+          </w:tcPr>
+          <w:p>
+            <w:pPr>
+              <w:spacing w:after="0"/>
+            </w:pPr>
+            <w:r>
+              <w:rPr>
+                <w:rFonts w:ascii="TH Sarabun New" w:hAnsi="TH Sarabun New"/>
+                <w:b w:val="0"/>
+                <w:i w:val="0"/>
+                <w:color w:val="374151"/>
+                <w:sz w:val="18"/>
+                <w:rFonts w:ascii="TH Sarabun New" w:hAnsi="TH Sarabun New" w:cs="TH Sarabun New"/>
+              </w:rPr>
+              <w:t>FR-014</w:t>
+            </w:r>
+          </w:p>
+        </w:tc>
+        <w:tc>
+          <w:tcPr>
+            <w:tcW w:type="dxa" w:w="3888"/>
+            <w:shd w:fill="F9FAFB"/>
+            <w:tcMar>
+              <w:top w:w="50" w:type="dxa"/>
+              <w:bottom w:w="50" w:type="dxa"/>
+              <w:left w:w="70" w:type="dxa"/>
+              <w:right w:w="70" w:type="dxa"/>
+            </w:tcMar>
+          </w:tcPr>
+          <w:p>
+            <w:pPr>
+              <w:spacing w:after="0"/>
+            </w:pPr>
+            <w:r>
+              <w:rPr>
+                <w:rFonts w:ascii="TH Sarabun New" w:hAnsi="TH Sarabun New"/>
+                <w:b w:val="0"/>
+                <w:i w:val="0"/>
+                <w:color w:val="374151"/>
+                <w:sz w:val="18"/>
+                <w:rFonts w:ascii="TH Sarabun New" w:hAnsi="TH Sarabun New" w:cs="TH Sarabun New"/>
+              </w:rPr>
+              <w:t>การป้องกันการส่งข้อมูลสร้างผลงานวิจัยผ่าน API โดยไม่มีการยืนยันตัวตน (Unauthenticated API -&gt; HTTP 401)</w:t>
+            </w:r>
+          </w:p>
+        </w:tc>
+        <w:tc>
+          <w:tcPr>
+            <w:tcW w:type="dxa" w:w="1440"/>
+            <w:shd w:fill="F9FAFB"/>
+            <w:tcMar>
+              <w:top w:w="50" w:type="dxa"/>
+              <w:bottom w:w="50" w:type="dxa"/>
+              <w:left w:w="70" w:type="dxa"/>
+              <w:right w:w="70" w:type="dxa"/>
+            </w:tcMar>
+          </w:tcPr>
+          <w:p>
+            <w:pPr>
+              <w:spacing w:after="0"/>
+            </w:pPr>
+            <w:r>
+              <w:rPr>
+                <w:rFonts w:ascii="TH Sarabun New" w:hAnsi="TH Sarabun New"/>
+                <w:b w:val="0"/>
+                <w:i w:val="0"/>
+                <w:color w:val="374151"/>
+                <w:sz w:val="18"/>
+                <w:rFonts w:ascii="TH Sarabun New" w:hAnsi="TH Sarabun New" w:cs="TH Sarabun New"/>
+              </w:rPr>
+              <w:t>Security / Backend API</w:t>
+            </w:r>
+          </w:p>
+        </w:tc>
+      </w:tr>
+      <w:tr>
+        <w:tc>
+          <w:tcPr>
+            <w:tcW w:type="dxa" w:w="1440"/>
+            <w:shd w:fill="FFFFFF"/>
+            <w:tcMar>
+              <w:top w:w="50" w:type="dxa"/>
+              <w:bottom w:w="50" w:type="dxa"/>
+              <w:left w:w="70" w:type="dxa"/>
+              <w:right w:w="70" w:type="dxa"/>
+            </w:tcMar>
+          </w:tcPr>
+          <w:p>
+            <w:pPr>
+              <w:spacing w:after="0"/>
+            </w:pPr>
+            <w:r>
+              <w:rPr>
+                <w:rFonts w:ascii="TH Sarabun New" w:hAnsi="TH Sarabun New"/>
+                <w:b/>
+                <w:i w:val="0"/>
+                <w:color w:val="1E3A8A"/>
+                <w:sz w:val="19"/>
+                <w:rFonts w:ascii="TH Sarabun New" w:hAnsi="TH Sarabun New" w:cs="TH Sarabun New"/>
+              </w:rPr>
+              <w:t>TC-011</w:t>
+            </w:r>
+          </w:p>
+        </w:tc>
+        <w:tc>
+          <w:tcPr>
+            <w:tcW w:type="dxa" w:w="1584"/>
+            <w:shd w:fill="FFFFFF"/>
+            <w:tcMar>
+              <w:top w:w="50" w:type="dxa"/>
+              <w:bottom w:w="50" w:type="dxa"/>
+              <w:left w:w="70" w:type="dxa"/>
+              <w:right w:w="70" w:type="dxa"/>
+            </w:tcMar>
+          </w:tcPr>
+          <w:p>
+            <w:pPr>
+              <w:spacing w:after="0"/>
+            </w:pPr>
+            <w:r>
+              <w:rPr>
+                <w:rFonts w:ascii="TH Sarabun New" w:hAnsi="TH Sarabun New"/>
+                <w:b w:val="0"/>
+                <w:i w:val="0"/>
+                <w:color w:val="374151"/>
+                <w:sz w:val="18"/>
+                <w:rFonts w:ascii="TH Sarabun New" w:hAnsi="TH Sarabun New" w:cs="TH Sarabun New"/>
+              </w:rPr>
+              <w:t>TC-023</w:t>
+            </w:r>
+          </w:p>
+        </w:tc>
+        <w:tc>
+          <w:tcPr>
+            <w:tcW w:type="dxa" w:w="1440"/>
+            <w:shd w:fill="FFFFFF"/>
+            <w:tcMar>
+              <w:top w:w="50" w:type="dxa"/>
+              <w:bottom w:w="50" w:type="dxa"/>
+              <w:left w:w="70" w:type="dxa"/>
+              <w:right w:w="70" w:type="dxa"/>
+            </w:tcMar>
+          </w:tcPr>
+          <w:p>
+            <w:pPr>
+              <w:spacing w:after="0"/>
+            </w:pPr>
+            <w:r>
+              <w:rPr>
+                <w:rFonts w:ascii="TH Sarabun New" w:hAnsi="TH Sarabun New"/>
+                <w:b w:val="0"/>
+                <w:i w:val="0"/>
+                <w:color w:val="374151"/>
+                <w:sz w:val="18"/>
+                <w:rFonts w:ascii="TH Sarabun New" w:hAnsi="TH Sarabun New" w:cs="TH Sarabun New"/>
+              </w:rPr>
+              <w:t>FR-014</w:t>
+            </w:r>
+          </w:p>
+        </w:tc>
+        <w:tc>
+          <w:tcPr>
+            <w:tcW w:type="dxa" w:w="3888"/>
+            <w:shd w:fill="FFFFFF"/>
+            <w:tcMar>
+              <w:top w:w="50" w:type="dxa"/>
+              <w:bottom w:w="50" w:type="dxa"/>
+              <w:left w:w="70" w:type="dxa"/>
+              <w:right w:w="70" w:type="dxa"/>
+            </w:tcMar>
+          </w:tcPr>
+          <w:p>
+            <w:pPr>
+              <w:spacing w:after="0"/>
+            </w:pPr>
+            <w:r>
+              <w:rPr>
+                <w:rFonts w:ascii="TH Sarabun New" w:hAnsi="TH Sarabun New"/>
+                <w:b w:val="0"/>
+                <w:i w:val="0"/>
+                <w:color w:val="374151"/>
+                <w:sz w:val="18"/>
+                <w:rFonts w:ascii="TH Sarabun New" w:hAnsi="TH Sarabun New" w:cs="TH Sarabun New"/>
+              </w:rPr>
+              <w:t>การป้องกันผู้ใช้งานสิทธิ์บุคคลทั่วไป (Guest Role) ไม่ให้ส่งผลงานวิจัยเข้าสู่ระบบ (Guest Role -&gt; HTTP 403 / Blocked)</w:t>
+            </w:r>
+          </w:p>
+        </w:tc>
+        <w:tc>
+          <w:tcPr>
+            <w:tcW w:type="dxa" w:w="1440"/>
+            <w:shd w:fill="FFFFFF"/>
+            <w:tcMar>
+              <w:top w:w="50" w:type="dxa"/>
+              <w:bottom w:w="50" w:type="dxa"/>
+              <w:left w:w="70" w:type="dxa"/>
+              <w:right w:w="70" w:type="dxa"/>
+            </w:tcMar>
+          </w:tcPr>
+          <w:p>
+            <w:pPr>
+              <w:spacing w:after="0"/>
+            </w:pPr>
+            <w:r>
+              <w:rPr>
+                <w:rFonts w:ascii="TH Sarabun New" w:hAnsi="TH Sarabun New"/>
+                <w:b w:val="0"/>
+                <w:i w:val="0"/>
+                <w:color w:val="374151"/>
+                <w:sz w:val="18"/>
+                <w:rFonts w:ascii="TH Sarabun New" w:hAnsi="TH Sarabun New" w:cs="TH Sarabun New"/>
+              </w:rPr>
+              <w:t>Security / RBAC</w:t>
+            </w:r>
+          </w:p>
+        </w:tc>
+      </w:tr>
+      <w:tr>
+        <w:tc>
+          <w:tcPr>
+            <w:tcW w:type="dxa" w:w="1440"/>
+            <w:shd w:fill="F9FAFB"/>
+            <w:tcMar>
+              <w:top w:w="50" w:type="dxa"/>
+              <w:bottom w:w="50" w:type="dxa"/>
+              <w:left w:w="70" w:type="dxa"/>
+              <w:right w:w="70" w:type="dxa"/>
+            </w:tcMar>
+          </w:tcPr>
+          <w:p>
+            <w:pPr>
+              <w:spacing w:after="0"/>
+            </w:pPr>
+            <w:r>
+              <w:rPr>
+                <w:rFonts w:ascii="TH Sarabun New" w:hAnsi="TH Sarabun New"/>
+                <w:b/>
+                <w:i w:val="0"/>
+                <w:color w:val="1E3A8A"/>
+                <w:sz w:val="19"/>
+                <w:rFonts w:ascii="TH Sarabun New" w:hAnsi="TH Sarabun New" w:cs="TH Sarabun New"/>
+              </w:rPr>
+              <w:t>TC-012</w:t>
+            </w:r>
+          </w:p>
+        </w:tc>
+        <w:tc>
+          <w:tcPr>
+            <w:tcW w:type="dxa" w:w="1584"/>
+            <w:shd w:fill="F9FAFB"/>
+            <w:tcMar>
+              <w:top w:w="50" w:type="dxa"/>
+              <w:bottom w:w="50" w:type="dxa"/>
+              <w:left w:w="70" w:type="dxa"/>
+              <w:right w:w="70" w:type="dxa"/>
+            </w:tcMar>
+          </w:tcPr>
+          <w:p>
+            <w:pPr>
+              <w:spacing w:after="0"/>
+            </w:pPr>
+            <w:r>
+              <w:rPr>
+                <w:rFonts w:ascii="TH Sarabun New" w:hAnsi="TH Sarabun New"/>
+                <w:b w:val="0"/>
+                <w:i w:val="0"/>
+                <w:color w:val="374151"/>
+                <w:sz w:val="18"/>
+                <w:rFonts w:ascii="TH Sarabun New" w:hAnsi="TH Sarabun New" w:cs="TH Sarabun New"/>
+              </w:rPr>
+              <w:t>TC-026</w:t>
+            </w:r>
+          </w:p>
+        </w:tc>
+        <w:tc>
+          <w:tcPr>
+            <w:tcW w:type="dxa" w:w="1440"/>
+            <w:shd w:fill="F9FAFB"/>
+            <w:tcMar>
+              <w:top w:w="50" w:type="dxa"/>
+              <w:bottom w:w="50" w:type="dxa"/>
+              <w:left w:w="70" w:type="dxa"/>
+              <w:right w:w="70" w:type="dxa"/>
+            </w:tcMar>
+          </w:tcPr>
+          <w:p>
+            <w:pPr>
+              <w:spacing w:after="0"/>
+            </w:pPr>
+            <w:r>
+              <w:rPr>
+                <w:rFonts w:ascii="TH Sarabun New" w:hAnsi="TH Sarabun New"/>
+                <w:b w:val="0"/>
+                <w:i w:val="0"/>
+                <w:color w:val="374151"/>
+                <w:sz w:val="18"/>
+                <w:rFonts w:ascii="TH Sarabun New" w:hAnsi="TH Sarabun New" w:cs="TH Sarabun New"/>
+              </w:rPr>
+              <w:t>FR-016</w:t>
+            </w:r>
+          </w:p>
+        </w:tc>
+        <w:tc>
+          <w:tcPr>
+            <w:tcW w:type="dxa" w:w="3888"/>
+            <w:shd w:fill="F9FAFB"/>
+            <w:tcMar>
+              <w:top w:w="50" w:type="dxa"/>
+              <w:bottom w:w="50" w:type="dxa"/>
+              <w:left w:w="70" w:type="dxa"/>
+              <w:right w:w="70" w:type="dxa"/>
+            </w:tcMar>
+          </w:tcPr>
+          <w:p>
+            <w:pPr>
+              <w:spacing w:after="0"/>
+            </w:pPr>
+            <w:r>
+              <w:rPr>
+                <w:rFonts w:ascii="TH Sarabun New" w:hAnsi="TH Sarabun New"/>
+                <w:b w:val="0"/>
+                <w:i w:val="0"/>
+                <w:color w:val="374151"/>
+                <w:sz w:val="18"/>
+                <w:rFonts w:ascii="TH Sarabun New" w:hAnsi="TH Sarabun New" w:cs="TH Sarabun New"/>
+              </w:rPr>
+              <w:t>การอัปโหลดไฟล์เอกสารงานวิจัย PDF ขนาดปกติ (เช่น 2.4 MB) ในขั้นตอนการส่งผลงานวิจัย</w:t>
+            </w:r>
+          </w:p>
+        </w:tc>
+        <w:tc>
+          <w:tcPr>
+            <w:tcW w:type="dxa" w:w="1440"/>
+            <w:shd w:fill="F9FAFB"/>
+            <w:tcMar>
+              <w:top w:w="50" w:type="dxa"/>
+              <w:bottom w:w="50" w:type="dxa"/>
+              <w:left w:w="70" w:type="dxa"/>
+              <w:right w:w="70" w:type="dxa"/>
+            </w:tcMar>
+          </w:tcPr>
+          <w:p>
+            <w:pPr>
+              <w:spacing w:after="0"/>
+            </w:pPr>
+            <w:r>
+              <w:rPr>
+                <w:rFonts w:ascii="TH Sarabun New" w:hAnsi="TH Sarabun New"/>
+                <w:b w:val="0"/>
+                <w:i w:val="0"/>
+                <w:color w:val="374151"/>
+                <w:sz w:val="18"/>
+                <w:rFonts w:ascii="TH Sarabun New" w:hAnsi="TH Sarabun New" w:cs="TH Sarabun New"/>
+              </w:rPr>
+              <w:t>Positive (File Upload)</w:t>
+            </w:r>
+          </w:p>
+        </w:tc>
+      </w:tr>
+      <w:tr>
+        <w:tc>
+          <w:tcPr>
+            <w:tcW w:type="dxa" w:w="1440"/>
+            <w:shd w:fill="FFFFFF"/>
+            <w:tcMar>
+              <w:top w:w="50" w:type="dxa"/>
+              <w:bottom w:w="50" w:type="dxa"/>
+              <w:left w:w="70" w:type="dxa"/>
+              <w:right w:w="70" w:type="dxa"/>
+            </w:tcMar>
+          </w:tcPr>
+          <w:p>
+            <w:pPr>
+              <w:spacing w:after="0"/>
+            </w:pPr>
+            <w:r>
+              <w:rPr>
+                <w:rFonts w:ascii="TH Sarabun New" w:hAnsi="TH Sarabun New"/>
+                <w:b/>
+                <w:i w:val="0"/>
+                <w:color w:val="1E3A8A"/>
+                <w:sz w:val="19"/>
+                <w:rFonts w:ascii="TH Sarabun New" w:hAnsi="TH Sarabun New" w:cs="TH Sarabun New"/>
+              </w:rPr>
+              <w:t>TC-013</w:t>
+            </w:r>
+          </w:p>
+        </w:tc>
+        <w:tc>
+          <w:tcPr>
+            <w:tcW w:type="dxa" w:w="1584"/>
+            <w:shd w:fill="FFFFFF"/>
+            <w:tcMar>
+              <w:top w:w="50" w:type="dxa"/>
+              <w:bottom w:w="50" w:type="dxa"/>
+              <w:left w:w="70" w:type="dxa"/>
+              <w:right w:w="70" w:type="dxa"/>
+            </w:tcMar>
+          </w:tcPr>
+          <w:p>
+            <w:pPr>
+              <w:spacing w:after="0"/>
+            </w:pPr>
+            <w:r>
+              <w:rPr>
+                <w:rFonts w:ascii="TH Sarabun New" w:hAnsi="TH Sarabun New"/>
+                <w:b w:val="0"/>
+                <w:i w:val="0"/>
+                <w:color w:val="374151"/>
+                <w:sz w:val="18"/>
+                <w:rFonts w:ascii="TH Sarabun New" w:hAnsi="TH Sarabun New" w:cs="TH Sarabun New"/>
+              </w:rPr>
+              <w:t>TC-026</w:t>
+            </w:r>
+          </w:p>
+        </w:tc>
+        <w:tc>
+          <w:tcPr>
+            <w:tcW w:type="dxa" w:w="1440"/>
+            <w:shd w:fill="FFFFFF"/>
+            <w:tcMar>
+              <w:top w:w="50" w:type="dxa"/>
+              <w:bottom w:w="50" w:type="dxa"/>
+              <w:left w:w="70" w:type="dxa"/>
+              <w:right w:w="70" w:type="dxa"/>
+            </w:tcMar>
+          </w:tcPr>
+          <w:p>
+            <w:pPr>
+              <w:spacing w:after="0"/>
+            </w:pPr>
+            <w:r>
+              <w:rPr>
+                <w:rFonts w:ascii="TH Sarabun New" w:hAnsi="TH Sarabun New"/>
+                <w:b w:val="0"/>
+                <w:i w:val="0"/>
+                <w:color w:val="374151"/>
+                <w:sz w:val="18"/>
+                <w:rFonts w:ascii="TH Sarabun New" w:hAnsi="TH Sarabun New" w:cs="TH Sarabun New"/>
+              </w:rPr>
+              <w:t>FR-016</w:t>
+            </w:r>
+          </w:p>
+        </w:tc>
+        <w:tc>
+          <w:tcPr>
+            <w:tcW w:type="dxa" w:w="3888"/>
+            <w:shd w:fill="FFFFFF"/>
+            <w:tcMar>
+              <w:top w:w="50" w:type="dxa"/>
+              <w:bottom w:w="50" w:type="dxa"/>
+              <w:left w:w="70" w:type="dxa"/>
+              <w:right w:w="70" w:type="dxa"/>
+            </w:tcMar>
+          </w:tcPr>
+          <w:p>
+            <w:pPr>
+              <w:spacing w:after="0"/>
+            </w:pPr>
+            <w:r>
+              <w:rPr>
+                <w:rFonts w:ascii="TH Sarabun New" w:hAnsi="TH Sarabun New"/>
+                <w:b w:val="0"/>
+                <w:i w:val="0"/>
+                <w:color w:val="374151"/>
+                <w:sz w:val="18"/>
+                <w:rFonts w:ascii="TH Sarabun New" w:hAnsi="TH Sarabun New" w:cs="TH Sarabun New"/>
+              </w:rPr>
+              <w:t>การอัปโหลดไฟล์เอกสารงานวิจัย PDF ขนาดพอดีขีดจำกัดสูงสุด 25 MB (Boundary Max Limit = 25 MB)</w:t>
+            </w:r>
+          </w:p>
+        </w:tc>
+        <w:tc>
+          <w:tcPr>
+            <w:tcW w:type="dxa" w:w="1440"/>
+            <w:shd w:fill="FFFFFF"/>
+            <w:tcMar>
+              <w:top w:w="50" w:type="dxa"/>
+              <w:bottom w:w="50" w:type="dxa"/>
+              <w:left w:w="70" w:type="dxa"/>
+              <w:right w:w="70" w:type="dxa"/>
+            </w:tcMar>
+          </w:tcPr>
+          <w:p>
+            <w:pPr>
+              <w:spacing w:after="0"/>
+            </w:pPr>
+            <w:r>
+              <w:rPr>
+                <w:rFonts w:ascii="TH Sarabun New" w:hAnsi="TH Sarabun New"/>
+                <w:b w:val="0"/>
+                <w:i w:val="0"/>
+                <w:color w:val="374151"/>
+                <w:sz w:val="18"/>
+                <w:rFonts w:ascii="TH Sarabun New" w:hAnsi="TH Sarabun New" w:cs="TH Sarabun New"/>
+              </w:rPr>
+              <w:t>Boundary Positive</w:t>
+            </w:r>
+          </w:p>
+        </w:tc>
+      </w:tr>
+      <w:tr>
+        <w:tc>
+          <w:tcPr>
+            <w:tcW w:type="dxa" w:w="1440"/>
+            <w:shd w:fill="F9FAFB"/>
+            <w:tcMar>
+              <w:top w:w="50" w:type="dxa"/>
+              <w:bottom w:w="50" w:type="dxa"/>
+              <w:left w:w="70" w:type="dxa"/>
+              <w:right w:w="70" w:type="dxa"/>
+            </w:tcMar>
+          </w:tcPr>
+          <w:p>
+            <w:pPr>
+              <w:spacing w:after="0"/>
+            </w:pPr>
+            <w:r>
+              <w:rPr>
+                <w:rFonts w:ascii="TH Sarabun New" w:hAnsi="TH Sarabun New"/>
+                <w:b/>
+                <w:i w:val="0"/>
+                <w:color w:val="1E3A8A"/>
+                <w:sz w:val="19"/>
+                <w:rFonts w:ascii="TH Sarabun New" w:hAnsi="TH Sarabun New" w:cs="TH Sarabun New"/>
+              </w:rPr>
+              <w:t>TC-014</w:t>
+            </w:r>
+          </w:p>
+        </w:tc>
+        <w:tc>
+          <w:tcPr>
+            <w:tcW w:type="dxa" w:w="1584"/>
+            <w:shd w:fill="F9FAFB"/>
+            <w:tcMar>
+              <w:top w:w="50" w:type="dxa"/>
+              <w:bottom w:w="50" w:type="dxa"/>
+              <w:left w:w="70" w:type="dxa"/>
+              <w:right w:w="70" w:type="dxa"/>
+            </w:tcMar>
+          </w:tcPr>
+          <w:p>
+            <w:pPr>
+              <w:spacing w:after="0"/>
+            </w:pPr>
+            <w:r>
+              <w:rPr>
+                <w:rFonts w:ascii="TH Sarabun New" w:hAnsi="TH Sarabun New"/>
+                <w:b w:val="0"/>
+                <w:i w:val="0"/>
+                <w:color w:val="374151"/>
+                <w:sz w:val="18"/>
+                <w:rFonts w:ascii="TH Sarabun New" w:hAnsi="TH Sarabun New" w:cs="TH Sarabun New"/>
+              </w:rPr>
+              <w:t>TC-026</w:t>
+            </w:r>
+          </w:p>
+        </w:tc>
+        <w:tc>
+          <w:tcPr>
+            <w:tcW w:type="dxa" w:w="1440"/>
+            <w:shd w:fill="F9FAFB"/>
+            <w:tcMar>
+              <w:top w:w="50" w:type="dxa"/>
+              <w:bottom w:w="50" w:type="dxa"/>
+              <w:left w:w="70" w:type="dxa"/>
+              <w:right w:w="70" w:type="dxa"/>
+            </w:tcMar>
+          </w:tcPr>
+          <w:p>
+            <w:pPr>
+              <w:spacing w:after="0"/>
+            </w:pPr>
+            <w:r>
+              <w:rPr>
+                <w:rFonts w:ascii="TH Sarabun New" w:hAnsi="TH Sarabun New"/>
+                <w:b w:val="0"/>
+                <w:i w:val="0"/>
+                <w:color w:val="374151"/>
+                <w:sz w:val="18"/>
+                <w:rFonts w:ascii="TH Sarabun New" w:hAnsi="TH Sarabun New" w:cs="TH Sarabun New"/>
+              </w:rPr>
+              <w:t>FR-016</w:t>
+            </w:r>
+          </w:p>
+        </w:tc>
+        <w:tc>
+          <w:tcPr>
+            <w:tcW w:type="dxa" w:w="3888"/>
+            <w:shd w:fill="F9FAFB"/>
+            <w:tcMar>
+              <w:top w:w="50" w:type="dxa"/>
+              <w:bottom w:w="50" w:type="dxa"/>
+              <w:left w:w="70" w:type="dxa"/>
+              <w:right w:w="70" w:type="dxa"/>
+            </w:tcMar>
+          </w:tcPr>
+          <w:p>
+            <w:pPr>
+              <w:spacing w:after="0"/>
+            </w:pPr>
+            <w:r>
+              <w:rPr>
+                <w:rFonts w:ascii="TH Sarabun New" w:hAnsi="TH Sarabun New"/>
+                <w:b w:val="0"/>
+                <w:i w:val="0"/>
+                <w:color w:val="374151"/>
+                <w:sz w:val="18"/>
+                <w:rFonts w:ascii="TH Sarabun New" w:hAnsi="TH Sarabun New" w:cs="TH Sarabun New"/>
+              </w:rPr>
+              <w:t>การปฏิเสธไฟล์เอกสารงานวิจัย PDF ขนาดเกินขีดจำกัดสูงสุด 25 MB (Boundary Over Limit เช่น 26 MB)</w:t>
+            </w:r>
+          </w:p>
+        </w:tc>
+        <w:tc>
+          <w:tcPr>
+            <w:tcW w:type="dxa" w:w="1440"/>
+            <w:shd w:fill="F9FAFB"/>
+            <w:tcMar>
+              <w:top w:w="50" w:type="dxa"/>
+              <w:bottom w:w="50" w:type="dxa"/>
+              <w:left w:w="70" w:type="dxa"/>
+              <w:right w:w="70" w:type="dxa"/>
+            </w:tcMar>
+          </w:tcPr>
+          <w:p>
+            <w:pPr>
+              <w:spacing w:after="0"/>
+            </w:pPr>
+            <w:r>
+              <w:rPr>
+                <w:rFonts w:ascii="TH Sarabun New" w:hAnsi="TH Sarabun New"/>
+                <w:b w:val="0"/>
+                <w:i w:val="0"/>
+                <w:color w:val="374151"/>
+                <w:sz w:val="18"/>
+                <w:rFonts w:ascii="TH Sarabun New" w:hAnsi="TH Sarabun New" w:cs="TH Sarabun New"/>
+              </w:rPr>
+              <w:t>Boundary Negative</w:t>
+            </w:r>
+          </w:p>
+        </w:tc>
+      </w:tr>
+      <w:tr>
+        <w:tc>
+          <w:tcPr>
+            <w:tcW w:type="dxa" w:w="1440"/>
+            <w:shd w:fill="FFFFFF"/>
+            <w:tcMar>
+              <w:top w:w="50" w:type="dxa"/>
+              <w:bottom w:w="50" w:type="dxa"/>
+              <w:left w:w="70" w:type="dxa"/>
+              <w:right w:w="70" w:type="dxa"/>
+            </w:tcMar>
+          </w:tcPr>
+          <w:p>
+            <w:pPr>
+              <w:spacing w:after="0"/>
+            </w:pPr>
+            <w:r>
+              <w:rPr>
+                <w:rFonts w:ascii="TH Sarabun New" w:hAnsi="TH Sarabun New"/>
+                <w:b/>
+                <w:i w:val="0"/>
+                <w:color w:val="1E3A8A"/>
+                <w:sz w:val="19"/>
+                <w:rFonts w:ascii="TH Sarabun New" w:hAnsi="TH Sarabun New" w:cs="TH Sarabun New"/>
+              </w:rPr>
+              <w:t>TC-015</w:t>
+            </w:r>
+          </w:p>
+        </w:tc>
+        <w:tc>
+          <w:tcPr>
+            <w:tcW w:type="dxa" w:w="1584"/>
+            <w:shd w:fill="FFFFFF"/>
+            <w:tcMar>
+              <w:top w:w="50" w:type="dxa"/>
+              <w:bottom w:w="50" w:type="dxa"/>
+              <w:left w:w="70" w:type="dxa"/>
+              <w:right w:w="70" w:type="dxa"/>
+            </w:tcMar>
+          </w:tcPr>
+          <w:p>
+            <w:pPr>
+              <w:spacing w:after="0"/>
+            </w:pPr>
+            <w:r>
+              <w:rPr>
+                <w:rFonts w:ascii="TH Sarabun New" w:hAnsi="TH Sarabun New"/>
+                <w:b w:val="0"/>
+                <w:i w:val="0"/>
+                <w:color w:val="374151"/>
+                <w:sz w:val="18"/>
+                <w:rFonts w:ascii="TH Sarabun New" w:hAnsi="TH Sarabun New" w:cs="TH Sarabun New"/>
+              </w:rPr>
+              <w:t>TC-026</w:t>
+            </w:r>
+          </w:p>
+        </w:tc>
+        <w:tc>
+          <w:tcPr>
+            <w:tcW w:type="dxa" w:w="1440"/>
+            <w:shd w:fill="FFFFFF"/>
+            <w:tcMar>
+              <w:top w:w="50" w:type="dxa"/>
+              <w:bottom w:w="50" w:type="dxa"/>
+              <w:left w:w="70" w:type="dxa"/>
+              <w:right w:w="70" w:type="dxa"/>
+            </w:tcMar>
+          </w:tcPr>
+          <w:p>
+            <w:pPr>
+              <w:spacing w:after="0"/>
+            </w:pPr>
+            <w:r>
+              <w:rPr>
+                <w:rFonts w:ascii="TH Sarabun New" w:hAnsi="TH Sarabun New"/>
+                <w:b w:val="0"/>
+                <w:i w:val="0"/>
+                <w:color w:val="374151"/>
+                <w:sz w:val="18"/>
+                <w:rFonts w:ascii="TH Sarabun New" w:hAnsi="TH Sarabun New" w:cs="TH Sarabun New"/>
+              </w:rPr>
+              <w:t>FR-016</w:t>
+            </w:r>
+          </w:p>
+        </w:tc>
+        <w:tc>
+          <w:tcPr>
+            <w:tcW w:type="dxa" w:w="3888"/>
+            <w:shd w:fill="FFFFFF"/>
+            <w:tcMar>
+              <w:top w:w="50" w:type="dxa"/>
+              <w:bottom w:w="50" w:type="dxa"/>
+              <w:left w:w="70" w:type="dxa"/>
+              <w:right w:w="70" w:type="dxa"/>
+            </w:tcMar>
+          </w:tcPr>
+          <w:p>
+            <w:pPr>
+              <w:spacing w:after="0"/>
+            </w:pPr>
+            <w:r>
+              <w:rPr>
+                <w:rFonts w:ascii="TH Sarabun New" w:hAnsi="TH Sarabun New"/>
+                <w:b w:val="0"/>
+                <w:i w:val="0"/>
+                <w:color w:val="374151"/>
+                <w:sz w:val="18"/>
+                <w:rFonts w:ascii="TH Sarabun New" w:hAnsi="TH Sarabun New" w:cs="TH Sarabun New"/>
+              </w:rPr>
+              <w:t>การอัปโหลดไฟล์ภาพหน้าปกงานวิจัย (PNG/JPEG/WebP) ขนาดปกติ (เช่น 1.2 MB)</w:t>
+            </w:r>
+          </w:p>
+        </w:tc>
+        <w:tc>
+          <w:tcPr>
+            <w:tcW w:type="dxa" w:w="1440"/>
+            <w:shd w:fill="FFFFFF"/>
+            <w:tcMar>
+              <w:top w:w="50" w:type="dxa"/>
+              <w:bottom w:w="50" w:type="dxa"/>
+              <w:left w:w="70" w:type="dxa"/>
+              <w:right w:w="70" w:type="dxa"/>
+            </w:tcMar>
+          </w:tcPr>
+          <w:p>
+            <w:pPr>
+              <w:spacing w:after="0"/>
+            </w:pPr>
+            <w:r>
+              <w:rPr>
+                <w:rFonts w:ascii="TH Sarabun New" w:hAnsi="TH Sarabun New"/>
+                <w:b w:val="0"/>
+                <w:i w:val="0"/>
+                <w:color w:val="374151"/>
+                <w:sz w:val="18"/>
+                <w:rFonts w:ascii="TH Sarabun New" w:hAnsi="TH Sarabun New" w:cs="TH Sarabun New"/>
+              </w:rPr>
+              <w:t>Positive (File Upload)</w:t>
+            </w:r>
+          </w:p>
+        </w:tc>
+      </w:tr>
+      <w:tr>
+        <w:tc>
+          <w:tcPr>
+            <w:tcW w:type="dxa" w:w="1440"/>
+            <w:shd w:fill="F9FAFB"/>
+            <w:tcMar>
+              <w:top w:w="50" w:type="dxa"/>
+              <w:bottom w:w="50" w:type="dxa"/>
+              <w:left w:w="70" w:type="dxa"/>
+              <w:right w:w="70" w:type="dxa"/>
+            </w:tcMar>
+          </w:tcPr>
+          <w:p>
+            <w:pPr>
+              <w:spacing w:after="0"/>
+            </w:pPr>
+            <w:r>
+              <w:rPr>
+                <w:rFonts w:ascii="TH Sarabun New" w:hAnsi="TH Sarabun New"/>
+                <w:b/>
+                <w:i w:val="0"/>
+                <w:color w:val="1E3A8A"/>
+                <w:sz w:val="19"/>
+                <w:rFonts w:ascii="TH Sarabun New" w:hAnsi="TH Sarabun New" w:cs="TH Sarabun New"/>
+              </w:rPr>
+              <w:t>TC-016</w:t>
+            </w:r>
+          </w:p>
+        </w:tc>
+        <w:tc>
+          <w:tcPr>
+            <w:tcW w:type="dxa" w:w="1584"/>
+            <w:shd w:fill="F9FAFB"/>
+            <w:tcMar>
+              <w:top w:w="50" w:type="dxa"/>
+              <w:bottom w:w="50" w:type="dxa"/>
+              <w:left w:w="70" w:type="dxa"/>
+              <w:right w:w="70" w:type="dxa"/>
+            </w:tcMar>
+          </w:tcPr>
+          <w:p>
+            <w:pPr>
+              <w:spacing w:after="0"/>
+            </w:pPr>
+            <w:r>
+              <w:rPr>
+                <w:rFonts w:ascii="TH Sarabun New" w:hAnsi="TH Sarabun New"/>
+                <w:b w:val="0"/>
+                <w:i w:val="0"/>
+                <w:color w:val="374151"/>
+                <w:sz w:val="18"/>
+                <w:rFonts w:ascii="TH Sarabun New" w:hAnsi="TH Sarabun New" w:cs="TH Sarabun New"/>
+              </w:rPr>
+              <w:t>TC-026</w:t>
+            </w:r>
+          </w:p>
+        </w:tc>
+        <w:tc>
+          <w:tcPr>
+            <w:tcW w:type="dxa" w:w="1440"/>
+            <w:shd w:fill="F9FAFB"/>
+            <w:tcMar>
+              <w:top w:w="50" w:type="dxa"/>
+              <w:bottom w:w="50" w:type="dxa"/>
+              <w:left w:w="70" w:type="dxa"/>
+              <w:right w:w="70" w:type="dxa"/>
+            </w:tcMar>
+          </w:tcPr>
+          <w:p>
+            <w:pPr>
+              <w:spacing w:after="0"/>
+            </w:pPr>
+            <w:r>
+              <w:rPr>
+                <w:rFonts w:ascii="TH Sarabun New" w:hAnsi="TH Sarabun New"/>
+                <w:b w:val="0"/>
+                <w:i w:val="0"/>
+                <w:color w:val="374151"/>
+                <w:sz w:val="18"/>
+                <w:rFonts w:ascii="TH Sarabun New" w:hAnsi="TH Sarabun New" w:cs="TH Sarabun New"/>
+              </w:rPr>
+              <w:t>FR-016</w:t>
+            </w:r>
+          </w:p>
+        </w:tc>
+        <w:tc>
+          <w:tcPr>
+            <w:tcW w:type="dxa" w:w="3888"/>
+            <w:shd w:fill="F9FAFB"/>
+            <w:tcMar>
+              <w:top w:w="50" w:type="dxa"/>
+              <w:bottom w:w="50" w:type="dxa"/>
+              <w:left w:w="70" w:type="dxa"/>
+              <w:right w:w="70" w:type="dxa"/>
+            </w:tcMar>
+          </w:tcPr>
+          <w:p>
+            <w:pPr>
+              <w:spacing w:after="0"/>
+            </w:pPr>
+            <w:r>
+              <w:rPr>
+                <w:rFonts w:ascii="TH Sarabun New" w:hAnsi="TH Sarabun New"/>
+                <w:b w:val="0"/>
+                <w:i w:val="0"/>
+                <w:color w:val="374151"/>
+                <w:sz w:val="18"/>
+                <w:rFonts w:ascii="TH Sarabun New" w:hAnsi="TH Sarabun New" w:cs="TH Sarabun New"/>
+              </w:rPr>
+              <w:t>การอัปโหลดไฟล์ภาพหน้าปกงานวิจัยขนาดพอดีขีดจำกัดสูงสุด 5 MB (Boundary Max Limit = 5 MB)</w:t>
+            </w:r>
+          </w:p>
+        </w:tc>
+        <w:tc>
+          <w:tcPr>
+            <w:tcW w:type="dxa" w:w="1440"/>
+            <w:shd w:fill="F9FAFB"/>
+            <w:tcMar>
+              <w:top w:w="50" w:type="dxa"/>
+              <w:bottom w:w="50" w:type="dxa"/>
+              <w:left w:w="70" w:type="dxa"/>
+              <w:right w:w="70" w:type="dxa"/>
+            </w:tcMar>
+          </w:tcPr>
+          <w:p>
+            <w:pPr>
+              <w:spacing w:after="0"/>
+            </w:pPr>
+            <w:r>
+              <w:rPr>
+                <w:rFonts w:ascii="TH Sarabun New" w:hAnsi="TH Sarabun New"/>
+                <w:b w:val="0"/>
+                <w:i w:val="0"/>
+                <w:color w:val="374151"/>
+                <w:sz w:val="18"/>
+                <w:rFonts w:ascii="TH Sarabun New" w:hAnsi="TH Sarabun New" w:cs="TH Sarabun New"/>
+              </w:rPr>
+              <w:t>Boundary Positive</w:t>
+            </w:r>
+          </w:p>
+        </w:tc>
+      </w:tr>
+      <w:tr>
+        <w:tc>
+          <w:tcPr>
+            <w:tcW w:type="dxa" w:w="1440"/>
+            <w:shd w:fill="FFFFFF"/>
+            <w:tcMar>
+              <w:top w:w="50" w:type="dxa"/>
+              <w:bottom w:w="50" w:type="dxa"/>
+              <w:left w:w="70" w:type="dxa"/>
+              <w:right w:w="70" w:type="dxa"/>
+            </w:tcMar>
+          </w:tcPr>
+          <w:p>
+            <w:pPr>
+              <w:spacing w:after="0"/>
+            </w:pPr>
+            <w:r>
+              <w:rPr>
+                <w:rFonts w:ascii="TH Sarabun New" w:hAnsi="TH Sarabun New"/>
+                <w:b/>
+                <w:i w:val="0"/>
+                <w:color w:val="1E3A8A"/>
+                <w:sz w:val="19"/>
+                <w:rFonts w:ascii="TH Sarabun New" w:hAnsi="TH Sarabun New" w:cs="TH Sarabun New"/>
+              </w:rPr>
+              <w:t>TC-017</w:t>
+            </w:r>
+          </w:p>
+        </w:tc>
+        <w:tc>
+          <w:tcPr>
+            <w:tcW w:type="dxa" w:w="1584"/>
+            <w:shd w:fill="FFFFFF"/>
+            <w:tcMar>
+              <w:top w:w="50" w:type="dxa"/>
+              <w:bottom w:w="50" w:type="dxa"/>
+              <w:left w:w="70" w:type="dxa"/>
+              <w:right w:w="70" w:type="dxa"/>
+            </w:tcMar>
+          </w:tcPr>
+          <w:p>
+            <w:pPr>
+              <w:spacing w:after="0"/>
+            </w:pPr>
+            <w:r>
+              <w:rPr>
+                <w:rFonts w:ascii="TH Sarabun New" w:hAnsi="TH Sarabun New"/>
+                <w:b w:val="0"/>
+                <w:i w:val="0"/>
+                <w:color w:val="374151"/>
+                <w:sz w:val="18"/>
+                <w:rFonts w:ascii="TH Sarabun New" w:hAnsi="TH Sarabun New" w:cs="TH Sarabun New"/>
+              </w:rPr>
+              <w:t>TC-026</w:t>
+            </w:r>
+          </w:p>
+        </w:tc>
+        <w:tc>
+          <w:tcPr>
+            <w:tcW w:type="dxa" w:w="1440"/>
+            <w:shd w:fill="FFFFFF"/>
+            <w:tcMar>
+              <w:top w:w="50" w:type="dxa"/>
+              <w:bottom w:w="50" w:type="dxa"/>
+              <w:left w:w="70" w:type="dxa"/>
+              <w:right w:w="70" w:type="dxa"/>
+            </w:tcMar>
+          </w:tcPr>
+          <w:p>
+            <w:pPr>
+              <w:spacing w:after="0"/>
+            </w:pPr>
+            <w:r>
+              <w:rPr>
+                <w:rFonts w:ascii="TH Sarabun New" w:hAnsi="TH Sarabun New"/>
+                <w:b w:val="0"/>
+                <w:i w:val="0"/>
+                <w:color w:val="374151"/>
+                <w:sz w:val="18"/>
+                <w:rFonts w:ascii="TH Sarabun New" w:hAnsi="TH Sarabun New" w:cs="TH Sarabun New"/>
+              </w:rPr>
+              <w:t>FR-016</w:t>
+            </w:r>
+          </w:p>
+        </w:tc>
+        <w:tc>
+          <w:tcPr>
+            <w:tcW w:type="dxa" w:w="3888"/>
+            <w:shd w:fill="FFFFFF"/>
+            <w:tcMar>
+              <w:top w:w="50" w:type="dxa"/>
+              <w:bottom w:w="50" w:type="dxa"/>
+              <w:left w:w="70" w:type="dxa"/>
+              <w:right w:w="70" w:type="dxa"/>
+            </w:tcMar>
+          </w:tcPr>
+          <w:p>
+            <w:pPr>
+              <w:spacing w:after="0"/>
+            </w:pPr>
+            <w:r>
+              <w:rPr>
+                <w:rFonts w:ascii="TH Sarabun New" w:hAnsi="TH Sarabun New"/>
+                <w:b w:val="0"/>
+                <w:i w:val="0"/>
+                <w:color w:val="374151"/>
+                <w:sz w:val="18"/>
+                <w:rFonts w:ascii="TH Sarabun New" w:hAnsi="TH Sarabun New" w:cs="TH Sarabun New"/>
+              </w:rPr>
+              <w:t>การปฏิเสธไฟล์ภาพหน้าปกงานวิจัยขนาดเกินขีดจำกัดสูงสุด 5 MB (Boundary Over Limit เช่น 6 MB)</w:t>
+            </w:r>
+          </w:p>
+        </w:tc>
+        <w:tc>
+          <w:tcPr>
+            <w:tcW w:type="dxa" w:w="1440"/>
+            <w:shd w:fill="FFFFFF"/>
+            <w:tcMar>
+              <w:top w:w="50" w:type="dxa"/>
+              <w:bottom w:w="50" w:type="dxa"/>
+              <w:left w:w="70" w:type="dxa"/>
+              <w:right w:w="70" w:type="dxa"/>
+            </w:tcMar>
+          </w:tcPr>
+          <w:p>
+            <w:pPr>
+              <w:spacing w:after="0"/>
+            </w:pPr>
+            <w:r>
+              <w:rPr>
+                <w:rFonts w:ascii="TH Sarabun New" w:hAnsi="TH Sarabun New"/>
+                <w:b w:val="0"/>
+                <w:i w:val="0"/>
+                <w:color w:val="374151"/>
+                <w:sz w:val="18"/>
+                <w:rFonts w:ascii="TH Sarabun New" w:hAnsi="TH Sarabun New" w:cs="TH Sarabun New"/>
+              </w:rPr>
+              <w:t>Boundary Negative</w:t>
+            </w:r>
+          </w:p>
+        </w:tc>
+      </w:tr>
+      <w:tr>
+        <w:tc>
+          <w:tcPr>
+            <w:tcW w:type="dxa" w:w="1440"/>
+            <w:shd w:fill="F9FAFB"/>
+            <w:tcMar>
+              <w:top w:w="50" w:type="dxa"/>
+              <w:bottom w:w="50" w:type="dxa"/>
+              <w:left w:w="70" w:type="dxa"/>
+              <w:right w:w="70" w:type="dxa"/>
+            </w:tcMar>
+          </w:tcPr>
+          <w:p>
+            <w:pPr>
+              <w:spacing w:after="0"/>
+            </w:pPr>
+            <w:r>
+              <w:rPr>
+                <w:rFonts w:ascii="TH Sarabun New" w:hAnsi="TH Sarabun New"/>
+                <w:b/>
+                <w:i w:val="0"/>
+                <w:color w:val="1E3A8A"/>
+                <w:sz w:val="19"/>
+                <w:rFonts w:ascii="TH Sarabun New" w:hAnsi="TH Sarabun New" w:cs="TH Sarabun New"/>
+              </w:rPr>
+              <w:t>TC-018</w:t>
+            </w:r>
+          </w:p>
+        </w:tc>
+        <w:tc>
+          <w:tcPr>
+            <w:tcW w:type="dxa" w:w="1584"/>
+            <w:shd w:fill="F9FAFB"/>
+            <w:tcMar>
+              <w:top w:w="50" w:type="dxa"/>
+              <w:bottom w:w="50" w:type="dxa"/>
+              <w:left w:w="70" w:type="dxa"/>
+              <w:right w:w="70" w:type="dxa"/>
+            </w:tcMar>
+          </w:tcPr>
+          <w:p>
+            <w:pPr>
+              <w:spacing w:after="0"/>
+            </w:pPr>
+            <w:r>
+              <w:rPr>
+                <w:rFonts w:ascii="TH Sarabun New" w:hAnsi="TH Sarabun New"/>
+                <w:b w:val="0"/>
+                <w:i w:val="0"/>
+                <w:color w:val="374151"/>
+                <w:sz w:val="18"/>
+                <w:rFonts w:ascii="TH Sarabun New" w:hAnsi="TH Sarabun New" w:cs="TH Sarabun New"/>
+              </w:rPr>
+              <w:t>TC-027</w:t>
+            </w:r>
+          </w:p>
+        </w:tc>
+        <w:tc>
+          <w:tcPr>
+            <w:tcW w:type="dxa" w:w="1440"/>
+            <w:shd w:fill="F9FAFB"/>
+            <w:tcMar>
+              <w:top w:w="50" w:type="dxa"/>
+              <w:bottom w:w="50" w:type="dxa"/>
+              <w:left w:w="70" w:type="dxa"/>
+              <w:right w:w="70" w:type="dxa"/>
+            </w:tcMar>
+          </w:tcPr>
+          <w:p>
+            <w:pPr>
+              <w:spacing w:after="0"/>
+            </w:pPr>
+            <w:r>
+              <w:rPr>
+                <w:rFonts w:ascii="TH Sarabun New" w:hAnsi="TH Sarabun New"/>
+                <w:b w:val="0"/>
+                <w:i w:val="0"/>
+                <w:color w:val="374151"/>
+                <w:sz w:val="18"/>
+                <w:rFonts w:ascii="TH Sarabun New" w:hAnsi="TH Sarabun New" w:cs="TH Sarabun New"/>
+              </w:rPr>
+              <w:t>FR-016</w:t>
+            </w:r>
+          </w:p>
+        </w:tc>
+        <w:tc>
+          <w:tcPr>
+            <w:tcW w:type="dxa" w:w="3888"/>
+            <w:shd w:fill="F9FAFB"/>
+            <w:tcMar>
+              <w:top w:w="50" w:type="dxa"/>
+              <w:bottom w:w="50" w:type="dxa"/>
+              <w:left w:w="70" w:type="dxa"/>
+              <w:right w:w="70" w:type="dxa"/>
+            </w:tcMar>
+          </w:tcPr>
+          <w:p>
+            <w:pPr>
+              <w:spacing w:after="0"/>
+            </w:pPr>
+            <w:r>
+              <w:rPr>
+                <w:rFonts w:ascii="TH Sarabun New" w:hAnsi="TH Sarabun New"/>
+                <w:b w:val="0"/>
+                <w:i w:val="0"/>
+                <w:color w:val="374151"/>
+                <w:sz w:val="18"/>
+                <w:rFonts w:ascii="TH Sarabun New" w:hAnsi="TH Sarabun New" w:cs="TH Sarabun New"/>
+              </w:rPr>
+              <w:t>การปฏิเสธไฟล์เอกสารงานวิจัยที่มีนามสกุลผิดประเภท (เช่น อัปโหลดไฟล์ .txt ในช่องเอกสาร PDF)</w:t>
+            </w:r>
+          </w:p>
+        </w:tc>
+        <w:tc>
+          <w:tcPr>
+            <w:tcW w:type="dxa" w:w="1440"/>
+            <w:shd w:fill="F9FAFB"/>
+            <w:tcMar>
+              <w:top w:w="50" w:type="dxa"/>
+              <w:bottom w:w="50" w:type="dxa"/>
+              <w:left w:w="70" w:type="dxa"/>
+              <w:right w:w="70" w:type="dxa"/>
+            </w:tcMar>
+          </w:tcPr>
+          <w:p>
+            <w:pPr>
+              <w:spacing w:after="0"/>
+            </w:pPr>
+            <w:r>
+              <w:rPr>
+                <w:rFonts w:ascii="TH Sarabun New" w:hAnsi="TH Sarabun New"/>
+                <w:b w:val="0"/>
+                <w:i w:val="0"/>
+                <w:color w:val="374151"/>
+                <w:sz w:val="18"/>
+                <w:rFonts w:ascii="TH Sarabun New" w:hAnsi="TH Sarabun New" w:cs="TH Sarabun New"/>
+              </w:rPr>
+              <w:t>Negative (File Extension)</w:t>
+            </w:r>
+          </w:p>
+        </w:tc>
+      </w:tr>
+      <w:tr>
+        <w:tc>
+          <w:tcPr>
+            <w:tcW w:type="dxa" w:w="1440"/>
+            <w:shd w:fill="FFFFFF"/>
+            <w:tcMar>
+              <w:top w:w="50" w:type="dxa"/>
+              <w:bottom w:w="50" w:type="dxa"/>
+              <w:left w:w="70" w:type="dxa"/>
+              <w:right w:w="70" w:type="dxa"/>
+            </w:tcMar>
+          </w:tcPr>
+          <w:p>
+            <w:pPr>
+              <w:spacing w:after="0"/>
+            </w:pPr>
+            <w:r>
+              <w:rPr>
+                <w:rFonts w:ascii="TH Sarabun New" w:hAnsi="TH Sarabun New"/>
+                <w:b/>
+                <w:i w:val="0"/>
+                <w:color w:val="1E3A8A"/>
+                <w:sz w:val="19"/>
+                <w:rFonts w:ascii="TH Sarabun New" w:hAnsi="TH Sarabun New" w:cs="TH Sarabun New"/>
+              </w:rPr>
+              <w:t>TC-019</w:t>
+            </w:r>
+          </w:p>
+        </w:tc>
+        <w:tc>
+          <w:tcPr>
+            <w:tcW w:type="dxa" w:w="1584"/>
+            <w:shd w:fill="FFFFFF"/>
+            <w:tcMar>
+              <w:top w:w="50" w:type="dxa"/>
+              <w:bottom w:w="50" w:type="dxa"/>
+              <w:left w:w="70" w:type="dxa"/>
+              <w:right w:w="70" w:type="dxa"/>
+            </w:tcMar>
+          </w:tcPr>
+          <w:p>
+            <w:pPr>
+              <w:spacing w:after="0"/>
+            </w:pPr>
+            <w:r>
+              <w:rPr>
+                <w:rFonts w:ascii="TH Sarabun New" w:hAnsi="TH Sarabun New"/>
+                <w:b w:val="0"/>
+                <w:i w:val="0"/>
+                <w:color w:val="374151"/>
+                <w:sz w:val="18"/>
+                <w:rFonts w:ascii="TH Sarabun New" w:hAnsi="TH Sarabun New" w:cs="TH Sarabun New"/>
+              </w:rPr>
+              <w:t>TC-027</w:t>
+            </w:r>
+          </w:p>
+        </w:tc>
+        <w:tc>
+          <w:tcPr>
+            <w:tcW w:type="dxa" w:w="1440"/>
+            <w:shd w:fill="FFFFFF"/>
+            <w:tcMar>
+              <w:top w:w="50" w:type="dxa"/>
+              <w:bottom w:w="50" w:type="dxa"/>
+              <w:left w:w="70" w:type="dxa"/>
+              <w:right w:w="70" w:type="dxa"/>
+            </w:tcMar>
+          </w:tcPr>
+          <w:p>
+            <w:pPr>
+              <w:spacing w:after="0"/>
+            </w:pPr>
+            <w:r>
+              <w:rPr>
+                <w:rFonts w:ascii="TH Sarabun New" w:hAnsi="TH Sarabun New"/>
+                <w:b w:val="0"/>
+                <w:i w:val="0"/>
+                <w:color w:val="374151"/>
+                <w:sz w:val="18"/>
+                <w:rFonts w:ascii="TH Sarabun New" w:hAnsi="TH Sarabun New" w:cs="TH Sarabun New"/>
+              </w:rPr>
+              <w:t>FR-016</w:t>
+            </w:r>
+          </w:p>
+        </w:tc>
+        <w:tc>
+          <w:tcPr>
+            <w:tcW w:type="dxa" w:w="3888"/>
+            <w:shd w:fill="FFFFFF"/>
+            <w:tcMar>
+              <w:top w:w="50" w:type="dxa"/>
+              <w:bottom w:w="50" w:type="dxa"/>
+              <w:left w:w="70" w:type="dxa"/>
+              <w:right w:w="70" w:type="dxa"/>
+            </w:tcMar>
+          </w:tcPr>
+          <w:p>
+            <w:pPr>
+              <w:spacing w:after="0"/>
+            </w:pPr>
+            <w:r>
+              <w:rPr>
+                <w:rFonts w:ascii="TH Sarabun New" w:hAnsi="TH Sarabun New"/>
+                <w:b w:val="0"/>
+                <w:i w:val="0"/>
+                <w:color w:val="374151"/>
+                <w:sz w:val="18"/>
+                <w:rFonts w:ascii="TH Sarabun New" w:hAnsi="TH Sarabun New" w:cs="TH Sarabun New"/>
+              </w:rPr>
+              <w:t>การปฏิเสธไฟล์ภาพหน้าปกงานวิจัยที่มีนามสกุลผิดประเภท (เช่น อัปโหลดไฟล์ .txt ในช่องภาพหน้าปก)</w:t>
+            </w:r>
+          </w:p>
+        </w:tc>
+        <w:tc>
+          <w:tcPr>
+            <w:tcW w:type="dxa" w:w="1440"/>
+            <w:shd w:fill="FFFFFF"/>
+            <w:tcMar>
+              <w:top w:w="50" w:type="dxa"/>
+              <w:bottom w:w="50" w:type="dxa"/>
+              <w:left w:w="70" w:type="dxa"/>
+              <w:right w:w="70" w:type="dxa"/>
+            </w:tcMar>
+          </w:tcPr>
+          <w:p>
+            <w:pPr>
+              <w:spacing w:after="0"/>
+            </w:pPr>
+            <w:r>
+              <w:rPr>
+                <w:rFonts w:ascii="TH Sarabun New" w:hAnsi="TH Sarabun New"/>
+                <w:b w:val="0"/>
+                <w:i w:val="0"/>
+                <w:color w:val="374151"/>
+                <w:sz w:val="18"/>
+                <w:rFonts w:ascii="TH Sarabun New" w:hAnsi="TH Sarabun New" w:cs="TH Sarabun New"/>
+              </w:rPr>
+              <w:t>Negative (File Extension)</w:t>
+            </w:r>
+          </w:p>
+        </w:tc>
+      </w:tr>
+      <w:tr>
+        <w:tc>
+          <w:tcPr>
+            <w:tcW w:type="dxa" w:w="1440"/>
+            <w:shd w:fill="F9FAFB"/>
+            <w:tcMar>
+              <w:top w:w="50" w:type="dxa"/>
+              <w:bottom w:w="50" w:type="dxa"/>
+              <w:left w:w="70" w:type="dxa"/>
+              <w:right w:w="70" w:type="dxa"/>
+            </w:tcMar>
+          </w:tcPr>
+          <w:p>
+            <w:pPr>
+              <w:spacing w:after="0"/>
+            </w:pPr>
+            <w:r>
+              <w:rPr>
+                <w:rFonts w:ascii="TH Sarabun New" w:hAnsi="TH Sarabun New"/>
+                <w:b/>
+                <w:i w:val="0"/>
+                <w:color w:val="1E3A8A"/>
+                <w:sz w:val="19"/>
+                <w:rFonts w:ascii="TH Sarabun New" w:hAnsi="TH Sarabun New" w:cs="TH Sarabun New"/>
+              </w:rPr>
+              <w:t>TC-020</w:t>
+            </w:r>
+          </w:p>
+        </w:tc>
+        <w:tc>
+          <w:tcPr>
+            <w:tcW w:type="dxa" w:w="1584"/>
+            <w:shd w:fill="F9FAFB"/>
+            <w:tcMar>
+              <w:top w:w="50" w:type="dxa"/>
+              <w:bottom w:w="50" w:type="dxa"/>
+              <w:left w:w="70" w:type="dxa"/>
+              <w:right w:w="70" w:type="dxa"/>
+            </w:tcMar>
+          </w:tcPr>
+          <w:p>
+            <w:pPr>
+              <w:spacing w:after="0"/>
+            </w:pPr>
+            <w:r>
+              <w:rPr>
+                <w:rFonts w:ascii="TH Sarabun New" w:hAnsi="TH Sarabun New"/>
+                <w:b w:val="0"/>
+                <w:i w:val="0"/>
+                <w:color w:val="374151"/>
+                <w:sz w:val="18"/>
+                <w:rFonts w:ascii="TH Sarabun New" w:hAnsi="TH Sarabun New" w:cs="TH Sarabun New"/>
+              </w:rPr>
+              <w:t>TC-027</w:t>
+            </w:r>
+          </w:p>
+        </w:tc>
+        <w:tc>
+          <w:tcPr>
+            <w:tcW w:type="dxa" w:w="1440"/>
+            <w:shd w:fill="F9FAFB"/>
+            <w:tcMar>
+              <w:top w:w="50" w:type="dxa"/>
+              <w:bottom w:w="50" w:type="dxa"/>
+              <w:left w:w="70" w:type="dxa"/>
+              <w:right w:w="70" w:type="dxa"/>
+            </w:tcMar>
+          </w:tcPr>
+          <w:p>
+            <w:pPr>
+              <w:spacing w:after="0"/>
+            </w:pPr>
+            <w:r>
+              <w:rPr>
+                <w:rFonts w:ascii="TH Sarabun New" w:hAnsi="TH Sarabun New"/>
+                <w:b w:val="0"/>
+                <w:i w:val="0"/>
+                <w:color w:val="374151"/>
+                <w:sz w:val="18"/>
+                <w:rFonts w:ascii="TH Sarabun New" w:hAnsi="TH Sarabun New" w:cs="TH Sarabun New"/>
+              </w:rPr>
+              <w:t>FR-016</w:t>
+            </w:r>
+          </w:p>
+        </w:tc>
+        <w:tc>
+          <w:tcPr>
+            <w:tcW w:type="dxa" w:w="3888"/>
+            <w:shd w:fill="F9FAFB"/>
+            <w:tcMar>
+              <w:top w:w="50" w:type="dxa"/>
+              <w:bottom w:w="50" w:type="dxa"/>
+              <w:left w:w="70" w:type="dxa"/>
+              <w:right w:w="70" w:type="dxa"/>
+            </w:tcMar>
+          </w:tcPr>
+          <w:p>
+            <w:pPr>
+              <w:spacing w:after="0"/>
+            </w:pPr>
+            <w:r>
+              <w:rPr>
+                <w:rFonts w:ascii="TH Sarabun New" w:hAnsi="TH Sarabun New"/>
+                <w:b w:val="0"/>
+                <w:i w:val="0"/>
+                <w:color w:val="374151"/>
+                <w:sz w:val="18"/>
+                <w:rFonts w:ascii="TH Sarabun New" w:hAnsi="TH Sarabun New" w:cs="TH Sarabun New"/>
+              </w:rPr>
+              <w:t>การปฏิเสธไฟล์เอกสารที่ปลอมแปลงนามสกุลเป็น .pdf แต่เนื้อหาภายในไม่ใช่โครงสร้าง PDF จริง (Invalid File Signature)</w:t>
+            </w:r>
+          </w:p>
+        </w:tc>
+        <w:tc>
+          <w:tcPr>
+            <w:tcW w:type="dxa" w:w="1440"/>
+            <w:shd w:fill="F9FAFB"/>
+            <w:tcMar>
+              <w:top w:w="50" w:type="dxa"/>
+              <w:bottom w:w="50" w:type="dxa"/>
+              <w:left w:w="70" w:type="dxa"/>
+              <w:right w:w="70" w:type="dxa"/>
+            </w:tcMar>
+          </w:tcPr>
+          <w:p>
+            <w:pPr>
+              <w:spacing w:after="0"/>
+            </w:pPr>
+            <w:r>
+              <w:rPr>
+                <w:rFonts w:ascii="TH Sarabun New" w:hAnsi="TH Sarabun New"/>
+                <w:b w:val="0"/>
+                <w:i w:val="0"/>
+                <w:color w:val="374151"/>
+                <w:sz w:val="18"/>
+                <w:rFonts w:ascii="TH Sarabun New" w:hAnsi="TH Sarabun New" w:cs="TH Sarabun New"/>
+              </w:rPr>
+              <w:t>Security / Deep Inspection</w:t>
+            </w:r>
+          </w:p>
+        </w:tc>
+      </w:tr>
+      <w:tr>
+        <w:tc>
+          <w:tcPr>
+            <w:tcW w:type="dxa" w:w="1440"/>
+            <w:shd w:fill="FFFFFF"/>
+            <w:tcMar>
+              <w:top w:w="50" w:type="dxa"/>
+              <w:bottom w:w="50" w:type="dxa"/>
+              <w:left w:w="70" w:type="dxa"/>
+              <w:right w:w="70" w:type="dxa"/>
+            </w:tcMar>
+          </w:tcPr>
+          <w:p>
+            <w:pPr>
+              <w:spacing w:after="0"/>
+            </w:pPr>
+            <w:r>
+              <w:rPr>
+                <w:rFonts w:ascii="TH Sarabun New" w:hAnsi="TH Sarabun New"/>
+                <w:b/>
+                <w:i w:val="0"/>
+                <w:color w:val="1E3A8A"/>
+                <w:sz w:val="19"/>
+                <w:rFonts w:ascii="TH Sarabun New" w:hAnsi="TH Sarabun New" w:cs="TH Sarabun New"/>
+              </w:rPr>
+              <w:t>TC-021</w:t>
+            </w:r>
+          </w:p>
+        </w:tc>
+        <w:tc>
+          <w:tcPr>
+            <w:tcW w:type="dxa" w:w="1584"/>
+            <w:shd w:fill="FFFFFF"/>
+            <w:tcMar>
+              <w:top w:w="50" w:type="dxa"/>
+              <w:bottom w:w="50" w:type="dxa"/>
+              <w:left w:w="70" w:type="dxa"/>
+              <w:right w:w="70" w:type="dxa"/>
+            </w:tcMar>
+          </w:tcPr>
+          <w:p>
+            <w:pPr>
+              <w:spacing w:after="0"/>
+            </w:pPr>
+            <w:r>
+              <w:rPr>
+                <w:rFonts w:ascii="TH Sarabun New" w:hAnsi="TH Sarabun New"/>
+                <w:b w:val="0"/>
+                <w:i w:val="0"/>
+                <w:color w:val="374151"/>
+                <w:sz w:val="18"/>
+                <w:rFonts w:ascii="TH Sarabun New" w:hAnsi="TH Sarabun New" w:cs="TH Sarabun New"/>
+              </w:rPr>
+              <w:t>TC-027</w:t>
+            </w:r>
+          </w:p>
+        </w:tc>
+        <w:tc>
+          <w:tcPr>
+            <w:tcW w:type="dxa" w:w="1440"/>
+            <w:shd w:fill="FFFFFF"/>
+            <w:tcMar>
+              <w:top w:w="50" w:type="dxa"/>
+              <w:bottom w:w="50" w:type="dxa"/>
+              <w:left w:w="70" w:type="dxa"/>
+              <w:right w:w="70" w:type="dxa"/>
+            </w:tcMar>
+          </w:tcPr>
+          <w:p>
+            <w:pPr>
+              <w:spacing w:after="0"/>
+            </w:pPr>
+            <w:r>
+              <w:rPr>
+                <w:rFonts w:ascii="TH Sarabun New" w:hAnsi="TH Sarabun New"/>
+                <w:b w:val="0"/>
+                <w:i w:val="0"/>
+                <w:color w:val="374151"/>
+                <w:sz w:val="18"/>
+                <w:rFonts w:ascii="TH Sarabun New" w:hAnsi="TH Sarabun New" w:cs="TH Sarabun New"/>
+              </w:rPr>
+              <w:t>FR-016</w:t>
+            </w:r>
+          </w:p>
+        </w:tc>
+        <w:tc>
+          <w:tcPr>
+            <w:tcW w:type="dxa" w:w="3888"/>
+            <w:shd w:fill="FFFFFF"/>
+            <w:tcMar>
+              <w:top w:w="50" w:type="dxa"/>
+              <w:bottom w:w="50" w:type="dxa"/>
+              <w:left w:w="70" w:type="dxa"/>
+              <w:right w:w="70" w:type="dxa"/>
+            </w:tcMar>
+          </w:tcPr>
+          <w:p>
+            <w:pPr>
+              <w:spacing w:after="0"/>
+            </w:pPr>
+            <w:r>
+              <w:rPr>
+                <w:rFonts w:ascii="TH Sarabun New" w:hAnsi="TH Sarabun New"/>
+                <w:b w:val="0"/>
+                <w:i w:val="0"/>
+                <w:color w:val="374151"/>
+                <w:sz w:val="18"/>
+                <w:rFonts w:ascii="TH Sarabun New" w:hAnsi="TH Sarabun New" w:cs="TH Sarabun New"/>
+              </w:rPr>
+              <w:t>การตรวจสอบว่าไม่มีข้อมูลหรือไฟล์ภาพหน้าปกตกค้าง เมื่อแนบภาพปกถูกต้องแต่แนบไฟล์เอกสารผิดประเภท</w:t>
+            </w:r>
+          </w:p>
+        </w:tc>
+        <w:tc>
+          <w:tcPr>
+            <w:tcW w:type="dxa" w:w="1440"/>
+            <w:shd w:fill="FFFFFF"/>
+            <w:tcMar>
+              <w:top w:w="50" w:type="dxa"/>
+              <w:bottom w:w="50" w:type="dxa"/>
+              <w:left w:w="70" w:type="dxa"/>
+              <w:right w:w="70" w:type="dxa"/>
+            </w:tcMar>
+          </w:tcPr>
+          <w:p>
+            <w:pPr>
+              <w:spacing w:after="0"/>
+            </w:pPr>
+            <w:r>
+              <w:rPr>
+                <w:rFonts w:ascii="TH Sarabun New" w:hAnsi="TH Sarabun New"/>
+                <w:b w:val="0"/>
+                <w:i w:val="0"/>
+                <w:color w:val="374151"/>
+                <w:sz w:val="18"/>
+                <w:rFonts w:ascii="TH Sarabun New" w:hAnsi="TH Sarabun New" w:cs="TH Sarabun New"/>
+              </w:rPr>
+              <w:t>Edge Case / Storage Integrity</w:t>
+            </w:r>
+          </w:p>
+        </w:tc>
+      </w:tr>
+      <w:tr>
+        <w:tc>
+          <w:tcPr>
+            <w:tcW w:type="dxa" w:w="1440"/>
+            <w:shd w:fill="F9FAFB"/>
+            <w:tcMar>
+              <w:top w:w="50" w:type="dxa"/>
+              <w:bottom w:w="50" w:type="dxa"/>
+              <w:left w:w="70" w:type="dxa"/>
+              <w:right w:w="70" w:type="dxa"/>
+            </w:tcMar>
+          </w:tcPr>
+          <w:p>
+            <w:pPr>
+              <w:spacing w:after="0"/>
+            </w:pPr>
+            <w:r>
+              <w:rPr>
+                <w:rFonts w:ascii="TH Sarabun New" w:hAnsi="TH Sarabun New"/>
+                <w:b/>
+                <w:i w:val="0"/>
+                <w:color w:val="1E3A8A"/>
+                <w:sz w:val="19"/>
+                <w:rFonts w:ascii="TH Sarabun New" w:hAnsi="TH Sarabun New" w:cs="TH Sarabun New"/>
+              </w:rPr>
+              <w:t>TC-022</w:t>
+            </w:r>
+          </w:p>
+        </w:tc>
+        <w:tc>
+          <w:tcPr>
+            <w:tcW w:type="dxa" w:w="1584"/>
+            <w:shd w:fill="F9FAFB"/>
+            <w:tcMar>
+              <w:top w:w="50" w:type="dxa"/>
+              <w:bottom w:w="50" w:type="dxa"/>
+              <w:left w:w="70" w:type="dxa"/>
+              <w:right w:w="70" w:type="dxa"/>
+            </w:tcMar>
+          </w:tcPr>
+          <w:p>
+            <w:pPr>
+              <w:spacing w:after="0"/>
+            </w:pPr>
+            <w:r>
+              <w:rPr>
+                <w:rFonts w:ascii="TH Sarabun New" w:hAnsi="TH Sarabun New"/>
+                <w:b w:val="0"/>
+                <w:i w:val="0"/>
+                <w:color w:val="374151"/>
+                <w:sz w:val="18"/>
+                <w:rFonts w:ascii="TH Sarabun New" w:hAnsi="TH Sarabun New" w:cs="TH Sarabun New"/>
+              </w:rPr>
+              <w:t>TC-035</w:t>
+            </w:r>
+          </w:p>
+        </w:tc>
+        <w:tc>
+          <w:tcPr>
+            <w:tcW w:type="dxa" w:w="1440"/>
+            <w:shd w:fill="F9FAFB"/>
+            <w:tcMar>
+              <w:top w:w="50" w:type="dxa"/>
+              <w:bottom w:w="50" w:type="dxa"/>
+              <w:left w:w="70" w:type="dxa"/>
+              <w:right w:w="70" w:type="dxa"/>
+            </w:tcMar>
+          </w:tcPr>
+          <w:p>
+            <w:pPr>
+              <w:spacing w:after="0"/>
+            </w:pPr>
+            <w:r>
+              <w:rPr>
+                <w:rFonts w:ascii="TH Sarabun New" w:hAnsi="TH Sarabun New"/>
+                <w:b w:val="0"/>
+                <w:i w:val="0"/>
+                <w:color w:val="374151"/>
+                <w:sz w:val="18"/>
+                <w:rFonts w:ascii="TH Sarabun New" w:hAnsi="TH Sarabun New" w:cs="TH Sarabun New"/>
+              </w:rPr>
+              <w:t>FR-021</w:t>
+            </w:r>
+          </w:p>
+        </w:tc>
+        <w:tc>
+          <w:tcPr>
+            <w:tcW w:type="dxa" w:w="3888"/>
+            <w:shd w:fill="F9FAFB"/>
+            <w:tcMar>
+              <w:top w:w="50" w:type="dxa"/>
+              <w:bottom w:w="50" w:type="dxa"/>
+              <w:left w:w="70" w:type="dxa"/>
+              <w:right w:w="70" w:type="dxa"/>
+            </w:tcMar>
+          </w:tcPr>
+          <w:p>
+            <w:pPr>
+              <w:spacing w:after="0"/>
+            </w:pPr>
+            <w:r>
+              <w:rPr>
+                <w:rFonts w:ascii="TH Sarabun New" w:hAnsi="TH Sarabun New"/>
+                <w:b w:val="0"/>
+                <w:i w:val="0"/>
+                <w:color w:val="374151"/>
+                <w:sz w:val="18"/>
+                <w:rFonts w:ascii="TH Sarabun New" w:hAnsi="TH Sarabun New" w:cs="TH Sarabun New"/>
+              </w:rPr>
+              <w:t>การซ่อนปุ่มดาวน์โหลดและแสดงกล่องแจ้งเตือนให้เข้าสู่ระบบ เมื่อผู้เข้าชมทั่วไป (Guest) เปิดดูหน้ารายละเอียดงานวิจัย</w:t>
+            </w:r>
+          </w:p>
+        </w:tc>
+        <w:tc>
+          <w:tcPr>
+            <w:tcW w:type="dxa" w:w="1440"/>
+            <w:shd w:fill="F9FAFB"/>
+            <w:tcMar>
+              <w:top w:w="50" w:type="dxa"/>
+              <w:bottom w:w="50" w:type="dxa"/>
+              <w:left w:w="70" w:type="dxa"/>
+              <w:right w:w="70" w:type="dxa"/>
+            </w:tcMar>
+          </w:tcPr>
+          <w:p>
+            <w:pPr>
+              <w:spacing w:after="0"/>
+            </w:pPr>
+            <w:r>
+              <w:rPr>
+                <w:rFonts w:ascii="TH Sarabun New" w:hAnsi="TH Sarabun New"/>
+                <w:b w:val="0"/>
+                <w:i w:val="0"/>
+                <w:color w:val="374151"/>
+                <w:sz w:val="18"/>
+                <w:rFonts w:ascii="TH Sarabun New" w:hAnsi="TH Sarabun New" w:cs="TH Sarabun New"/>
+              </w:rPr>
+              <w:t>Security / UI Control</w:t>
+            </w:r>
+          </w:p>
+        </w:tc>
+      </w:tr>
+      <w:tr>
+        <w:tc>
+          <w:tcPr>
+            <w:tcW w:type="dxa" w:w="1440"/>
+            <w:shd w:fill="FFFFFF"/>
+            <w:tcMar>
+              <w:top w:w="50" w:type="dxa"/>
+              <w:bottom w:w="50" w:type="dxa"/>
+              <w:left w:w="70" w:type="dxa"/>
+              <w:right w:w="70" w:type="dxa"/>
+            </w:tcMar>
+          </w:tcPr>
+          <w:p>
+            <w:pPr>
+              <w:spacing w:after="0"/>
+            </w:pPr>
+            <w:r>
+              <w:rPr>
+                <w:rFonts w:ascii="TH Sarabun New" w:hAnsi="TH Sarabun New"/>
+                <w:b/>
+                <w:i w:val="0"/>
+                <w:color w:val="1E3A8A"/>
+                <w:sz w:val="19"/>
+                <w:rFonts w:ascii="TH Sarabun New" w:hAnsi="TH Sarabun New" w:cs="TH Sarabun New"/>
+              </w:rPr>
+              <w:t>TC-023</w:t>
+            </w:r>
+          </w:p>
+        </w:tc>
+        <w:tc>
+          <w:tcPr>
+            <w:tcW w:type="dxa" w:w="1584"/>
+            <w:shd w:fill="FFFFFF"/>
+            <w:tcMar>
+              <w:top w:w="50" w:type="dxa"/>
+              <w:bottom w:w="50" w:type="dxa"/>
+              <w:left w:w="70" w:type="dxa"/>
+              <w:right w:w="70" w:type="dxa"/>
+            </w:tcMar>
+          </w:tcPr>
+          <w:p>
+            <w:pPr>
+              <w:spacing w:after="0"/>
+            </w:pPr>
+            <w:r>
+              <w:rPr>
+                <w:rFonts w:ascii="TH Sarabun New" w:hAnsi="TH Sarabun New"/>
+                <w:b w:val="0"/>
+                <w:i w:val="0"/>
+                <w:color w:val="374151"/>
+                <w:sz w:val="18"/>
+                <w:rFonts w:ascii="TH Sarabun New" w:hAnsi="TH Sarabun New" w:cs="TH Sarabun New"/>
+              </w:rPr>
+              <w:t>TC-035</w:t>
+            </w:r>
+          </w:p>
+        </w:tc>
+        <w:tc>
+          <w:tcPr>
+            <w:tcW w:type="dxa" w:w="1440"/>
+            <w:shd w:fill="FFFFFF"/>
+            <w:tcMar>
+              <w:top w:w="50" w:type="dxa"/>
+              <w:bottom w:w="50" w:type="dxa"/>
+              <w:left w:w="70" w:type="dxa"/>
+              <w:right w:w="70" w:type="dxa"/>
+            </w:tcMar>
+          </w:tcPr>
+          <w:p>
+            <w:pPr>
+              <w:spacing w:after="0"/>
+            </w:pPr>
+            <w:r>
+              <w:rPr>
+                <w:rFonts w:ascii="TH Sarabun New" w:hAnsi="TH Sarabun New"/>
+                <w:b w:val="0"/>
+                <w:i w:val="0"/>
+                <w:color w:val="374151"/>
+                <w:sz w:val="18"/>
+                <w:rFonts w:ascii="TH Sarabun New" w:hAnsi="TH Sarabun New" w:cs="TH Sarabun New"/>
+              </w:rPr>
+              <w:t>FR-021</w:t>
+            </w:r>
+          </w:p>
+        </w:tc>
+        <w:tc>
+          <w:tcPr>
+            <w:tcW w:type="dxa" w:w="3888"/>
+            <w:shd w:fill="FFFFFF"/>
+            <w:tcMar>
+              <w:top w:w="50" w:type="dxa"/>
+              <w:bottom w:w="50" w:type="dxa"/>
+              <w:left w:w="70" w:type="dxa"/>
+              <w:right w:w="70" w:type="dxa"/>
+            </w:tcMar>
+          </w:tcPr>
+          <w:p>
+            <w:pPr>
+              <w:spacing w:after="0"/>
+            </w:pPr>
+            <w:r>
+              <w:rPr>
+                <w:rFonts w:ascii="TH Sarabun New" w:hAnsi="TH Sarabun New"/>
+                <w:b w:val="0"/>
+                <w:i w:val="0"/>
+                <w:color w:val="374151"/>
+                <w:sz w:val="18"/>
+                <w:rFonts w:ascii="TH Sarabun New" w:hAnsi="TH Sarabun New" w:cs="TH Sarabun New"/>
+              </w:rPr>
+              <w:t>การปฏิเสธคำขอดาวน์โหลดไฟล์งานวิจัยโดยไม่เข้าสู่ระบบ และไม่เพิ่มยอดดาวน์โหลดสะสม (No Token -&gt; HTTP 401)</w:t>
+            </w:r>
+          </w:p>
+        </w:tc>
+        <w:tc>
+          <w:tcPr>
+            <w:tcW w:type="dxa" w:w="1440"/>
+            <w:shd w:fill="FFFFFF"/>
+            <w:tcMar>
+              <w:top w:w="50" w:type="dxa"/>
+              <w:bottom w:w="50" w:type="dxa"/>
+              <w:left w:w="70" w:type="dxa"/>
+              <w:right w:w="70" w:type="dxa"/>
+            </w:tcMar>
+          </w:tcPr>
+          <w:p>
+            <w:pPr>
+              <w:spacing w:after="0"/>
+            </w:pPr>
+            <w:r>
+              <w:rPr>
+                <w:rFonts w:ascii="TH Sarabun New" w:hAnsi="TH Sarabun New"/>
+                <w:b w:val="0"/>
+                <w:i w:val="0"/>
+                <w:color w:val="374151"/>
+                <w:sz w:val="18"/>
+                <w:rFonts w:ascii="TH Sarabun New" w:hAnsi="TH Sarabun New" w:cs="TH Sarabun New"/>
+              </w:rPr>
+              <w:t>Security / API &amp; Metric Protection</w:t>
+            </w:r>
+          </w:p>
+        </w:tc>
+      </w:tr>
+      <w:tr>
+        <w:tc>
+          <w:tcPr>
+            <w:tcW w:type="dxa" w:w="1440"/>
+            <w:shd w:fill="F9FAFB"/>
+            <w:tcMar>
+              <w:top w:w="50" w:type="dxa"/>
+              <w:bottom w:w="50" w:type="dxa"/>
+              <w:left w:w="70" w:type="dxa"/>
+              <w:right w:w="70" w:type="dxa"/>
+            </w:tcMar>
+          </w:tcPr>
+          <w:p>
+            <w:pPr>
+              <w:spacing w:after="0"/>
+            </w:pPr>
+            <w:r>
+              <w:rPr>
+                <w:rFonts w:ascii="TH Sarabun New" w:hAnsi="TH Sarabun New"/>
+                <w:b/>
+                <w:i w:val="0"/>
+                <w:color w:val="1E3A8A"/>
+                <w:sz w:val="19"/>
+                <w:rFonts w:ascii="TH Sarabun New" w:hAnsi="TH Sarabun New" w:cs="TH Sarabun New"/>
+              </w:rPr>
+              <w:t>TC-024</w:t>
+            </w:r>
+          </w:p>
+        </w:tc>
+        <w:tc>
+          <w:tcPr>
+            <w:tcW w:type="dxa" w:w="1584"/>
+            <w:shd w:fill="F9FAFB"/>
+            <w:tcMar>
+              <w:top w:w="50" w:type="dxa"/>
+              <w:bottom w:w="50" w:type="dxa"/>
+              <w:left w:w="70" w:type="dxa"/>
+              <w:right w:w="70" w:type="dxa"/>
+            </w:tcMar>
+          </w:tcPr>
+          <w:p>
+            <w:pPr>
+              <w:spacing w:after="0"/>
+            </w:pPr>
+            <w:r>
+              <w:rPr>
+                <w:rFonts w:ascii="TH Sarabun New" w:hAnsi="TH Sarabun New"/>
+                <w:b w:val="0"/>
+                <w:i w:val="0"/>
+                <w:color w:val="374151"/>
+                <w:sz w:val="18"/>
+                <w:rFonts w:ascii="TH Sarabun New" w:hAnsi="TH Sarabun New" w:cs="TH Sarabun New"/>
+              </w:rPr>
+              <w:t>TC-035</w:t>
+            </w:r>
+          </w:p>
+        </w:tc>
+        <w:tc>
+          <w:tcPr>
+            <w:tcW w:type="dxa" w:w="1440"/>
+            <w:shd w:fill="F9FAFB"/>
+            <w:tcMar>
+              <w:top w:w="50" w:type="dxa"/>
+              <w:bottom w:w="50" w:type="dxa"/>
+              <w:left w:w="70" w:type="dxa"/>
+              <w:right w:w="70" w:type="dxa"/>
+            </w:tcMar>
+          </w:tcPr>
+          <w:p>
+            <w:pPr>
+              <w:spacing w:after="0"/>
+            </w:pPr>
+            <w:r>
+              <w:rPr>
+                <w:rFonts w:ascii="TH Sarabun New" w:hAnsi="TH Sarabun New"/>
+                <w:b w:val="0"/>
+                <w:i w:val="0"/>
+                <w:color w:val="374151"/>
+                <w:sz w:val="18"/>
+                <w:rFonts w:ascii="TH Sarabun New" w:hAnsi="TH Sarabun New" w:cs="TH Sarabun New"/>
+              </w:rPr>
+              <w:t>FR-021</w:t>
+            </w:r>
+          </w:p>
+        </w:tc>
+        <w:tc>
+          <w:tcPr>
+            <w:tcW w:type="dxa" w:w="3888"/>
+            <w:shd w:fill="F9FAFB"/>
+            <w:tcMar>
+              <w:top w:w="50" w:type="dxa"/>
+              <w:bottom w:w="50" w:type="dxa"/>
+              <w:left w:w="70" w:type="dxa"/>
+              <w:right w:w="70" w:type="dxa"/>
+            </w:tcMar>
+          </w:tcPr>
+          <w:p>
+            <w:pPr>
+              <w:spacing w:after="0"/>
+            </w:pPr>
+            <w:r>
+              <w:rPr>
+                <w:rFonts w:ascii="TH Sarabun New" w:hAnsi="TH Sarabun New"/>
+                <w:b w:val="0"/>
+                <w:i w:val="0"/>
+                <w:color w:val="374151"/>
+                <w:sz w:val="18"/>
+                <w:rFonts w:ascii="TH Sarabun New" w:hAnsi="TH Sarabun New" w:cs="TH Sarabun New"/>
+              </w:rPr>
+              <w:t>การจัดการกรณีผู้ใช้งานที่เข้าสู่ระบบแล้วพยายามดาวน์โหลดผลงานวิจัยที่ไม่มีไฟล์เอกสารแนบในระบบ (file_path = NULL -&gt; HTTP 404)</w:t>
+            </w:r>
+          </w:p>
+        </w:tc>
+        <w:tc>
+          <w:tcPr>
+            <w:tcW w:type="dxa" w:w="1440"/>
+            <w:shd w:fill="F9FAFB"/>
+            <w:tcMar>
+              <w:top w:w="50" w:type="dxa"/>
+              <w:bottom w:w="50" w:type="dxa"/>
+              <w:left w:w="70" w:type="dxa"/>
+              <w:right w:w="70" w:type="dxa"/>
+            </w:tcMar>
+          </w:tcPr>
+          <w:p>
+            <w:pPr>
+              <w:spacing w:after="0"/>
+            </w:pPr>
+            <w:r>
+              <w:rPr>
+                <w:rFonts w:ascii="TH Sarabun New" w:hAnsi="TH Sarabun New"/>
+                <w:b w:val="0"/>
+                <w:i w:val="0"/>
+                <w:color w:val="374151"/>
+                <w:sz w:val="18"/>
+                <w:rFonts w:ascii="TH Sarabun New" w:hAnsi="TH Sarabun New" w:cs="TH Sarabun New"/>
+              </w:rPr>
+              <w:t>Negative (File Not Found)</w:t>
+            </w:r>
+          </w:p>
+        </w:tc>
+      </w:tr>
+      <w:tr>
+        <w:tc>
+          <w:tcPr>
+            <w:tcW w:type="dxa" w:w="1440"/>
+            <w:shd w:fill="FFFFFF"/>
+            <w:tcMar>
+              <w:top w:w="50" w:type="dxa"/>
+              <w:bottom w:w="50" w:type="dxa"/>
+              <w:left w:w="70" w:type="dxa"/>
+              <w:right w:w="70" w:type="dxa"/>
+            </w:tcMar>
+          </w:tcPr>
+          <w:p>
+            <w:pPr>
+              <w:spacing w:after="0"/>
+            </w:pPr>
+            <w:r>
+              <w:rPr>
+                <w:rFonts w:ascii="TH Sarabun New" w:hAnsi="TH Sarabun New"/>
+                <w:b/>
+                <w:i w:val="0"/>
+                <w:color w:val="1E3A8A"/>
+                <w:sz w:val="19"/>
+                <w:rFonts w:ascii="TH Sarabun New" w:hAnsi="TH Sarabun New" w:cs="TH Sarabun New"/>
+              </w:rPr>
+              <w:t>TC-025</w:t>
+            </w:r>
+          </w:p>
+        </w:tc>
+        <w:tc>
+          <w:tcPr>
+            <w:tcW w:type="dxa" w:w="1584"/>
+            <w:shd w:fill="FFFFFF"/>
+            <w:tcMar>
+              <w:top w:w="50" w:type="dxa"/>
+              <w:bottom w:w="50" w:type="dxa"/>
+              <w:left w:w="70" w:type="dxa"/>
+              <w:right w:w="70" w:type="dxa"/>
+            </w:tcMar>
+          </w:tcPr>
+          <w:p>
+            <w:pPr>
+              <w:spacing w:after="0"/>
+            </w:pPr>
+            <w:r>
+              <w:rPr>
+                <w:rFonts w:ascii="TH Sarabun New" w:hAnsi="TH Sarabun New"/>
+                <w:b w:val="0"/>
+                <w:i w:val="0"/>
+                <w:color w:val="374151"/>
+                <w:sz w:val="18"/>
+                <w:rFonts w:ascii="TH Sarabun New" w:hAnsi="TH Sarabun New" w:cs="TH Sarabun New"/>
+              </w:rPr>
+              <w:t>TC-042</w:t>
+            </w:r>
+          </w:p>
+        </w:tc>
+        <w:tc>
+          <w:tcPr>
+            <w:tcW w:type="dxa" w:w="1440"/>
+            <w:shd w:fill="FFFFFF"/>
+            <w:tcMar>
+              <w:top w:w="50" w:type="dxa"/>
+              <w:bottom w:w="50" w:type="dxa"/>
+              <w:left w:w="70" w:type="dxa"/>
+              <w:right w:w="70" w:type="dxa"/>
+            </w:tcMar>
+          </w:tcPr>
+          <w:p>
+            <w:pPr>
+              <w:spacing w:after="0"/>
+            </w:pPr>
+            <w:r>
+              <w:rPr>
+                <w:rFonts w:ascii="TH Sarabun New" w:hAnsi="TH Sarabun New"/>
+                <w:b w:val="0"/>
+                <w:i w:val="0"/>
+                <w:color w:val="374151"/>
+                <w:sz w:val="18"/>
+                <w:rFonts w:ascii="TH Sarabun New" w:hAnsi="TH Sarabun New" w:cs="TH Sarabun New"/>
+              </w:rPr>
+              <w:t>FR-027</w:t>
+            </w:r>
+          </w:p>
+        </w:tc>
+        <w:tc>
+          <w:tcPr>
+            <w:tcW w:type="dxa" w:w="3888"/>
+            <w:shd w:fill="FFFFFF"/>
+            <w:tcMar>
+              <w:top w:w="50" w:type="dxa"/>
+              <w:bottom w:w="50" w:type="dxa"/>
+              <w:left w:w="70" w:type="dxa"/>
+              <w:right w:w="70" w:type="dxa"/>
+            </w:tcMar>
+          </w:tcPr>
+          <w:p>
+            <w:pPr>
+              <w:spacing w:after="0"/>
+            </w:pPr>
+            <w:r>
+              <w:rPr>
+                <w:rFonts w:ascii="TH Sarabun New" w:hAnsi="TH Sarabun New"/>
+                <w:b w:val="0"/>
+                <w:i w:val="0"/>
+                <w:color w:val="374151"/>
+                <w:sz w:val="18"/>
+                <w:rFonts w:ascii="TH Sarabun New" w:hAnsi="TH Sarabun New" w:cs="TH Sarabun New"/>
+              </w:rPr>
+              <w:t>การกดปุ่มบันทึกผลงานวิจัยเข้าสู่รายการที่สนใจ (Add Favorite) และตรวจสอบการแสดงผลในหน้า /account/saved</w:t>
+            </w:r>
+          </w:p>
+        </w:tc>
+        <w:tc>
+          <w:tcPr>
+            <w:tcW w:type="dxa" w:w="1440"/>
+            <w:shd w:fill="FFFFFF"/>
+            <w:tcMar>
+              <w:top w:w="50" w:type="dxa"/>
+              <w:bottom w:w="50" w:type="dxa"/>
+              <w:left w:w="70" w:type="dxa"/>
+              <w:right w:w="70" w:type="dxa"/>
+            </w:tcMar>
+          </w:tcPr>
+          <w:p>
+            <w:pPr>
+              <w:spacing w:after="0"/>
+            </w:pPr>
+            <w:r>
+              <w:rPr>
+                <w:rFonts w:ascii="TH Sarabun New" w:hAnsi="TH Sarabun New"/>
+                <w:b w:val="0"/>
+                <w:i w:val="0"/>
+                <w:color w:val="374151"/>
+                <w:sz w:val="18"/>
+                <w:rFonts w:ascii="TH Sarabun New" w:hAnsi="TH Sarabun New" w:cs="TH Sarabun New"/>
+              </w:rPr>
+              <w:t>Positive (User Interaction)</w:t>
+            </w:r>
+          </w:p>
+        </w:tc>
+      </w:tr>
+      <w:tr>
+        <w:tc>
+          <w:tcPr>
+            <w:tcW w:type="dxa" w:w="1440"/>
+            <w:shd w:fill="F9FAFB"/>
+            <w:tcMar>
+              <w:top w:w="50" w:type="dxa"/>
+              <w:bottom w:w="50" w:type="dxa"/>
+              <w:left w:w="70" w:type="dxa"/>
+              <w:right w:w="70" w:type="dxa"/>
+            </w:tcMar>
+          </w:tcPr>
+          <w:p>
+            <w:pPr>
+              <w:spacing w:after="0"/>
+            </w:pPr>
+            <w:r>
+              <w:rPr>
+                <w:rFonts w:ascii="TH Sarabun New" w:hAnsi="TH Sarabun New"/>
+                <w:b/>
+                <w:i w:val="0"/>
+                <w:color w:val="1E3A8A"/>
+                <w:sz w:val="19"/>
+                <w:rFonts w:ascii="TH Sarabun New" w:hAnsi="TH Sarabun New" w:cs="TH Sarabun New"/>
+              </w:rPr>
+              <w:t>TC-026</w:t>
+            </w:r>
+          </w:p>
+        </w:tc>
+        <w:tc>
+          <w:tcPr>
+            <w:tcW w:type="dxa" w:w="1584"/>
+            <w:shd w:fill="F9FAFB"/>
+            <w:tcMar>
+              <w:top w:w="50" w:type="dxa"/>
+              <w:bottom w:w="50" w:type="dxa"/>
+              <w:left w:w="70" w:type="dxa"/>
+              <w:right w:w="70" w:type="dxa"/>
+            </w:tcMar>
+          </w:tcPr>
+          <w:p>
+            <w:pPr>
+              <w:spacing w:after="0"/>
+            </w:pPr>
+            <w:r>
+              <w:rPr>
+                <w:rFonts w:ascii="TH Sarabun New" w:hAnsi="TH Sarabun New"/>
+                <w:b w:val="0"/>
+                <w:i w:val="0"/>
+                <w:color w:val="374151"/>
+                <w:sz w:val="18"/>
+                <w:rFonts w:ascii="TH Sarabun New" w:hAnsi="TH Sarabun New" w:cs="TH Sarabun New"/>
+              </w:rPr>
+              <w:t>TC-042</w:t>
+            </w:r>
+          </w:p>
+        </w:tc>
+        <w:tc>
+          <w:tcPr>
+            <w:tcW w:type="dxa" w:w="1440"/>
+            <w:shd w:fill="F9FAFB"/>
+            <w:tcMar>
+              <w:top w:w="50" w:type="dxa"/>
+              <w:bottom w:w="50" w:type="dxa"/>
+              <w:left w:w="70" w:type="dxa"/>
+              <w:right w:w="70" w:type="dxa"/>
+            </w:tcMar>
+          </w:tcPr>
+          <w:p>
+            <w:pPr>
+              <w:spacing w:after="0"/>
+            </w:pPr>
+            <w:r>
+              <w:rPr>
+                <w:rFonts w:ascii="TH Sarabun New" w:hAnsi="TH Sarabun New"/>
+                <w:b w:val="0"/>
+                <w:i w:val="0"/>
+                <w:color w:val="374151"/>
+                <w:sz w:val="18"/>
+                <w:rFonts w:ascii="TH Sarabun New" w:hAnsi="TH Sarabun New" w:cs="TH Sarabun New"/>
+              </w:rPr>
+              <w:t>FR-027</w:t>
+            </w:r>
+          </w:p>
+        </w:tc>
+        <w:tc>
+          <w:tcPr>
+            <w:tcW w:type="dxa" w:w="3888"/>
+            <w:shd w:fill="F9FAFB"/>
+            <w:tcMar>
+              <w:top w:w="50" w:type="dxa"/>
+              <w:bottom w:w="50" w:type="dxa"/>
+              <w:left w:w="70" w:type="dxa"/>
+              <w:right w:w="70" w:type="dxa"/>
+            </w:tcMar>
+          </w:tcPr>
+          <w:p>
+            <w:pPr>
+              <w:spacing w:after="0"/>
+            </w:pPr>
+            <w:r>
+              <w:rPr>
+                <w:rFonts w:ascii="TH Sarabun New" w:hAnsi="TH Sarabun New"/>
+                <w:b w:val="0"/>
+                <w:i w:val="0"/>
+                <w:color w:val="374151"/>
+                <w:sz w:val="18"/>
+                <w:rFonts w:ascii="TH Sarabun New" w:hAnsi="TH Sarabun New" w:cs="TH Sarabun New"/>
+              </w:rPr>
+              <w:t>การกดปุ่มยกเลิกการบันทึกผลงานวิจัย (Remove Favorite) และตรวจสอบว่าผลงานถูกนำออกจากหน้า /account/saved</w:t>
+            </w:r>
+          </w:p>
+        </w:tc>
+        <w:tc>
+          <w:tcPr>
+            <w:tcW w:type="dxa" w:w="1440"/>
+            <w:shd w:fill="F9FAFB"/>
+            <w:tcMar>
+              <w:top w:w="50" w:type="dxa"/>
+              <w:bottom w:w="50" w:type="dxa"/>
+              <w:left w:w="70" w:type="dxa"/>
+              <w:right w:w="70" w:type="dxa"/>
+            </w:tcMar>
+          </w:tcPr>
+          <w:p>
+            <w:pPr>
+              <w:spacing w:after="0"/>
+            </w:pPr>
+            <w:r>
+              <w:rPr>
+                <w:rFonts w:ascii="TH Sarabun New" w:hAnsi="TH Sarabun New"/>
+                <w:b w:val="0"/>
+                <w:i w:val="0"/>
+                <w:color w:val="374151"/>
+                <w:sz w:val="18"/>
+                <w:rFonts w:ascii="TH Sarabun New" w:hAnsi="TH Sarabun New" w:cs="TH Sarabun New"/>
+              </w:rPr>
+              <w:t>Positive (User Interaction)</w:t>
+            </w:r>
+          </w:p>
+        </w:tc>
+      </w:tr>
+    </w:tbl>
+    <w:p>
+      <w:pPr>
+        <w:spacing w:after="160"/>
       </w:pPr>
     </w:p>
     <w:p>
-      <w:r>
-        <w:rPr>
-          <w:rFonts w:ascii="TH Sarabun New" w:hAnsi="TH Sarabun New"/>
-          <w:b/>
-          <w:i w:val="0"/>
-          <w:color w:val="166534"/>
-          <w:sz w:val="23"/>
-          <w:rFonts w:ascii="TH Sarabun New" w:hAnsi="TH Sarabun New" w:cs="TH Sarabun New"/>
-        </w:rPr>
-        <w:t>2.1 ขอบเขตที่ครอบคลุม (In-Scope — 8 Target Test Cases):</w:t>
-        <w:br/>
-      </w:r>
-    </w:p>
-    <w:p>
-      <w:pPr>
-        <w:pStyle w:val="ListBullet"/>
-        <w:spacing w:after="40"/>
-      </w:pPr>
-      <w:r>
-        <w:rPr>
-          <w:rFonts w:ascii="TH Sarabun New" w:hAnsi="TH Sarabun New"/>
-          <w:b/>
-          <w:i w:val="0"/>
-          <w:color w:val="2D1B69"/>
-          <w:sz w:val="21"/>
-          <w:rFonts w:ascii="TH Sarabun New" w:hAnsi="TH Sarabun New" w:cs="TH Sarabun New"/>
-        </w:rPr>
-        <w:t xml:space="preserve">TC-003: ล็อกอินข้อมูลถูกต้อง ด้วยบัญชี Student: </w:t>
-      </w:r>
-      <w:r>
-        <w:rPr>
-          <w:rFonts w:ascii="TH Sarabun New" w:hAnsi="TH Sarabun New"/>
-          <w:b w:val="0"/>
-          <w:i w:val="0"/>
-          <w:color w:val="374151"/>
-          <w:sz w:val="21"/>
-          <w:rFonts w:ascii="TH Sarabun New" w:hAnsi="TH Sarabun New" w:cs="TH Sarabun New"/>
-        </w:rPr>
-        <w:t>ตรวจสอบกระบวนการเข้าสู่ระบบของนักศึกษา (S1) ผ่านหน้า /login การได้รับ JWT Bearer Token และการเปลี่ยนเส้นทางไปยังหน้าผลงานที่บันทึกไว้ (/account/saved)</w:t>
-      </w:r>
-    </w:p>
-    <w:p>
-      <w:pPr>
-        <w:pStyle w:val="ListBullet"/>
-        <w:spacing w:after="40"/>
-      </w:pPr>
-      <w:r>
-        <w:rPr>
-          <w:rFonts w:ascii="TH Sarabun New" w:hAnsi="TH Sarabun New"/>
-          <w:b/>
-          <w:i w:val="0"/>
-          <w:color w:val="2D1B69"/>
-          <w:sz w:val="21"/>
-          <w:rFonts w:ascii="TH Sarabun New" w:hAnsi="TH Sarabun New" w:cs="TH Sarabun New"/>
-        </w:rPr>
-        <w:t xml:space="preserve">TC-026: อัปโหลดชนิดถูกและทดสอบขนาดขอบเขต: </w:t>
-      </w:r>
-      <w:r>
-        <w:rPr>
-          <w:rFonts w:ascii="TH Sarabun New" w:hAnsi="TH Sarabun New"/>
-          <w:b w:val="0"/>
-          <w:i w:val="0"/>
-          <w:color w:val="374151"/>
-          <w:sz w:val="21"/>
-          <w:rFonts w:ascii="TH Sarabun New" w:hAnsi="TH Sarabun New" w:cs="TH Sarabun New"/>
-        </w:rPr>
-        <w:t>ตรวจสอบการอัปโหลดไฟล์เอกสาร PDF ที่ขนาดถูกต้องตามขีดจำกัด (Boundary) และการแจ้งเตือนบล็อกไฟล์ขนาดเกิน 25 MB (MAX_DOCUMENT_BYTES)</w:t>
-      </w:r>
-    </w:p>
-    <w:p>
-      <w:pPr>
-        <w:pStyle w:val="ListBullet"/>
-        <w:spacing w:after="40"/>
-      </w:pPr>
-      <w:r>
-        <w:rPr>
-          <w:rFonts w:ascii="TH Sarabun New" w:hAnsi="TH Sarabun New"/>
-          <w:b/>
-          <w:i w:val="0"/>
-          <w:color w:val="2D1B69"/>
-          <w:sz w:val="21"/>
-          <w:rFonts w:ascii="TH Sarabun New" w:hAnsi="TH Sarabun New" w:cs="TH Sarabun New"/>
-        </w:rPr>
-        <w:t xml:space="preserve">TC-005: ดู/แก้โปรไฟล์และเปลี่ยนรหัสผ่าน: </w:t>
-      </w:r>
-      <w:r>
-        <w:rPr>
-          <w:rFonts w:ascii="TH Sarabun New" w:hAnsi="TH Sarabun New"/>
-          <w:b w:val="0"/>
-          <w:i w:val="0"/>
-          <w:color w:val="374151"/>
-          <w:sz w:val="21"/>
-          <w:rFonts w:ascii="TH Sarabun New" w:hAnsi="TH Sarabun New" w:cs="TH Sarabun New"/>
-        </w:rPr>
-        <w:t>ตรวจสอบการเข้าดูหน้าโปรไฟล์นักศึกษา (/student/profile) การแก้ไขข้อมูลส่วนตัว ภาควิชา และการเปลี่ยนรหัสผ่านใหม่พร้อมบันทึกลงฐานข้อมูล</w:t>
-      </w:r>
-    </w:p>
-    <w:p>
-      <w:pPr>
-        <w:pStyle w:val="ListBullet"/>
-        <w:spacing w:after="40"/>
-      </w:pPr>
-      <w:r>
-        <w:rPr>
-          <w:rFonts w:ascii="TH Sarabun New" w:hAnsi="TH Sarabun New"/>
-          <w:b/>
-          <w:i w:val="0"/>
-          <w:color w:val="2D1B69"/>
-          <w:sz w:val="21"/>
-          <w:rFonts w:ascii="TH Sarabun New" w:hAnsi="TH Sarabun New" w:cs="TH Sarabun New"/>
-        </w:rPr>
-        <w:t xml:space="preserve">TC-017: ทดสอบการแสดงผล latest/popular และสถิติบนหน้าหลัก: </w:t>
-      </w:r>
-      <w:r>
-        <w:rPr>
-          <w:rFonts w:ascii="TH Sarabun New" w:hAnsi="TH Sarabun New"/>
-          <w:b w:val="0"/>
-          <w:i w:val="0"/>
-          <w:color w:val="374151"/>
-          <w:sz w:val="21"/>
-          <w:rFonts w:ascii="TH Sarabun New" w:hAnsi="TH Sarabun New" w:cs="TH Sarabun New"/>
-        </w:rPr>
-        <w:t>ตรวจสอบการโหลดข้อมูลผลงานล่าสุด (Latest Research) ผลงานยอดนิยม (Popular/Featured Research) และตัวเลขสถิติภาพรวม 4 ด้านบนหน้าแรก</w:t>
-      </w:r>
-    </w:p>
-    <w:p>
-      <w:pPr>
-        <w:pStyle w:val="ListBullet"/>
-        <w:spacing w:after="40"/>
-      </w:pPr>
-      <w:r>
-        <w:rPr>
-          <w:rFonts w:ascii="TH Sarabun New" w:hAnsi="TH Sarabun New"/>
-          <w:b/>
-          <w:i w:val="0"/>
-          <w:color w:val="2D1B69"/>
-          <w:sz w:val="21"/>
-          <w:rFonts w:ascii="TH Sarabun New" w:hAnsi="TH Sarabun New" w:cs="TH Sarabun New"/>
-        </w:rPr>
-        <w:t xml:space="preserve">TC-023: ลองเข้าหน้าส่งงานโดยไม่ล็อกอิน หรือใช้ role guest (ระบบต้องบล็อก): </w:t>
-      </w:r>
-      <w:r>
-        <w:rPr>
-          <w:rFonts w:ascii="TH Sarabun New" w:hAnsi="TH Sarabun New"/>
-          <w:b w:val="0"/>
-          <w:i w:val="0"/>
-          <w:color w:val="374151"/>
-          <w:sz w:val="21"/>
-          <w:rFonts w:ascii="TH Sarabun New" w:hAnsi="TH Sarabun New" w:cs="TH Sarabun New"/>
-        </w:rPr>
-        <w:t>ตรวจสอบระบบรักษาความปลอดภัยและการควบคุมการเข้าถึง (RBAC) โดยระบบต้องสกัดกั้นผู้ใช้ที่ไม่ได้ยืนยันตัวตนไม่ให้เข้าถึงแบบฟอร์มส่งผลงาน และส่งต่อไปยังหน้า /login ทันที</w:t>
-      </w:r>
-    </w:p>
-    <w:p>
-      <w:pPr>
-        <w:pStyle w:val="ListBullet"/>
-        <w:spacing w:after="40"/>
-      </w:pPr>
-      <w:r>
-        <w:rPr>
-          <w:rFonts w:ascii="TH Sarabun New" w:hAnsi="TH Sarabun New"/>
-          <w:b/>
-          <w:i w:val="0"/>
-          <w:color w:val="2D1B69"/>
-          <w:sz w:val="21"/>
-          <w:rFonts w:ascii="TH Sarabun New" w:hAnsi="TH Sarabun New" w:cs="TH Sarabun New"/>
-        </w:rPr>
-        <w:t xml:space="preserve">TC-027: ลองอัปโหลดไฟล์ที่นามสกุล/MIME หรือลายเซ็นผิด (ระบบต้องแจ้งเตือน): </w:t>
-      </w:r>
-      <w:r>
-        <w:rPr>
-          <w:rFonts w:ascii="TH Sarabun New" w:hAnsi="TH Sarabun New"/>
-          <w:b w:val="0"/>
-          <w:i w:val="0"/>
-          <w:color w:val="374151"/>
-          <w:sz w:val="21"/>
-          <w:rFonts w:ascii="TH Sarabun New" w:hAnsi="TH Sarabun New" w:cs="TH Sarabun New"/>
-        </w:rPr>
-        <w:t>ตรวจสอบความถูกต้องของประเภทไฟล์ โดยระบบต้องแจ้งเตือนปฏิเสธไฟล์ที่ไม่ใช่ PDF สำหรับเอกสาร หรือไม่ใช่รูปภาพสำหรับภาพหน้าปก (HTTP 415 / Client Validation Alert)</w:t>
-      </w:r>
-    </w:p>
-    <w:p>
-      <w:pPr>
-        <w:pStyle w:val="ListBullet"/>
-        <w:spacing w:after="40"/>
-      </w:pPr>
-      <w:r>
-        <w:rPr>
-          <w:rFonts w:ascii="TH Sarabun New" w:hAnsi="TH Sarabun New"/>
-          <w:b/>
-          <w:i w:val="0"/>
-          <w:color w:val="2D1B69"/>
-          <w:sz w:val="21"/>
-          <w:rFonts w:ascii="TH Sarabun New" w:hAnsi="TH Sarabun New" w:cs="TH Sarabun New"/>
-        </w:rPr>
-        <w:t xml:space="preserve">TC-035: ลองดาวน์โหลดผลงานที่ไม่มีไฟล์ หรือตอนไม่มี token: </w:t>
-      </w:r>
-      <w:r>
-        <w:rPr>
-          <w:rFonts w:ascii="TH Sarabun New" w:hAnsi="TH Sarabun New"/>
-          <w:b w:val="0"/>
-          <w:i w:val="0"/>
-          <w:color w:val="374151"/>
-          <w:sz w:val="21"/>
-          <w:rFonts w:ascii="TH Sarabun New" w:hAnsi="TH Sarabun New" w:cs="TH Sarabun New"/>
-        </w:rPr>
-        <w:t>ตรวจสอบมาตรการความปลอดภัยในการดาวน์โหลดเอกสาร โดยระบบต้องบล็อกคำขอที่ไม่มี Token (HTTP 401) และแจ้งเตือนเมื่อผลงานไม่มีไฟล์แนบ (HTTP 404) พร้อมไม่เพิ่มยอดดาวน์โหลดโดยมิชอบ</w:t>
-      </w:r>
-    </w:p>
-    <w:p>
-      <w:pPr>
-        <w:pStyle w:val="ListBullet"/>
-        <w:spacing w:after="40"/>
-      </w:pPr>
-      <w:r>
-        <w:rPr>
-          <w:rFonts w:ascii="TH Sarabun New" w:hAnsi="TH Sarabun New"/>
-          <w:b/>
-          <w:i w:val="0"/>
-          <w:color w:val="2D1B69"/>
-          <w:sz w:val="21"/>
-          <w:rFonts w:ascii="TH Sarabun New" w:hAnsi="TH Sarabun New" w:cs="TH Sarabun New"/>
-        </w:rPr>
-        <w:t xml:space="preserve">TC-042: ทดสอบการกดปุ่มบันทึกและยกเลิก favorite: </w:t>
-      </w:r>
-      <w:r>
-        <w:rPr>
-          <w:rFonts w:ascii="TH Sarabun New" w:hAnsi="TH Sarabun New"/>
-          <w:b w:val="0"/>
-          <w:i w:val="0"/>
-          <w:color w:val="374151"/>
-          <w:sz w:val="21"/>
-          <w:rFonts w:ascii="TH Sarabun New" w:hAnsi="TH Sarabun New" w:cs="TH Sarabun New"/>
-        </w:rPr>
-        <w:t>ตรวจสอบฟังก์ชันรายการโปรด (Bookmark / Favorite) ทั้งการกดบันทึกผลงานเข้าสู่ /account/saved และการกดยกเลิกเพื่อนำออกจากรายการโปรดอย่างสมบูรณ์</w:t>
-      </w:r>
-    </w:p>
-    <w:p>
-      <w:pPr>
-        <w:spacing w:before="120"/>
-      </w:pPr>
       <w:r>
         <w:rPr>
           <w:rFonts w:ascii="TH Sarabun New" w:hAnsi="TH Sarabun New"/>
@@ -776,7 +4396,7 @@
           <w:sz w:val="23"/>
           <w:rFonts w:ascii="TH Sarabun New" w:hAnsi="TH Sarabun New" w:cs="TH Sarabun New"/>
         </w:rPr>
-        <w:t>2.2 สิ่งที่อยู่นอกเหนือขอบเขต (Out-of-Scope):</w:t>
+        <w:t>2.2 สิ่งที่อยู่นอกเหนือขอบเขตการทดสอบในรอบนี้ (Out-of-Scope):</w:t>
         <w:br/>
       </w:r>
     </w:p>
@@ -794,7 +4414,7 @@
           <w:sz w:val="21"/>
           <w:rFonts w:ascii="TH Sarabun New" w:hAnsi="TH Sarabun New" w:cs="TH Sarabun New"/>
         </w:rPr>
-        <w:t>ระบบการชำระเงินหรือเชื่อมต่อบริการธนาคารภายนอก (3rd-Party Payment Gateways)</w:t>
+        <w:t>การทดสอบการเชื่อมต่อระบบการเงินและธนาคารภายนอก (3rd-Party Payment Gateways) เนื่องจาก UniResearch เป็นระบบบริการวิชาการแบบ Open Access</w:t>
       </w:r>
     </w:p>
     <w:p>
@@ -811,7 +4431,7 @@
           <w:sz w:val="21"/>
           <w:rFonts w:ascii="TH Sarabun New" w:hAnsi="TH Sarabun New" w:cs="TH Sarabun New"/>
         </w:rPr>
-        <w:t>การทดสอบรองรับปริมาณการใช้งานระดับสูง (High-concurrency Load &amp; Stress Testing) เกิน 1,000 req/sec</w:t>
+        <w:t>การทดสอบรองรับปริมาณการใช้งานระดับมหาศาล (Stress Testing) เกิน 2,000 Concurrent Users ซึ่งจะดำเนินการในระยะถัดไป</w:t>
       </w:r>
     </w:p>
     <w:p>
@@ -828,7 +4448,7 @@
           <w:sz w:val="21"/>
           <w:rFonts w:ascii="TH Sarabun New" w:hAnsi="TH Sarabun New" w:cs="TH Sarabun New"/>
         </w:rPr>
-        <w:t>การประเมินเจาะระบบความปลอดภัยเชิงลึกระดับฮาร์ดแวร์และโครงสร้างเครือข่ายศูนย์ข้อมูล (Physical &amp; Network Infrastructure Penetration Testing)</w:t>
+        <w:t>การประเมินเจาะระบบความปลอดภัยเชิงกายภาพและศูนย์ข้อมูล (Data Center Physical Security)</w:t>
       </w:r>
     </w:p>
     <w:p>
@@ -845,8 +4465,13 @@
           <w:sz w:val="21"/>
           <w:rFonts w:ascii="TH Sarabun New" w:hAnsi="TH Sarabun New" w:cs="TH Sarabun New"/>
         </w:rPr>
-        <w:t>โมดูลเก่าที่ถูกตัดออกจากข้อกำหนดปัจจุบัน (Legacy Modules เช่น Registration Happy Path และ Accessibility เชิงลึกรอบเดิม)</w:t>
+        <w:t>กระบวนการตรวจประเมินผลงานแบบ Manual ของอาจารย์ที่ปรึกษาที่ต้องใช้ดุลยพินิจของมนุษย์</w:t>
       </w:r>
+    </w:p>
+    <w:p>
+      <w:pPr>
+        <w:spacing w:after="120"/>
+      </w:pPr>
     </w:p>
     <w:p>
       <w:pPr>
@@ -857,11 +4482,32 @@
           <w:rFonts w:ascii="TH Sarabun New" w:hAnsi="TH Sarabun New"/>
           <w:b/>
           <w:i w:val="0"/>
-          <w:color w:val="2D1B69"/>
+          <w:color w:val="1E3A8A"/>
           <w:sz w:val="28"/>
           <w:rFonts w:ascii="TH Sarabun New" w:hAnsi="TH Sarabun New" w:cs="TH Sarabun New"/>
         </w:rPr>
-        <w:t>3. กลยุทธ์และแนวทางการทดสอบ (Test Strategy &amp; Approach)</w:t>
+        <w:t>3. กลยุทธ์และระเบียบวิธีทดสอบ (Test Strategy &amp; Methodology)</w:t>
+      </w:r>
+    </w:p>
+    <w:p>
+      <w:r>
+        <w:rPr>
+          <w:rFonts w:ascii="TH Sarabun New" w:hAnsi="TH Sarabun New"/>
+          <w:b w:val="0"/>
+          <w:i w:val="0"/>
+          <w:color w:val="222222"/>
+          <w:sz w:val="21"/>
+          <w:rFonts w:ascii="TH Sarabun New" w:hAnsi="TH Sarabun New" w:cs="TH Sarabun New"/>
+        </w:rPr>
+        <w:t>ทีมงานวิศวกรรมคุณภาพซอฟต์แวร์กำหนดกลยุทธ์การทดสอบ 4 แกนหลักเพื่อให้ครอบคลุมทั้งประสบการณ์ใช้งานจริง ความถูกต้อง และความปลอดภัย:</w:t>
+        <w:br/>
+        <w:t>1. การทดสอบเส้นทางการใช้งานปกติ (Positive User Journey Testing): จำลองพฤติกรรมจริงของนักศึกษา ตั้งแต่การเปิดเว็บเบราว์เซอร์ ล็อกอิน ตรวจสอบเซสชัน แก้ไขข้อมูลส่วนตัว เปลี่ยนรหัสผ่าน สำรวจสถิติหน้าแรก อัปโหลดงานวิจัย และบันทึกรายการโปรด</w:t>
+        <w:br/>
+        <w:t>2. การวิเคราะห์ค่าขอบเขตขนาดไฟล์ (Boundary Value Analysis - BVA): ตรวจสอบการจำกัดขนาดไฟล์เอกสาร PDF ไม่เกิน 25 MB และภาพหน้าปกไม่เกิน 5 MB โดยทดสอบทั้งขนาดปกติ, ขนาดพอดีขีดจำกัด (25.0 MB / 5.0 MB) และขนาดเกินขีดจำกัด (26.0 MB / 6.0 MB)</w:t>
+        <w:br/>
+        <w:t>3. การตรวจสอบความถูกต้องของข้อมูล ลายเซ็นไฟล์ และการป้องกันไฟล์ขยะตกค้าง (MIME &amp; File Signature Validation): ปฏิเสธไฟล์ผิดประเภท (.txt), ปฏิเสธไฟล์ปลอมแปลง Magic Bytes (%PDF-), และตรวจสอบว่าเซิร์ฟเวอร์สั่ง Rollback ลบไฟล์ภาพหน้าปกทิ้งเมื่อไฟล์เอกสารมีปัญหา ป้องกันขยะตกค้างบนดิสก์ 100%</w:t>
+        <w:br/>
+        <w:t>4. การทดสอบสิทธิ์และการควบคุมการเข้าถึง (RBAC Security Testing): ตรวจสอบการบล็อกผู้ใช้ไม่ระบุตัวตน (Unauthenticated Visitor) และผู้ใช้สิทธิ์บุคคลทั่วไป (Guest Role) ไม่ให้สามารถเข้าถึงแบบฟอร์มหรือส่งผลงานวิจัยผ่าน API ได้</w:t>
       </w:r>
     </w:p>
     <w:tbl>
@@ -872,7 +4518,7 @@
         <w:tblBorders>
           <w:top w:val="single" w:sz="6" w:space="0" w:color="D1D5DB"/>
           <w:left w:val="none"/>
-          <w:bottom w:val="single" w:sz="8" w:space="0" w:color="48276A"/>
+          <w:bottom w:val="single" w:sz="8" w:space="0" w:color="1E3A8A"/>
           <w:right w:val="none"/>
           <w:insideH w:val="single" w:sz="4" w:space="0" w:color="D1D5DB"/>
           <w:insideV w:val="none"/>
@@ -887,15 +4533,18 @@
         <w:tc>
           <w:tcPr>
             <w:tcW w:type="dxa" w:w="3120"/>
-            <w:shd w:fill="48276A"/>
+            <w:shd w:fill="1E3A8A"/>
             <w:tcMar>
-              <w:top w:w="80" w:type="dxa"/>
-              <w:bottom w:w="80" w:type="dxa"/>
-              <w:left w:w="100" w:type="dxa"/>
-              <w:right w:w="100" w:type="dxa"/>
+              <w:top w:w="70" w:type="dxa"/>
+              <w:bottom w:w="70" w:type="dxa"/>
+              <w:left w:w="80" w:type="dxa"/>
+              <w:right w:w="80" w:type="dxa"/>
             </w:tcMar>
           </w:tcPr>
           <w:p>
+            <w:pPr>
+              <w:spacing w:after="0"/>
+            </w:pPr>
             <w:r>
               <w:rPr>
                 <w:rFonts w:ascii="TH Sarabun New" w:hAnsi="TH Sarabun New"/>
@@ -905,22 +4554,25 @@
                 <w:sz w:val="20"/>
                 <w:rFonts w:ascii="TH Sarabun New" w:hAnsi="TH Sarabun New" w:cs="TH Sarabun New"/>
               </w:rPr>
-              <w:t>ระดับการทดสอบ (Test Level)</w:t>
+              <w:t>แกนการทดสอบ (Test Pillar)</w:t>
             </w:r>
           </w:p>
         </w:tc>
         <w:tc>
           <w:tcPr>
             <w:tcW w:type="dxa" w:w="3120"/>
-            <w:shd w:fill="48276A"/>
+            <w:shd w:fill="1E3A8A"/>
             <w:tcMar>
-              <w:top w:w="80" w:type="dxa"/>
-              <w:bottom w:w="80" w:type="dxa"/>
-              <w:left w:w="100" w:type="dxa"/>
-              <w:right w:w="100" w:type="dxa"/>
+              <w:top w:w="70" w:type="dxa"/>
+              <w:bottom w:w="70" w:type="dxa"/>
+              <w:left w:w="80" w:type="dxa"/>
+              <w:right w:w="80" w:type="dxa"/>
             </w:tcMar>
           </w:tcPr>
           <w:p>
+            <w:pPr>
+              <w:spacing w:after="0"/>
+            </w:pPr>
             <w:r>
               <w:rPr>
                 <w:rFonts w:ascii="TH Sarabun New" w:hAnsi="TH Sarabun New"/>
@@ -930,22 +4582,25 @@
                 <w:sz w:val="20"/>
                 <w:rFonts w:ascii="TH Sarabun New" w:hAnsi="TH Sarabun New" w:cs="TH Sarabun New"/>
               </w:rPr>
-              <w:t>เทคนิคและวิธีการ (Approach &amp; Techniques)</w:t>
+              <w:t>ระเบียบวิธีและเทคนิค (Methodology &amp; Techniques)</w:t>
             </w:r>
           </w:p>
         </w:tc>
         <w:tc>
           <w:tcPr>
             <w:tcW w:type="dxa" w:w="3120"/>
-            <w:shd w:fill="48276A"/>
+            <w:shd w:fill="1E3A8A"/>
             <w:tcMar>
-              <w:top w:w="80" w:type="dxa"/>
-              <w:bottom w:w="80" w:type="dxa"/>
-              <w:left w:w="100" w:type="dxa"/>
-              <w:right w:w="100" w:type="dxa"/>
+              <w:top w:w="70" w:type="dxa"/>
+              <w:bottom w:w="70" w:type="dxa"/>
+              <w:left w:w="80" w:type="dxa"/>
+              <w:right w:w="80" w:type="dxa"/>
             </w:tcMar>
           </w:tcPr>
           <w:p>
+            <w:pPr>
+              <w:spacing w:after="0"/>
+            </w:pPr>
             <w:r>
               <w:rPr>
                 <w:rFonts w:ascii="TH Sarabun New" w:hAnsi="TH Sarabun New"/>
@@ -967,10 +4622,10 @@
             <w:tcMar>
               <w:top w:w="60" w:type="dxa"/>
               <w:bottom w:w="60" w:type="dxa"/>
-              <w:left w:w="100" w:type="dxa"/>
-              <w:right w:w="100" w:type="dxa"/>
+              <w:left w:w="80" w:type="dxa"/>
+              <w:right w:w="80" w:type="dxa"/>
             </w:tcMar>
-            <w:shd w:fill="F9FAFB"/>
+            <w:shd w:fill="FFFFFF"/>
           </w:tcPr>
           <w:p>
             <w:pPr>
@@ -981,11 +4636,11 @@
                 <w:rFonts w:ascii="TH Sarabun New" w:hAnsi="TH Sarabun New"/>
                 <w:b/>
                 <w:i w:val="0"/>
-                <w:color w:val="1F2937"/>
+                <w:color w:val="1E3A8A"/>
                 <w:sz w:val="19"/>
                 <w:rFonts w:ascii="TH Sarabun New" w:hAnsi="TH Sarabun New" w:cs="TH Sarabun New"/>
               </w:rPr>
-              <w:t>End-to-End UI Testing</w:t>
+              <w:t>End-to-End User Journey</w:t>
             </w:r>
           </w:p>
         </w:tc>
@@ -995,9 +4650,10 @@
             <w:tcMar>
               <w:top w:w="60" w:type="dxa"/>
               <w:bottom w:w="60" w:type="dxa"/>
-              <w:left w:w="100" w:type="dxa"/>
-              <w:right w:w="100" w:type="dxa"/>
+              <w:left w:w="80" w:type="dxa"/>
+              <w:right w:w="80" w:type="dxa"/>
             </w:tcMar>
+            <w:shd w:fill="FFFFFF"/>
           </w:tcPr>
           <w:p>
             <w:pPr>
@@ -1008,11 +4664,11 @@
                 <w:rFonts w:ascii="TH Sarabun New" w:hAnsi="TH Sarabun New"/>
                 <w:b w:val="0"/>
                 <w:i w:val="0"/>
-                <w:color w:val="1F2937"/>
+                <w:color w:val="374151"/>
                 <w:sz w:val="19"/>
                 <w:rFonts w:ascii="TH Sarabun New" w:hAnsi="TH Sarabun New" w:cs="TH Sarabun New"/>
               </w:rPr>
-              <w:t>จำลองพฤติกรรมผู้ใช้งานผ่านเบราว์เซอร์จริงตาม Page Object Model (POM) ตรวจสอบ Navigation, DOM, Alerts และ State Updates</w:t>
+              <w:t>จำลองพฤติกรรมผ่านหน้าจอจริงตาม Page Object Model (POM) ตรวจสอบการเปลี่ยนหน้า, Toast และ State</w:t>
             </w:r>
           </w:p>
         </w:tc>
@@ -1022,9 +4678,10 @@
             <w:tcMar>
               <w:top w:w="60" w:type="dxa"/>
               <w:bottom w:w="60" w:type="dxa"/>
-              <w:left w:w="100" w:type="dxa"/>
-              <w:right w:w="100" w:type="dxa"/>
+              <w:left w:w="80" w:type="dxa"/>
+              <w:right w:w="80" w:type="dxa"/>
             </w:tcMar>
+            <w:shd w:fill="FFFFFF"/>
           </w:tcPr>
           <w:p>
             <w:pPr>
@@ -1035,7 +4692,7 @@
                 <w:rFonts w:ascii="TH Sarabun New" w:hAnsi="TH Sarabun New"/>
                 <w:b w:val="0"/>
                 <w:i w:val="0"/>
-                <w:color w:val="1F2937"/>
+                <w:color w:val="374151"/>
                 <w:sz w:val="19"/>
                 <w:rFonts w:ascii="TH Sarabun New" w:hAnsi="TH Sarabun New" w:cs="TH Sarabun New"/>
               </w:rPr>
@@ -1051,8 +4708,8 @@
             <w:tcMar>
               <w:top w:w="60" w:type="dxa"/>
               <w:bottom w:w="60" w:type="dxa"/>
-              <w:left w:w="100" w:type="dxa"/>
-              <w:right w:w="100" w:type="dxa"/>
+              <w:left w:w="80" w:type="dxa"/>
+              <w:right w:w="80" w:type="dxa"/>
             </w:tcMar>
             <w:shd w:fill="F9FAFB"/>
           </w:tcPr>
@@ -1065,7 +4722,7 @@
                 <w:rFonts w:ascii="TH Sarabun New" w:hAnsi="TH Sarabun New"/>
                 <w:b/>
                 <w:i w:val="0"/>
-                <w:color w:val="1F2937"/>
+                <w:color w:val="1E3A8A"/>
                 <w:sz w:val="19"/>
                 <w:rFonts w:ascii="TH Sarabun New" w:hAnsi="TH Sarabun New" w:cs="TH Sarabun New"/>
               </w:rPr>
@@ -1079,9 +4736,10 @@
             <w:tcMar>
               <w:top w:w="60" w:type="dxa"/>
               <w:bottom w:w="60" w:type="dxa"/>
-              <w:left w:w="100" w:type="dxa"/>
-              <w:right w:w="100" w:type="dxa"/>
+              <w:left w:w="80" w:type="dxa"/>
+              <w:right w:w="80" w:type="dxa"/>
             </w:tcMar>
+            <w:shd w:fill="F9FAFB"/>
           </w:tcPr>
           <w:p>
             <w:pPr>
@@ -1092,11 +4750,11 @@
                 <w:rFonts w:ascii="TH Sarabun New" w:hAnsi="TH Sarabun New"/>
                 <w:b w:val="0"/>
                 <w:i w:val="0"/>
-                <w:color w:val="1F2937"/>
+                <w:color w:val="374151"/>
                 <w:sz w:val="19"/>
                 <w:rFonts w:ascii="TH Sarabun New" w:hAnsi="TH Sarabun New" w:cs="TH Sarabun New"/>
               </w:rPr>
-              <w:t>ทดสอบขอบเขตขนาดไฟล์ (5 MB สำหรับภาพปก และ 25 MB สำหรับเอกสาร PDF) ทั้งกรณีพอดีขีดจำกัดและเกินขีดจำกัด</w:t>
+              <w:t>ทดสอบขนาดไฟล์เอกสาร (25 MB) และภาพหน้าปก (5 MB) ทั้งกรณีพอดีขีดจำกัดและเกินขีดจำกัด</w:t>
             </w:r>
           </w:p>
         </w:tc>
@@ -1106,9 +4764,10 @@
             <w:tcMar>
               <w:top w:w="60" w:type="dxa"/>
               <w:bottom w:w="60" w:type="dxa"/>
-              <w:left w:w="100" w:type="dxa"/>
-              <w:right w:w="100" w:type="dxa"/>
+              <w:left w:w="80" w:type="dxa"/>
+              <w:right w:w="80" w:type="dxa"/>
             </w:tcMar>
+            <w:shd w:fill="F9FAFB"/>
           </w:tcPr>
           <w:p>
             <w:pPr>
@@ -1119,11 +4778,11 @@
                 <w:rFonts w:ascii="TH Sarabun New" w:hAnsi="TH Sarabun New"/>
                 <w:b w:val="0"/>
                 <w:i w:val="0"/>
-                <w:color w:val="1F2937"/>
+                <w:color w:val="374151"/>
                 <w:sz w:val="19"/>
                 <w:rFonts w:ascii="TH Sarabun New" w:hAnsi="TH Sarabun New" w:cs="TH Sarabun New"/>
               </w:rPr>
-              <w:t>Python OS File Generators, Boundary Test Fixtures</w:t>
+              <w:t>Dynamic File Generators, OS File Management</w:t>
             </w:r>
           </w:p>
         </w:tc>
@@ -1135,8 +4794,94 @@
             <w:tcMar>
               <w:top w:w="60" w:type="dxa"/>
               <w:bottom w:w="60" w:type="dxa"/>
-              <w:left w:w="100" w:type="dxa"/>
-              <w:right w:w="100" w:type="dxa"/>
+              <w:left w:w="80" w:type="dxa"/>
+              <w:right w:w="80" w:type="dxa"/>
+            </w:tcMar>
+            <w:shd w:fill="FFFFFF"/>
+          </w:tcPr>
+          <w:p>
+            <w:pPr>
+              <w:spacing w:after="0"/>
+            </w:pPr>
+            <w:r>
+              <w:rPr>
+                <w:rFonts w:ascii="TH Sarabun New" w:hAnsi="TH Sarabun New"/>
+                <w:b/>
+                <w:i w:val="0"/>
+                <w:color w:val="1E3A8A"/>
+                <w:sz w:val="19"/>
+                <w:rFonts w:ascii="TH Sarabun New" w:hAnsi="TH Sarabun New" w:cs="TH Sarabun New"/>
+              </w:rPr>
+              <w:t>MIME &amp; Signature Deep Inspection</w:t>
+            </w:r>
+          </w:p>
+        </w:tc>
+        <w:tc>
+          <w:tcPr>
+            <w:tcW w:type="dxa" w:w="3120"/>
+            <w:tcMar>
+              <w:top w:w="60" w:type="dxa"/>
+              <w:bottom w:w="60" w:type="dxa"/>
+              <w:left w:w="80" w:type="dxa"/>
+              <w:right w:w="80" w:type="dxa"/>
+            </w:tcMar>
+            <w:shd w:fill="FFFFFF"/>
+          </w:tcPr>
+          <w:p>
+            <w:pPr>
+              <w:spacing w:after="0"/>
+            </w:pPr>
+            <w:r>
+              <w:rPr>
+                <w:rFonts w:ascii="TH Sarabun New" w:hAnsi="TH Sarabun New"/>
+                <w:b w:val="0"/>
+                <w:i w:val="0"/>
+                <w:color w:val="374151"/>
+                <w:sz w:val="19"/>
+                <w:rFonts w:ascii="TH Sarabun New" w:hAnsi="TH Sarabun New" w:cs="TH Sarabun New"/>
+              </w:rPr>
+              <w:t>ตรวจสอบนามสกุลไฟล์ร่วมกับการตรวจสอบ Magic Bytes (%PDF-) และการ Rollback ลบไฟล์ขยะ</w:t>
+            </w:r>
+          </w:p>
+        </w:tc>
+        <w:tc>
+          <w:tcPr>
+            <w:tcW w:type="dxa" w:w="3120"/>
+            <w:tcMar>
+              <w:top w:w="60" w:type="dxa"/>
+              <w:bottom w:w="60" w:type="dxa"/>
+              <w:left w:w="80" w:type="dxa"/>
+              <w:right w:w="80" w:type="dxa"/>
+            </w:tcMar>
+            <w:shd w:fill="FFFFFF"/>
+          </w:tcPr>
+          <w:p>
+            <w:pPr>
+              <w:spacing w:after="0"/>
+            </w:pPr>
+            <w:r>
+              <w:rPr>
+                <w:rFonts w:ascii="TH Sarabun New" w:hAnsi="TH Sarabun New"/>
+                <w:b w:val="0"/>
+                <w:i w:val="0"/>
+                <w:color w:val="374151"/>
+                <w:sz w:val="19"/>
+                <w:rFonts w:ascii="TH Sarabun New" w:hAnsi="TH Sarabun New" w:cs="TH Sarabun New"/>
+              </w:rPr>
+              <w:t>FastAPI File Upload Middleware, Python Requests</w:t>
+            </w:r>
+          </w:p>
+        </w:tc>
+      </w:tr>
+      <w:tr>
+        <w:tc>
+          <w:tcPr>
+            <w:tcW w:type="dxa" w:w="3120"/>
+            <w:tcMar>
+              <w:top w:w="60" w:type="dxa"/>
+              <w:bottom w:w="60" w:type="dxa"/>
+              <w:left w:w="80" w:type="dxa"/>
+              <w:right w:w="80" w:type="dxa"/>
             </w:tcMar>
             <w:shd w:fill="F9FAFB"/>
           </w:tcPr>
@@ -1149,11 +4894,11 @@
                 <w:rFonts w:ascii="TH Sarabun New" w:hAnsi="TH Sarabun New"/>
                 <w:b/>
                 <w:i w:val="0"/>
-                <w:color w:val="1F2937"/>
+                <w:color w:val="1E3A8A"/>
                 <w:sz w:val="19"/>
                 <w:rFonts w:ascii="TH Sarabun New" w:hAnsi="TH Sarabun New" w:cs="TH Sarabun New"/>
               </w:rPr>
-              <w:t>Security &amp; RBAC Testing</w:t>
+              <w:t>Role-Based Access Control (RBAC)</w:t>
             </w:r>
           </w:p>
         </w:tc>
@@ -1163,9 +4908,10 @@
             <w:tcMar>
               <w:top w:w="60" w:type="dxa"/>
               <w:bottom w:w="60" w:type="dxa"/>
-              <w:left w:w="100" w:type="dxa"/>
-              <w:right w:w="100" w:type="dxa"/>
+              <w:left w:w="80" w:type="dxa"/>
+              <w:right w:w="80" w:type="dxa"/>
             </w:tcMar>
+            <w:shd w:fill="F9FAFB"/>
           </w:tcPr>
           <w:p>
             <w:pPr>
@@ -1176,11 +4922,11 @@
                 <w:rFonts w:ascii="TH Sarabun New" w:hAnsi="TH Sarabun New"/>
                 <w:b w:val="0"/>
                 <w:i w:val="0"/>
-                <w:color w:val="1F2937"/>
+                <w:color w:val="374151"/>
                 <w:sz w:val="19"/>
                 <w:rFonts w:ascii="TH Sarabun New" w:hAnsi="TH Sarabun New" w:cs="TH Sarabun New"/>
               </w:rPr>
-              <w:t>ทดสอบการบังคับใช้นโยบายความปลอดภัย สกัดกั้น Guest / Unauthenticated users และการตรวจ Token / Header</w:t>
+              <w:t>ทดสอบการบังคับใช้นโยบายความปลอดภัยของ Route Guard และ JWT Bearer Token</w:t>
             </w:r>
           </w:p>
         </w:tc>
@@ -1190,9 +4936,10 @@
             <w:tcMar>
               <w:top w:w="60" w:type="dxa"/>
               <w:bottom w:w="60" w:type="dxa"/>
-              <w:left w:w="100" w:type="dxa"/>
-              <w:right w:w="100" w:type="dxa"/>
+              <w:left w:w="80" w:type="dxa"/>
+              <w:right w:w="80" w:type="dxa"/>
             </w:tcMar>
+            <w:shd w:fill="F9FAFB"/>
           </w:tcPr>
           <w:p>
             <w:pPr>
@@ -1203,11 +4950,210 @@
                 <w:rFonts w:ascii="TH Sarabun New" w:hAnsi="TH Sarabun New"/>
                 <w:b w:val="0"/>
                 <w:i w:val="0"/>
-                <w:color w:val="1F2937"/>
+                <w:color w:val="374151"/>
                 <w:sz w:val="19"/>
                 <w:rFonts w:ascii="TH Sarabun New" w:hAnsi="TH Sarabun New" w:cs="TH Sarabun New"/>
               </w:rPr>
-              <w:t>Next.js Route Guards, FastAPI JWT Auth Middleware</w:t>
+              <w:t>Next.js Middleware, FastAPI Dependencies (require_role)</w:t>
+            </w:r>
+          </w:p>
+        </w:tc>
+      </w:tr>
+    </w:tbl>
+    <w:p>
+      <w:pPr>
+        <w:spacing w:after="160"/>
+      </w:pPr>
+    </w:p>
+    <w:p>
+      <w:pPr>
+        <w:pStyle w:val="Heading1"/>
+      </w:pPr>
+      <w:r>
+        <w:rPr>
+          <w:rFonts w:ascii="TH Sarabun New" w:hAnsi="TH Sarabun New"/>
+          <w:b/>
+          <w:i w:val="0"/>
+          <w:color w:val="1E3A8A"/>
+          <w:sz w:val="28"/>
+          <w:rFonts w:ascii="TH Sarabun New" w:hAnsi="TH Sarabun New" w:cs="TH Sarabun New"/>
+        </w:rPr>
+        <w:t>4. สภาพแวดล้อมและข้อมูลทดสอบเสมือนจริง (Environment &amp; Test Data)</w:t>
+      </w:r>
+    </w:p>
+    <w:p>
+      <w:r>
+        <w:rPr>
+          <w:rFonts w:ascii="TH Sarabun New" w:hAnsi="TH Sarabun New"/>
+          <w:b/>
+          <w:i w:val="0"/>
+          <w:color w:val="1E3A8A"/>
+          <w:sz w:val="22"/>
+          <w:rFonts w:ascii="TH Sarabun New" w:hAnsi="TH Sarabun New" w:cs="TH Sarabun New"/>
+        </w:rPr>
+        <w:t>4.1 ตารางข้อมูลผู้ใช้งานจำลองเสมือนจริง (Realistic User Personas):</w:t>
+        <w:br/>
+      </w:r>
+    </w:p>
+    <w:tbl>
+      <w:tblPr>
+        <w:tblW w:type="auto" w:w="0"/>
+        <w:jc w:val="center"/>
+        <w:tblLook w:firstColumn="1" w:firstRow="1" w:lastColumn="0" w:lastRow="0" w:noHBand="0" w:noVBand="1" w:val="04A0"/>
+        <w:tblBorders>
+          <w:top w:val="single" w:sz="6" w:space="0" w:color="D1D5DB"/>
+          <w:left w:val="none"/>
+          <w:bottom w:val="single" w:sz="8" w:space="0" w:color="1E3A8A"/>
+          <w:right w:val="none"/>
+          <w:insideH w:val="single" w:sz="4" w:space="0" w:color="D1D5DB"/>
+          <w:insideV w:val="none"/>
+        </w:tblBorders>
+      </w:tblPr>
+      <w:tblGrid>
+        <w:gridCol w:w="1872"/>
+        <w:gridCol w:w="1872"/>
+        <w:gridCol w:w="1872"/>
+        <w:gridCol w:w="1872"/>
+        <w:gridCol w:w="1872"/>
+      </w:tblGrid>
+      <w:tr>
+        <w:tc>
+          <w:tcPr>
+            <w:tcW w:type="dxa" w:w="1872"/>
+            <w:shd w:fill="1E3A8A"/>
+            <w:tcMar>
+              <w:top w:w="70" w:type="dxa"/>
+              <w:bottom w:w="70" w:type="dxa"/>
+              <w:left w:w="70" w:type="dxa"/>
+              <w:right w:w="70" w:type="dxa"/>
+            </w:tcMar>
+          </w:tcPr>
+          <w:p>
+            <w:pPr>
+              <w:spacing w:after="0"/>
+            </w:pPr>
+            <w:r>
+              <w:rPr>
+                <w:rFonts w:ascii="TH Sarabun New" w:hAnsi="TH Sarabun New"/>
+                <w:b/>
+                <w:i w:val="0"/>
+                <w:color w:val="FFFFFF"/>
+                <w:sz w:val="19"/>
+                <w:rFonts w:ascii="TH Sarabun New" w:hAnsi="TH Sarabun New" w:cs="TH Sarabun New"/>
+              </w:rPr>
+              <w:t>บทบาท (Role)</w:t>
+            </w:r>
+          </w:p>
+        </w:tc>
+        <w:tc>
+          <w:tcPr>
+            <w:tcW w:type="dxa" w:w="1872"/>
+            <w:shd w:fill="1E3A8A"/>
+            <w:tcMar>
+              <w:top w:w="70" w:type="dxa"/>
+              <w:bottom w:w="70" w:type="dxa"/>
+              <w:left w:w="70" w:type="dxa"/>
+              <w:right w:w="70" w:type="dxa"/>
+            </w:tcMar>
+          </w:tcPr>
+          <w:p>
+            <w:pPr>
+              <w:spacing w:after="0"/>
+            </w:pPr>
+            <w:r>
+              <w:rPr>
+                <w:rFonts w:ascii="TH Sarabun New" w:hAnsi="TH Sarabun New"/>
+                <w:b/>
+                <w:i w:val="0"/>
+                <w:color w:val="FFFFFF"/>
+                <w:sz w:val="19"/>
+                <w:rFonts w:ascii="TH Sarabun New" w:hAnsi="TH Sarabun New" w:cs="TH Sarabun New"/>
+              </w:rPr>
+              <w:t>ชื่อ-นามสกุลจริง</w:t>
+            </w:r>
+          </w:p>
+        </w:tc>
+        <w:tc>
+          <w:tcPr>
+            <w:tcW w:type="dxa" w:w="1872"/>
+            <w:shd w:fill="1E3A8A"/>
+            <w:tcMar>
+              <w:top w:w="70" w:type="dxa"/>
+              <w:bottom w:w="70" w:type="dxa"/>
+              <w:left w:w="70" w:type="dxa"/>
+              <w:right w:w="70" w:type="dxa"/>
+            </w:tcMar>
+          </w:tcPr>
+          <w:p>
+            <w:pPr>
+              <w:spacing w:after="0"/>
+            </w:pPr>
+            <w:r>
+              <w:rPr>
+                <w:rFonts w:ascii="TH Sarabun New" w:hAnsi="TH Sarabun New"/>
+                <w:b/>
+                <w:i w:val="0"/>
+                <w:color w:val="FFFFFF"/>
+                <w:sz w:val="19"/>
+                <w:rFonts w:ascii="TH Sarabun New" w:hAnsi="TH Sarabun New" w:cs="TH Sarabun New"/>
+              </w:rPr>
+              <w:t>อีเมลจริง</w:t>
+            </w:r>
+          </w:p>
+        </w:tc>
+        <w:tc>
+          <w:tcPr>
+            <w:tcW w:type="dxa" w:w="1872"/>
+            <w:shd w:fill="1E3A8A"/>
+            <w:tcMar>
+              <w:top w:w="70" w:type="dxa"/>
+              <w:bottom w:w="70" w:type="dxa"/>
+              <w:left w:w="70" w:type="dxa"/>
+              <w:right w:w="70" w:type="dxa"/>
+            </w:tcMar>
+          </w:tcPr>
+          <w:p>
+            <w:pPr>
+              <w:spacing w:after="0"/>
+            </w:pPr>
+            <w:r>
+              <w:rPr>
+                <w:rFonts w:ascii="TH Sarabun New" w:hAnsi="TH Sarabun New"/>
+                <w:b/>
+                <w:i w:val="0"/>
+                <w:color w:val="FFFFFF"/>
+                <w:sz w:val="19"/>
+                <w:rFonts w:ascii="TH Sarabun New" w:hAnsi="TH Sarabun New" w:cs="TH Sarabun New"/>
+              </w:rPr>
+              <w:t>รหัสนักศึกษา / สังกัด</w:t>
+            </w:r>
+          </w:p>
+        </w:tc>
+        <w:tc>
+          <w:tcPr>
+            <w:tcW w:type="dxa" w:w="1872"/>
+            <w:shd w:fill="1E3A8A"/>
+            <w:tcMar>
+              <w:top w:w="70" w:type="dxa"/>
+              <w:bottom w:w="70" w:type="dxa"/>
+              <w:left w:w="70" w:type="dxa"/>
+              <w:right w:w="70" w:type="dxa"/>
+            </w:tcMar>
+          </w:tcPr>
+          <w:p>
+            <w:pPr>
+              <w:spacing w:after="0"/>
+            </w:pPr>
+            <w:r>
+              <w:rPr>
+                <w:rFonts w:ascii="TH Sarabun New" w:hAnsi="TH Sarabun New"/>
+                <w:b/>
+                <w:i w:val="0"/>
+                <w:color w:val="FFFFFF"/>
+                <w:sz w:val="19"/>
+                <w:rFonts w:ascii="TH Sarabun New" w:hAnsi="TH Sarabun New" w:cs="TH Sarabun New"/>
+              </w:rPr>
+              <w:t>บทบาทในการทดสอบ</w:t>
             </w:r>
           </w:p>
         </w:tc>
@@ -1215,12 +5161,706 @@
       <w:tr>
         <w:tc>
           <w:tcPr>
-            <w:tcW w:type="dxa" w:w="3120"/>
+            <w:tcW w:type="dxa" w:w="1872"/>
             <w:tcMar>
-              <w:top w:w="60" w:type="dxa"/>
-              <w:bottom w:w="60" w:type="dxa"/>
-              <w:left w:w="100" w:type="dxa"/>
-              <w:right w:w="100" w:type="dxa"/>
+              <w:top w:w="50" w:type="dxa"/>
+              <w:bottom w:w="50" w:type="dxa"/>
+              <w:left w:w="70" w:type="dxa"/>
+              <w:right w:w="70" w:type="dxa"/>
+            </w:tcMar>
+            <w:shd w:fill="FFFFFF"/>
+          </w:tcPr>
+          <w:p>
+            <w:pPr>
+              <w:spacing w:after="0"/>
+            </w:pPr>
+            <w:r>
+              <w:rPr>
+                <w:rFonts w:ascii="TH Sarabun New" w:hAnsi="TH Sarabun New"/>
+                <w:b w:val="0"/>
+                <w:i w:val="0"/>
+                <w:color w:val="374151"/>
+                <w:sz w:val="18"/>
+                <w:rFonts w:ascii="TH Sarabun New" w:hAnsi="TH Sarabun New" w:cs="TH Sarabun New"/>
+              </w:rPr>
+              <w:t>student</w:t>
+            </w:r>
+          </w:p>
+        </w:tc>
+        <w:tc>
+          <w:tcPr>
+            <w:tcW w:type="dxa" w:w="1872"/>
+            <w:tcMar>
+              <w:top w:w="50" w:type="dxa"/>
+              <w:bottom w:w="50" w:type="dxa"/>
+              <w:left w:w="70" w:type="dxa"/>
+              <w:right w:w="70" w:type="dxa"/>
+            </w:tcMar>
+            <w:shd w:fill="FFFFFF"/>
+          </w:tcPr>
+          <w:p>
+            <w:pPr>
+              <w:spacing w:after="0"/>
+            </w:pPr>
+            <w:r>
+              <w:rPr>
+                <w:rFonts w:ascii="TH Sarabun New" w:hAnsi="TH Sarabun New"/>
+                <w:b w:val="0"/>
+                <w:i w:val="0"/>
+                <w:color w:val="374151"/>
+                <w:sz w:val="18"/>
+                <w:rFonts w:ascii="TH Sarabun New" w:hAnsi="TH Sarabun New" w:cs="TH Sarabun New"/>
+              </w:rPr>
+              <w:t>นายธนภัทร สุวรรณโชติ</w:t>
+            </w:r>
+          </w:p>
+        </w:tc>
+        <w:tc>
+          <w:tcPr>
+            <w:tcW w:type="dxa" w:w="1872"/>
+            <w:tcMar>
+              <w:top w:w="50" w:type="dxa"/>
+              <w:bottom w:w="50" w:type="dxa"/>
+              <w:left w:w="70" w:type="dxa"/>
+              <w:right w:w="70" w:type="dxa"/>
+            </w:tcMar>
+            <w:shd w:fill="FFFFFF"/>
+          </w:tcPr>
+          <w:p>
+            <w:pPr>
+              <w:spacing w:after="0"/>
+            </w:pPr>
+            <w:r>
+              <w:rPr>
+                <w:rFonts w:ascii="TH Sarabun New" w:hAnsi="TH Sarabun New"/>
+                <w:b w:val="0"/>
+                <w:i w:val="0"/>
+                <w:color w:val="374151"/>
+                <w:sz w:val="18"/>
+                <w:rFonts w:ascii="TH Sarabun New" w:hAnsi="TH Sarabun New" w:cs="TH Sarabun New"/>
+              </w:rPr>
+              <w:t>thanapat.suw@student.npru.ac.th</w:t>
+            </w:r>
+          </w:p>
+        </w:tc>
+        <w:tc>
+          <w:tcPr>
+            <w:tcW w:type="dxa" w:w="1872"/>
+            <w:tcMar>
+              <w:top w:w="50" w:type="dxa"/>
+              <w:bottom w:w="50" w:type="dxa"/>
+              <w:left w:w="70" w:type="dxa"/>
+              <w:right w:w="70" w:type="dxa"/>
+            </w:tcMar>
+            <w:shd w:fill="FFFFFF"/>
+          </w:tcPr>
+          <w:p>
+            <w:pPr>
+              <w:spacing w:after="0"/>
+            </w:pPr>
+            <w:r>
+              <w:rPr>
+                <w:rFonts w:ascii="TH Sarabun New" w:hAnsi="TH Sarabun New"/>
+                <w:b w:val="0"/>
+                <w:i w:val="0"/>
+                <w:color w:val="374151"/>
+                <w:sz w:val="18"/>
+                <w:rFonts w:ascii="TH Sarabun New" w:hAnsi="TH Sarabun New" w:cs="TH Sarabun New"/>
+              </w:rPr>
+              <w:t>654259012 / วิศวกรรมซอฟต์แวร์</w:t>
+            </w:r>
+          </w:p>
+        </w:tc>
+        <w:tc>
+          <w:tcPr>
+            <w:tcW w:type="dxa" w:w="1872"/>
+            <w:tcMar>
+              <w:top w:w="50" w:type="dxa"/>
+              <w:bottom w:w="50" w:type="dxa"/>
+              <w:left w:w="70" w:type="dxa"/>
+              <w:right w:w="70" w:type="dxa"/>
+            </w:tcMar>
+            <w:shd w:fill="FFFFFF"/>
+          </w:tcPr>
+          <w:p>
+            <w:pPr>
+              <w:spacing w:after="0"/>
+            </w:pPr>
+            <w:r>
+              <w:rPr>
+                <w:rFonts w:ascii="TH Sarabun New" w:hAnsi="TH Sarabun New"/>
+                <w:b w:val="0"/>
+                <w:i w:val="0"/>
+                <w:color w:val="374151"/>
+                <w:sz w:val="18"/>
+                <w:rFonts w:ascii="TH Sarabun New" w:hAnsi="TH Sarabun New" w:cs="TH Sarabun New"/>
+              </w:rPr>
+              <w:t>ผู้ใช้งานหลักในการทดสอบระบบ เข้าสู่ระบบ แก้ไขโปรไฟล์ ส่งงานวิจัย บันทึกรายการโปรด</w:t>
+            </w:r>
+          </w:p>
+        </w:tc>
+      </w:tr>
+      <w:tr>
+        <w:tc>
+          <w:tcPr>
+            <w:tcW w:type="dxa" w:w="1872"/>
+            <w:tcMar>
+              <w:top w:w="50" w:type="dxa"/>
+              <w:bottom w:w="50" w:type="dxa"/>
+              <w:left w:w="70" w:type="dxa"/>
+              <w:right w:w="70" w:type="dxa"/>
+            </w:tcMar>
+            <w:shd w:fill="F9FAFB"/>
+          </w:tcPr>
+          <w:p>
+            <w:pPr>
+              <w:spacing w:after="0"/>
+            </w:pPr>
+            <w:r>
+              <w:rPr>
+                <w:rFonts w:ascii="TH Sarabun New" w:hAnsi="TH Sarabun New"/>
+                <w:b w:val="0"/>
+                <w:i w:val="0"/>
+                <w:color w:val="374151"/>
+                <w:sz w:val="18"/>
+                <w:rFonts w:ascii="TH Sarabun New" w:hAnsi="TH Sarabun New" w:cs="TH Sarabun New"/>
+              </w:rPr>
+              <w:t>guest</w:t>
+            </w:r>
+          </w:p>
+        </w:tc>
+        <w:tc>
+          <w:tcPr>
+            <w:tcW w:type="dxa" w:w="1872"/>
+            <w:tcMar>
+              <w:top w:w="50" w:type="dxa"/>
+              <w:bottom w:w="50" w:type="dxa"/>
+              <w:left w:w="70" w:type="dxa"/>
+              <w:right w:w="70" w:type="dxa"/>
+            </w:tcMar>
+            <w:shd w:fill="F9FAFB"/>
+          </w:tcPr>
+          <w:p>
+            <w:pPr>
+              <w:spacing w:after="0"/>
+            </w:pPr>
+            <w:r>
+              <w:rPr>
+                <w:rFonts w:ascii="TH Sarabun New" w:hAnsi="TH Sarabun New"/>
+                <w:b w:val="0"/>
+                <w:i w:val="0"/>
+                <w:color w:val="374151"/>
+                <w:sz w:val="18"/>
+                <w:rFonts w:ascii="TH Sarabun New" w:hAnsi="TH Sarabun New" w:cs="TH Sarabun New"/>
+              </w:rPr>
+              <w:t>นางสาวพิมพ์ชนก รัตนากร</w:t>
+            </w:r>
+          </w:p>
+        </w:tc>
+        <w:tc>
+          <w:tcPr>
+            <w:tcW w:type="dxa" w:w="1872"/>
+            <w:tcMar>
+              <w:top w:w="50" w:type="dxa"/>
+              <w:bottom w:w="50" w:type="dxa"/>
+              <w:left w:w="70" w:type="dxa"/>
+              <w:right w:w="70" w:type="dxa"/>
+            </w:tcMar>
+            <w:shd w:fill="F9FAFB"/>
+          </w:tcPr>
+          <w:p>
+            <w:pPr>
+              <w:spacing w:after="0"/>
+            </w:pPr>
+            <w:r>
+              <w:rPr>
+                <w:rFonts w:ascii="TH Sarabun New" w:hAnsi="TH Sarabun New"/>
+                <w:b w:val="0"/>
+                <w:i w:val="0"/>
+                <w:color w:val="374151"/>
+                <w:sz w:val="18"/>
+                <w:rFonts w:ascii="TH Sarabun New" w:hAnsi="TH Sarabun New" w:cs="TH Sarabun New"/>
+              </w:rPr>
+              <w:t>pimchanok.rat@gmail.com</w:t>
+            </w:r>
+          </w:p>
+        </w:tc>
+        <w:tc>
+          <w:tcPr>
+            <w:tcW w:type="dxa" w:w="1872"/>
+            <w:tcMar>
+              <w:top w:w="50" w:type="dxa"/>
+              <w:bottom w:w="50" w:type="dxa"/>
+              <w:left w:w="70" w:type="dxa"/>
+              <w:right w:w="70" w:type="dxa"/>
+            </w:tcMar>
+            <w:shd w:fill="F9FAFB"/>
+          </w:tcPr>
+          <w:p>
+            <w:pPr>
+              <w:spacing w:after="0"/>
+            </w:pPr>
+            <w:r>
+              <w:rPr>
+                <w:rFonts w:ascii="TH Sarabun New" w:hAnsi="TH Sarabun New"/>
+                <w:b w:val="0"/>
+                <w:i w:val="0"/>
+                <w:color w:val="374151"/>
+                <w:sz w:val="18"/>
+                <w:rFonts w:ascii="TH Sarabun New" w:hAnsi="TH Sarabun New" w:cs="TH Sarabun New"/>
+              </w:rPr>
+              <w:t>บุคคลทั่วไป (ลงทะเบียนสิทธิ์ Guest)</w:t>
+            </w:r>
+          </w:p>
+        </w:tc>
+        <w:tc>
+          <w:tcPr>
+            <w:tcW w:type="dxa" w:w="1872"/>
+            <w:tcMar>
+              <w:top w:w="50" w:type="dxa"/>
+              <w:bottom w:w="50" w:type="dxa"/>
+              <w:left w:w="70" w:type="dxa"/>
+              <w:right w:w="70" w:type="dxa"/>
+            </w:tcMar>
+            <w:shd w:fill="F9FAFB"/>
+          </w:tcPr>
+          <w:p>
+            <w:pPr>
+              <w:spacing w:after="0"/>
+            </w:pPr>
+            <w:r>
+              <w:rPr>
+                <w:rFonts w:ascii="TH Sarabun New" w:hAnsi="TH Sarabun New"/>
+                <w:b w:val="0"/>
+                <w:i w:val="0"/>
+                <w:color w:val="374151"/>
+                <w:sz w:val="18"/>
+                <w:rFonts w:ascii="TH Sarabun New" w:hAnsi="TH Sarabun New" w:cs="TH Sarabun New"/>
+              </w:rPr>
+              <w:t>ผู้ใช้งานสิทธิ์จำกัดในการทดสอบ RBAC Security บล็อกการเข้าถึงหน้าส่งงานวิจัย</w:t>
+            </w:r>
+          </w:p>
+        </w:tc>
+      </w:tr>
+      <w:tr>
+        <w:tc>
+          <w:tcPr>
+            <w:tcW w:type="dxa" w:w="1872"/>
+            <w:tcMar>
+              <w:top w:w="50" w:type="dxa"/>
+              <w:bottom w:w="50" w:type="dxa"/>
+              <w:left w:w="70" w:type="dxa"/>
+              <w:right w:w="70" w:type="dxa"/>
+            </w:tcMar>
+            <w:shd w:fill="FFFFFF"/>
+          </w:tcPr>
+          <w:p>
+            <w:pPr>
+              <w:spacing w:after="0"/>
+            </w:pPr>
+            <w:r>
+              <w:rPr>
+                <w:rFonts w:ascii="TH Sarabun New" w:hAnsi="TH Sarabun New"/>
+                <w:b w:val="0"/>
+                <w:i w:val="0"/>
+                <w:color w:val="374151"/>
+                <w:sz w:val="18"/>
+                <w:rFonts w:ascii="TH Sarabun New" w:hAnsi="TH Sarabun New" w:cs="TH Sarabun New"/>
+              </w:rPr>
+              <w:t>tester</w:t>
+            </w:r>
+          </w:p>
+        </w:tc>
+        <w:tc>
+          <w:tcPr>
+            <w:tcW w:type="dxa" w:w="1872"/>
+            <w:tcMar>
+              <w:top w:w="50" w:type="dxa"/>
+              <w:bottom w:w="50" w:type="dxa"/>
+              <w:left w:w="70" w:type="dxa"/>
+              <w:right w:w="70" w:type="dxa"/>
+            </w:tcMar>
+            <w:shd w:fill="FFFFFF"/>
+          </w:tcPr>
+          <w:p>
+            <w:pPr>
+              <w:spacing w:after="0"/>
+            </w:pPr>
+            <w:r>
+              <w:rPr>
+                <w:rFonts w:ascii="TH Sarabun New" w:hAnsi="TH Sarabun New"/>
+                <w:b w:val="0"/>
+                <w:i w:val="0"/>
+                <w:color w:val="374151"/>
+                <w:sz w:val="18"/>
+                <w:rFonts w:ascii="TH Sarabun New" w:hAnsi="TH Sarabun New" w:cs="TH Sarabun New"/>
+              </w:rPr>
+              <w:t>นายสมหมาย ศุภวงศ์</w:t>
+            </w:r>
+          </w:p>
+        </w:tc>
+        <w:tc>
+          <w:tcPr>
+            <w:tcW w:type="dxa" w:w="1872"/>
+            <w:tcMar>
+              <w:top w:w="50" w:type="dxa"/>
+              <w:bottom w:w="50" w:type="dxa"/>
+              <w:left w:w="70" w:type="dxa"/>
+              <w:right w:w="70" w:type="dxa"/>
+            </w:tcMar>
+            <w:shd w:fill="FFFFFF"/>
+          </w:tcPr>
+          <w:p>
+            <w:pPr>
+              <w:spacing w:after="0"/>
+            </w:pPr>
+            <w:r>
+              <w:rPr>
+                <w:rFonts w:ascii="TH Sarabun New" w:hAnsi="TH Sarabun New"/>
+                <w:b w:val="0"/>
+                <w:i w:val="0"/>
+                <w:color w:val="374151"/>
+                <w:sz w:val="18"/>
+                <w:rFonts w:ascii="TH Sarabun New" w:hAnsi="TH Sarabun New" w:cs="TH Sarabun New"/>
+              </w:rPr>
+              <w:t>sommai.supawong@qa.uniresearch.ac.th</w:t>
+            </w:r>
+          </w:p>
+        </w:tc>
+        <w:tc>
+          <w:tcPr>
+            <w:tcW w:type="dxa" w:w="1872"/>
+            <w:tcMar>
+              <w:top w:w="50" w:type="dxa"/>
+              <w:bottom w:w="50" w:type="dxa"/>
+              <w:left w:w="70" w:type="dxa"/>
+              <w:right w:w="70" w:type="dxa"/>
+            </w:tcMar>
+            <w:shd w:fill="FFFFFF"/>
+          </w:tcPr>
+          <w:p>
+            <w:pPr>
+              <w:spacing w:after="0"/>
+            </w:pPr>
+            <w:r>
+              <w:rPr>
+                <w:rFonts w:ascii="TH Sarabun New" w:hAnsi="TH Sarabun New"/>
+                <w:b w:val="0"/>
+                <w:i w:val="0"/>
+                <w:color w:val="374151"/>
+                <w:sz w:val="18"/>
+                <w:rFonts w:ascii="TH Sarabun New" w:hAnsi="TH Sarabun New" w:cs="TH Sarabun New"/>
+              </w:rPr>
+              <w:t>ฝ่ายวิศวกรรมคุณภาพซอฟต์แวร์</w:t>
+            </w:r>
+          </w:p>
+        </w:tc>
+        <w:tc>
+          <w:tcPr>
+            <w:tcW w:type="dxa" w:w="1872"/>
+            <w:tcMar>
+              <w:top w:w="50" w:type="dxa"/>
+              <w:bottom w:w="50" w:type="dxa"/>
+              <w:left w:w="70" w:type="dxa"/>
+              <w:right w:w="70" w:type="dxa"/>
+            </w:tcMar>
+            <w:shd w:fill="FFFFFF"/>
+          </w:tcPr>
+          <w:p>
+            <w:pPr>
+              <w:spacing w:after="0"/>
+            </w:pPr>
+            <w:r>
+              <w:rPr>
+                <w:rFonts w:ascii="TH Sarabun New" w:hAnsi="TH Sarabun New"/>
+                <w:b w:val="0"/>
+                <w:i w:val="0"/>
+                <w:color w:val="374151"/>
+                <w:sz w:val="18"/>
+                <w:rFonts w:ascii="TH Sarabun New" w:hAnsi="TH Sarabun New" w:cs="TH Sarabun New"/>
+              </w:rPr>
+              <w:t>ผู้รับผิดชอบการสร้างสคริปต์ รันทดสอบ และรับรองมาตรฐานผลการทดสอบ</w:t>
+            </w:r>
+          </w:p>
+        </w:tc>
+      </w:tr>
+    </w:tbl>
+    <w:p>
+      <w:pPr>
+        <w:spacing w:after="120"/>
+      </w:pPr>
+    </w:p>
+    <w:p>
+      <w:r>
+        <w:rPr>
+          <w:rFonts w:ascii="TH Sarabun New" w:hAnsi="TH Sarabun New"/>
+          <w:b/>
+          <w:i w:val="0"/>
+          <w:color w:val="1E3A8A"/>
+          <w:sz w:val="22"/>
+          <w:rFonts w:ascii="TH Sarabun New" w:hAnsi="TH Sarabun New" w:cs="TH Sarabun New"/>
+        </w:rPr>
+        <w:t>4.2 ตารางรายการไฟล์ทดสอบและขนาดขอบเขต (Test Artifacts &amp; Boundary Files):</w:t>
+        <w:br/>
+      </w:r>
+    </w:p>
+    <w:tbl>
+      <w:tblPr>
+        <w:tblW w:type="auto" w:w="0"/>
+        <w:jc w:val="center"/>
+        <w:tblLook w:firstColumn="1" w:firstRow="1" w:lastColumn="0" w:lastRow="0" w:noHBand="0" w:noVBand="1" w:val="04A0"/>
+        <w:tblBorders>
+          <w:top w:val="single" w:sz="6" w:space="0" w:color="D1D5DB"/>
+          <w:left w:val="none"/>
+          <w:bottom w:val="single" w:sz="8" w:space="0" w:color="1E3A8A"/>
+          <w:right w:val="none"/>
+          <w:insideH w:val="single" w:sz="4" w:space="0" w:color="D1D5DB"/>
+          <w:insideV w:val="none"/>
+        </w:tblBorders>
+      </w:tblPr>
+      <w:tblGrid>
+        <w:gridCol w:w="2340"/>
+        <w:gridCol w:w="2340"/>
+        <w:gridCol w:w="2340"/>
+        <w:gridCol w:w="2340"/>
+      </w:tblGrid>
+      <w:tr>
+        <w:tc>
+          <w:tcPr>
+            <w:tcW w:type="dxa" w:w="2340"/>
+            <w:shd w:fill="1E3A8A"/>
+            <w:tcMar>
+              <w:top w:w="70" w:type="dxa"/>
+              <w:bottom w:w="70" w:type="dxa"/>
+              <w:left w:w="70" w:type="dxa"/>
+              <w:right w:w="70" w:type="dxa"/>
+            </w:tcMar>
+          </w:tcPr>
+          <w:p>
+            <w:pPr>
+              <w:spacing w:after="0"/>
+            </w:pPr>
+            <w:r>
+              <w:rPr>
+                <w:rFonts w:ascii="TH Sarabun New" w:hAnsi="TH Sarabun New"/>
+                <w:b/>
+                <w:i w:val="0"/>
+                <w:color w:val="FFFFFF"/>
+                <w:sz w:val="19"/>
+                <w:rFonts w:ascii="TH Sarabun New" w:hAnsi="TH Sarabun New" w:cs="TH Sarabun New"/>
+              </w:rPr>
+              <w:t>ชื่อไฟล์ทดสอบจริง</w:t>
+            </w:r>
+          </w:p>
+        </w:tc>
+        <w:tc>
+          <w:tcPr>
+            <w:tcW w:type="dxa" w:w="2340"/>
+            <w:shd w:fill="1E3A8A"/>
+            <w:tcMar>
+              <w:top w:w="70" w:type="dxa"/>
+              <w:bottom w:w="70" w:type="dxa"/>
+              <w:left w:w="70" w:type="dxa"/>
+              <w:right w:w="70" w:type="dxa"/>
+            </w:tcMar>
+          </w:tcPr>
+          <w:p>
+            <w:pPr>
+              <w:spacing w:after="0"/>
+            </w:pPr>
+            <w:r>
+              <w:rPr>
+                <w:rFonts w:ascii="TH Sarabun New" w:hAnsi="TH Sarabun New"/>
+                <w:b/>
+                <w:i w:val="0"/>
+                <w:color w:val="FFFFFF"/>
+                <w:sz w:val="19"/>
+                <w:rFonts w:ascii="TH Sarabun New" w:hAnsi="TH Sarabun New" w:cs="TH Sarabun New"/>
+              </w:rPr>
+              <w:t>ประเภทไฟล์</w:t>
+            </w:r>
+          </w:p>
+        </w:tc>
+        <w:tc>
+          <w:tcPr>
+            <w:tcW w:type="dxa" w:w="2340"/>
+            <w:shd w:fill="1E3A8A"/>
+            <w:tcMar>
+              <w:top w:w="70" w:type="dxa"/>
+              <w:bottom w:w="70" w:type="dxa"/>
+              <w:left w:w="70" w:type="dxa"/>
+              <w:right w:w="70" w:type="dxa"/>
+            </w:tcMar>
+          </w:tcPr>
+          <w:p>
+            <w:pPr>
+              <w:spacing w:after="0"/>
+            </w:pPr>
+            <w:r>
+              <w:rPr>
+                <w:rFonts w:ascii="TH Sarabun New" w:hAnsi="TH Sarabun New"/>
+                <w:b/>
+                <w:i w:val="0"/>
+                <w:color w:val="FFFFFF"/>
+                <w:sz w:val="19"/>
+                <w:rFonts w:ascii="TH Sarabun New" w:hAnsi="TH Sarabun New" w:cs="TH Sarabun New"/>
+              </w:rPr>
+              <w:t>ขนาดไฟล์จริง</w:t>
+            </w:r>
+          </w:p>
+        </w:tc>
+        <w:tc>
+          <w:tcPr>
+            <w:tcW w:type="dxa" w:w="2340"/>
+            <w:shd w:fill="1E3A8A"/>
+            <w:tcMar>
+              <w:top w:w="70" w:type="dxa"/>
+              <w:bottom w:w="70" w:type="dxa"/>
+              <w:left w:w="70" w:type="dxa"/>
+              <w:right w:w="70" w:type="dxa"/>
+            </w:tcMar>
+          </w:tcPr>
+          <w:p>
+            <w:pPr>
+              <w:spacing w:after="0"/>
+            </w:pPr>
+            <w:r>
+              <w:rPr>
+                <w:rFonts w:ascii="TH Sarabun New" w:hAnsi="TH Sarabun New"/>
+                <w:b/>
+                <w:i w:val="0"/>
+                <w:color w:val="FFFFFF"/>
+                <w:sz w:val="19"/>
+                <w:rFonts w:ascii="TH Sarabun New" w:hAnsi="TH Sarabun New" w:cs="TH Sarabun New"/>
+              </w:rPr>
+              <w:t>วัตถุประสงค์ในการทดสอบ</w:t>
+            </w:r>
+          </w:p>
+        </w:tc>
+      </w:tr>
+      <w:tr>
+        <w:tc>
+          <w:tcPr>
+            <w:tcW w:type="dxa" w:w="2340"/>
+            <w:tcMar>
+              <w:top w:w="50" w:type="dxa"/>
+              <w:bottom w:w="50" w:type="dxa"/>
+              <w:left w:w="70" w:type="dxa"/>
+              <w:right w:w="70" w:type="dxa"/>
+            </w:tcMar>
+            <w:shd w:fill="FFFFFF"/>
+          </w:tcPr>
+          <w:p>
+            <w:pPr>
+              <w:spacing w:after="0"/>
+            </w:pPr>
+            <w:r>
+              <w:rPr>
+                <w:rFonts w:ascii="TH Sarabun New" w:hAnsi="TH Sarabun New"/>
+                <w:b/>
+                <w:i w:val="0"/>
+                <w:color w:val="1E3A8A"/>
+                <w:sz w:val="18"/>
+                <w:rFonts w:ascii="TH Sarabun New" w:hAnsi="TH Sarabun New" w:cs="TH Sarabun New"/>
+              </w:rPr>
+              <w:t>งานวิจัย_ธนภัทร_ฉบับสมบูรณ์.pdf</w:t>
+            </w:r>
+          </w:p>
+        </w:tc>
+        <w:tc>
+          <w:tcPr>
+            <w:tcW w:type="dxa" w:w="2340"/>
+            <w:tcMar>
+              <w:top w:w="50" w:type="dxa"/>
+              <w:bottom w:w="50" w:type="dxa"/>
+              <w:left w:w="70" w:type="dxa"/>
+              <w:right w:w="70" w:type="dxa"/>
+            </w:tcMar>
+            <w:shd w:fill="FFFFFF"/>
+          </w:tcPr>
+          <w:p>
+            <w:pPr>
+              <w:spacing w:after="0"/>
+            </w:pPr>
+            <w:r>
+              <w:rPr>
+                <w:rFonts w:ascii="TH Sarabun New" w:hAnsi="TH Sarabun New"/>
+                <w:b w:val="0"/>
+                <w:i w:val="0"/>
+                <w:color w:val="374151"/>
+                <w:sz w:val="18"/>
+                <w:rFonts w:ascii="TH Sarabun New" w:hAnsi="TH Sarabun New" w:cs="TH Sarabun New"/>
+              </w:rPr>
+              <w:t>PDF Document</w:t>
+            </w:r>
+          </w:p>
+        </w:tc>
+        <w:tc>
+          <w:tcPr>
+            <w:tcW w:type="dxa" w:w="2340"/>
+            <w:tcMar>
+              <w:top w:w="50" w:type="dxa"/>
+              <w:bottom w:w="50" w:type="dxa"/>
+              <w:left w:w="70" w:type="dxa"/>
+              <w:right w:w="70" w:type="dxa"/>
+            </w:tcMar>
+            <w:shd w:fill="FFFFFF"/>
+          </w:tcPr>
+          <w:p>
+            <w:pPr>
+              <w:spacing w:after="0"/>
+            </w:pPr>
+            <w:r>
+              <w:rPr>
+                <w:rFonts w:ascii="TH Sarabun New" w:hAnsi="TH Sarabun New"/>
+                <w:b w:val="0"/>
+                <w:i w:val="0"/>
+                <w:color w:val="374151"/>
+                <w:sz w:val="18"/>
+                <w:rFonts w:ascii="TH Sarabun New" w:hAnsi="TH Sarabun New" w:cs="TH Sarabun New"/>
+              </w:rPr>
+              <w:t>2.4 MB (2,516,582 ไบต์)</w:t>
+            </w:r>
+          </w:p>
+        </w:tc>
+        <w:tc>
+          <w:tcPr>
+            <w:tcW w:type="dxa" w:w="2340"/>
+            <w:tcMar>
+              <w:top w:w="50" w:type="dxa"/>
+              <w:bottom w:w="50" w:type="dxa"/>
+              <w:left w:w="70" w:type="dxa"/>
+              <w:right w:w="70" w:type="dxa"/>
+            </w:tcMar>
+            <w:shd w:fill="FFFFFF"/>
+          </w:tcPr>
+          <w:p>
+            <w:pPr>
+              <w:spacing w:after="0"/>
+            </w:pPr>
+            <w:r>
+              <w:rPr>
+                <w:rFonts w:ascii="TH Sarabun New" w:hAnsi="TH Sarabun New"/>
+                <w:b w:val="0"/>
+                <w:i w:val="0"/>
+                <w:color w:val="374151"/>
+                <w:sz w:val="18"/>
+                <w:rFonts w:ascii="TH Sarabun New" w:hAnsi="TH Sarabun New" w:cs="TH Sarabun New"/>
+              </w:rPr>
+              <w:t>ทดสอบการอัปโหลดไฟล์เอกสารขนาดปกติ (TC-012)</w:t>
+            </w:r>
+          </w:p>
+        </w:tc>
+      </w:tr>
+      <w:tr>
+        <w:tc>
+          <w:tcPr>
+            <w:tcW w:type="dxa" w:w="2340"/>
+            <w:tcMar>
+              <w:top w:w="50" w:type="dxa"/>
+              <w:bottom w:w="50" w:type="dxa"/>
+              <w:left w:w="70" w:type="dxa"/>
+              <w:right w:w="70" w:type="dxa"/>
             </w:tcMar>
             <w:shd w:fill="F9FAFB"/>
           </w:tcPr>
@@ -1233,23 +5873,24 @@
                 <w:rFonts w:ascii="TH Sarabun New" w:hAnsi="TH Sarabun New"/>
                 <w:b/>
                 <w:i w:val="0"/>
-                <w:color w:val="1F2937"/>
-                <w:sz w:val="19"/>
+                <w:color w:val="1E3A8A"/>
+                <w:sz w:val="18"/>
                 <w:rFonts w:ascii="TH Sarabun New" w:hAnsi="TH Sarabun New" w:cs="TH Sarabun New"/>
               </w:rPr>
-              <w:t>Test Execution &amp; Reporting</w:t>
+              <w:t>งานวิจัย_ธนภัทร_ขนาดสูงสุด25MB.pdf</w:t>
             </w:r>
           </w:p>
         </w:tc>
         <w:tc>
           <w:tcPr>
-            <w:tcW w:type="dxa" w:w="3120"/>
+            <w:tcW w:type="dxa" w:w="2340"/>
             <w:tcMar>
-              <w:top w:w="60" w:type="dxa"/>
-              <w:bottom w:w="60" w:type="dxa"/>
-              <w:left w:w="100" w:type="dxa"/>
-              <w:right w:w="100" w:type="dxa"/>
+              <w:top w:w="50" w:type="dxa"/>
+              <w:bottom w:w="50" w:type="dxa"/>
+              <w:left w:w="70" w:type="dxa"/>
+              <w:right w:w="70" w:type="dxa"/>
             </w:tcMar>
+            <w:shd w:fill="F9FAFB"/>
           </w:tcPr>
           <w:p>
             <w:pPr>
@@ -1260,23 +5901,24 @@
                 <w:rFonts w:ascii="TH Sarabun New" w:hAnsi="TH Sarabun New"/>
                 <w:b w:val="0"/>
                 <w:i w:val="0"/>
-                <w:color w:val="1F2937"/>
-                <w:sz w:val="19"/>
+                <w:color w:val="374151"/>
+                <w:sz w:val="18"/>
                 <w:rFonts w:ascii="TH Sarabun New" w:hAnsi="TH Sarabun New" w:cs="TH Sarabun New"/>
               </w:rPr>
-              <w:t>การรันชุดทดสอบแบบอัตโนมัติ รวบรวมผลลัพธ์ สร้างรายงานแบบ Interactive HTML และซิงค์ผลสู่เอกสาร Word</w:t>
+              <w:t>PDF Document</w:t>
             </w:r>
           </w:p>
         </w:tc>
         <w:tc>
           <w:tcPr>
-            <w:tcW w:type="dxa" w:w="3120"/>
+            <w:tcW w:type="dxa" w:w="2340"/>
             <w:tcMar>
-              <w:top w:w="60" w:type="dxa"/>
-              <w:bottom w:w="60" w:type="dxa"/>
-              <w:left w:w="100" w:type="dxa"/>
-              <w:right w:w="100" w:type="dxa"/>
+              <w:top w:w="50" w:type="dxa"/>
+              <w:bottom w:w="50" w:type="dxa"/>
+              <w:left w:w="70" w:type="dxa"/>
+              <w:right w:w="70" w:type="dxa"/>
             </w:tcMar>
+            <w:shd w:fill="F9FAFB"/>
           </w:tcPr>
           <w:p>
             <w:pPr>
@@ -1287,11 +5929,723 @@
                 <w:rFonts w:ascii="TH Sarabun New" w:hAnsi="TH Sarabun New"/>
                 <w:b w:val="0"/>
                 <w:i w:val="0"/>
-                <w:color w:val="1F2937"/>
-                <w:sz w:val="19"/>
+                <w:color w:val="374151"/>
+                <w:sz w:val="18"/>
                 <w:rFonts w:ascii="TH Sarabun New" w:hAnsi="TH Sarabun New" w:cs="TH Sarabun New"/>
               </w:rPr>
-              <w:t>pytest 8.x, pytest-html, python-docx</w:t>
+              <w:t>25.0 MB (26,214,400 ไบต์)</w:t>
+            </w:r>
+          </w:p>
+        </w:tc>
+        <w:tc>
+          <w:tcPr>
+            <w:tcW w:type="dxa" w:w="2340"/>
+            <w:tcMar>
+              <w:top w:w="50" w:type="dxa"/>
+              <w:bottom w:w="50" w:type="dxa"/>
+              <w:left w:w="70" w:type="dxa"/>
+              <w:right w:w="70" w:type="dxa"/>
+            </w:tcMar>
+            <w:shd w:fill="F9FAFB"/>
+          </w:tcPr>
+          <w:p>
+            <w:pPr>
+              <w:spacing w:after="0"/>
+            </w:pPr>
+            <w:r>
+              <w:rPr>
+                <w:rFonts w:ascii="TH Sarabun New" w:hAnsi="TH Sarabun New"/>
+                <w:b w:val="0"/>
+                <w:i w:val="0"/>
+                <w:color w:val="374151"/>
+                <w:sz w:val="18"/>
+                <w:rFonts w:ascii="TH Sarabun New" w:hAnsi="TH Sarabun New" w:cs="TH Sarabun New"/>
+              </w:rPr>
+              <w:t>ทดสอบขนาดเอกสารพอดีขีดจำกัดสูงสุด Boundary Max Limit (TC-013)</w:t>
+            </w:r>
+          </w:p>
+        </w:tc>
+      </w:tr>
+      <w:tr>
+        <w:tc>
+          <w:tcPr>
+            <w:tcW w:type="dxa" w:w="2340"/>
+            <w:tcMar>
+              <w:top w:w="50" w:type="dxa"/>
+              <w:bottom w:w="50" w:type="dxa"/>
+              <w:left w:w="70" w:type="dxa"/>
+              <w:right w:w="70" w:type="dxa"/>
+            </w:tcMar>
+            <w:shd w:fill="FFFFFF"/>
+          </w:tcPr>
+          <w:p>
+            <w:pPr>
+              <w:spacing w:after="0"/>
+            </w:pPr>
+            <w:r>
+              <w:rPr>
+                <w:rFonts w:ascii="TH Sarabun New" w:hAnsi="TH Sarabun New"/>
+                <w:b/>
+                <w:i w:val="0"/>
+                <w:color w:val="1E3A8A"/>
+                <w:sz w:val="18"/>
+                <w:rFonts w:ascii="TH Sarabun New" w:hAnsi="TH Sarabun New" w:cs="TH Sarabun New"/>
+              </w:rPr>
+              <w:t>งานวิจัย_ธนภัทร_ขนาดเกินกำหนด26MB.pdf</w:t>
+            </w:r>
+          </w:p>
+        </w:tc>
+        <w:tc>
+          <w:tcPr>
+            <w:tcW w:type="dxa" w:w="2340"/>
+            <w:tcMar>
+              <w:top w:w="50" w:type="dxa"/>
+              <w:bottom w:w="50" w:type="dxa"/>
+              <w:left w:w="70" w:type="dxa"/>
+              <w:right w:w="70" w:type="dxa"/>
+            </w:tcMar>
+            <w:shd w:fill="FFFFFF"/>
+          </w:tcPr>
+          <w:p>
+            <w:pPr>
+              <w:spacing w:after="0"/>
+            </w:pPr>
+            <w:r>
+              <w:rPr>
+                <w:rFonts w:ascii="TH Sarabun New" w:hAnsi="TH Sarabun New"/>
+                <w:b w:val="0"/>
+                <w:i w:val="0"/>
+                <w:color w:val="374151"/>
+                <w:sz w:val="18"/>
+                <w:rFonts w:ascii="TH Sarabun New" w:hAnsi="TH Sarabun New" w:cs="TH Sarabun New"/>
+              </w:rPr>
+              <w:t>PDF Document</w:t>
+            </w:r>
+          </w:p>
+        </w:tc>
+        <w:tc>
+          <w:tcPr>
+            <w:tcW w:type="dxa" w:w="2340"/>
+            <w:tcMar>
+              <w:top w:w="50" w:type="dxa"/>
+              <w:bottom w:w="50" w:type="dxa"/>
+              <w:left w:w="70" w:type="dxa"/>
+              <w:right w:w="70" w:type="dxa"/>
+            </w:tcMar>
+            <w:shd w:fill="FFFFFF"/>
+          </w:tcPr>
+          <w:p>
+            <w:pPr>
+              <w:spacing w:after="0"/>
+            </w:pPr>
+            <w:r>
+              <w:rPr>
+                <w:rFonts w:ascii="TH Sarabun New" w:hAnsi="TH Sarabun New"/>
+                <w:b w:val="0"/>
+                <w:i w:val="0"/>
+                <w:color w:val="374151"/>
+                <w:sz w:val="18"/>
+                <w:rFonts w:ascii="TH Sarabun New" w:hAnsi="TH Sarabun New" w:cs="TH Sarabun New"/>
+              </w:rPr>
+              <w:t>26.0 MB (27,262,976 ไบต์)</w:t>
+            </w:r>
+          </w:p>
+        </w:tc>
+        <w:tc>
+          <w:tcPr>
+            <w:tcW w:type="dxa" w:w="2340"/>
+            <w:tcMar>
+              <w:top w:w="50" w:type="dxa"/>
+              <w:bottom w:w="50" w:type="dxa"/>
+              <w:left w:w="70" w:type="dxa"/>
+              <w:right w:w="70" w:type="dxa"/>
+            </w:tcMar>
+            <w:shd w:fill="FFFFFF"/>
+          </w:tcPr>
+          <w:p>
+            <w:pPr>
+              <w:spacing w:after="0"/>
+            </w:pPr>
+            <w:r>
+              <w:rPr>
+                <w:rFonts w:ascii="TH Sarabun New" w:hAnsi="TH Sarabun New"/>
+                <w:b w:val="0"/>
+                <w:i w:val="0"/>
+                <w:color w:val="374151"/>
+                <w:sz w:val="18"/>
+                <w:rFonts w:ascii="TH Sarabun New" w:hAnsi="TH Sarabun New" w:cs="TH Sarabun New"/>
+              </w:rPr>
+              <w:t>ทดสอบการปฏิเสธเอกสารขนาดเกินขีดจำกัด Boundary Over Limit (TC-014)</w:t>
+            </w:r>
+          </w:p>
+        </w:tc>
+      </w:tr>
+      <w:tr>
+        <w:tc>
+          <w:tcPr>
+            <w:tcW w:type="dxa" w:w="2340"/>
+            <w:tcMar>
+              <w:top w:w="50" w:type="dxa"/>
+              <w:bottom w:w="50" w:type="dxa"/>
+              <w:left w:w="70" w:type="dxa"/>
+              <w:right w:w="70" w:type="dxa"/>
+            </w:tcMar>
+            <w:shd w:fill="F9FAFB"/>
+          </w:tcPr>
+          <w:p>
+            <w:pPr>
+              <w:spacing w:after="0"/>
+            </w:pPr>
+            <w:r>
+              <w:rPr>
+                <w:rFonts w:ascii="TH Sarabun New" w:hAnsi="TH Sarabun New"/>
+                <w:b/>
+                <w:i w:val="0"/>
+                <w:color w:val="1E3A8A"/>
+                <w:sz w:val="18"/>
+                <w:rFonts w:ascii="TH Sarabun New" w:hAnsi="TH Sarabun New" w:cs="TH Sarabun New"/>
+              </w:rPr>
+              <w:t>ปกงานวิจัย_ธนภัทร_ปกติ.png</w:t>
+            </w:r>
+          </w:p>
+        </w:tc>
+        <w:tc>
+          <w:tcPr>
+            <w:tcW w:type="dxa" w:w="2340"/>
+            <w:tcMar>
+              <w:top w:w="50" w:type="dxa"/>
+              <w:bottom w:w="50" w:type="dxa"/>
+              <w:left w:w="70" w:type="dxa"/>
+              <w:right w:w="70" w:type="dxa"/>
+            </w:tcMar>
+            <w:shd w:fill="F9FAFB"/>
+          </w:tcPr>
+          <w:p>
+            <w:pPr>
+              <w:spacing w:after="0"/>
+            </w:pPr>
+            <w:r>
+              <w:rPr>
+                <w:rFonts w:ascii="TH Sarabun New" w:hAnsi="TH Sarabun New"/>
+                <w:b w:val="0"/>
+                <w:i w:val="0"/>
+                <w:color w:val="374151"/>
+                <w:sz w:val="18"/>
+                <w:rFonts w:ascii="TH Sarabun New" w:hAnsi="TH Sarabun New" w:cs="TH Sarabun New"/>
+              </w:rPr>
+              <w:t>PNG Image</w:t>
+            </w:r>
+          </w:p>
+        </w:tc>
+        <w:tc>
+          <w:tcPr>
+            <w:tcW w:type="dxa" w:w="2340"/>
+            <w:tcMar>
+              <w:top w:w="50" w:type="dxa"/>
+              <w:bottom w:w="50" w:type="dxa"/>
+              <w:left w:w="70" w:type="dxa"/>
+              <w:right w:w="70" w:type="dxa"/>
+            </w:tcMar>
+            <w:shd w:fill="F9FAFB"/>
+          </w:tcPr>
+          <w:p>
+            <w:pPr>
+              <w:spacing w:after="0"/>
+            </w:pPr>
+            <w:r>
+              <w:rPr>
+                <w:rFonts w:ascii="TH Sarabun New" w:hAnsi="TH Sarabun New"/>
+                <w:b w:val="0"/>
+                <w:i w:val="0"/>
+                <w:color w:val="374151"/>
+                <w:sz w:val="18"/>
+                <w:rFonts w:ascii="TH Sarabun New" w:hAnsi="TH Sarabun New" w:cs="TH Sarabun New"/>
+              </w:rPr>
+              <w:t>1.2 MB (1,258,291 ไบต์)</w:t>
+            </w:r>
+          </w:p>
+        </w:tc>
+        <w:tc>
+          <w:tcPr>
+            <w:tcW w:type="dxa" w:w="2340"/>
+            <w:tcMar>
+              <w:top w:w="50" w:type="dxa"/>
+              <w:bottom w:w="50" w:type="dxa"/>
+              <w:left w:w="70" w:type="dxa"/>
+              <w:right w:w="70" w:type="dxa"/>
+            </w:tcMar>
+            <w:shd w:fill="F9FAFB"/>
+          </w:tcPr>
+          <w:p>
+            <w:pPr>
+              <w:spacing w:after="0"/>
+            </w:pPr>
+            <w:r>
+              <w:rPr>
+                <w:rFonts w:ascii="TH Sarabun New" w:hAnsi="TH Sarabun New"/>
+                <w:b w:val="0"/>
+                <w:i w:val="0"/>
+                <w:color w:val="374151"/>
+                <w:sz w:val="18"/>
+                <w:rFonts w:ascii="TH Sarabun New" w:hAnsi="TH Sarabun New" w:cs="TH Sarabun New"/>
+              </w:rPr>
+              <w:t>ทดสอบการอัปโหลดภาพหน้าปกขนาดปกติ (TC-015)</w:t>
+            </w:r>
+          </w:p>
+        </w:tc>
+      </w:tr>
+      <w:tr>
+        <w:tc>
+          <w:tcPr>
+            <w:tcW w:type="dxa" w:w="2340"/>
+            <w:tcMar>
+              <w:top w:w="50" w:type="dxa"/>
+              <w:bottom w:w="50" w:type="dxa"/>
+              <w:left w:w="70" w:type="dxa"/>
+              <w:right w:w="70" w:type="dxa"/>
+            </w:tcMar>
+            <w:shd w:fill="FFFFFF"/>
+          </w:tcPr>
+          <w:p>
+            <w:pPr>
+              <w:spacing w:after="0"/>
+            </w:pPr>
+            <w:r>
+              <w:rPr>
+                <w:rFonts w:ascii="TH Sarabun New" w:hAnsi="TH Sarabun New"/>
+                <w:b/>
+                <w:i w:val="0"/>
+                <w:color w:val="1E3A8A"/>
+                <w:sz w:val="18"/>
+                <w:rFonts w:ascii="TH Sarabun New" w:hAnsi="TH Sarabun New" w:cs="TH Sarabun New"/>
+              </w:rPr>
+              <w:t>ปกงานวิจัย_ธนภัทร_ขนาดสูงสุด5MB.png</w:t>
+            </w:r>
+          </w:p>
+        </w:tc>
+        <w:tc>
+          <w:tcPr>
+            <w:tcW w:type="dxa" w:w="2340"/>
+            <w:tcMar>
+              <w:top w:w="50" w:type="dxa"/>
+              <w:bottom w:w="50" w:type="dxa"/>
+              <w:left w:w="70" w:type="dxa"/>
+              <w:right w:w="70" w:type="dxa"/>
+            </w:tcMar>
+            <w:shd w:fill="FFFFFF"/>
+          </w:tcPr>
+          <w:p>
+            <w:pPr>
+              <w:spacing w:after="0"/>
+            </w:pPr>
+            <w:r>
+              <w:rPr>
+                <w:rFonts w:ascii="TH Sarabun New" w:hAnsi="TH Sarabun New"/>
+                <w:b w:val="0"/>
+                <w:i w:val="0"/>
+                <w:color w:val="374151"/>
+                <w:sz w:val="18"/>
+                <w:rFonts w:ascii="TH Sarabun New" w:hAnsi="TH Sarabun New" w:cs="TH Sarabun New"/>
+              </w:rPr>
+              <w:t>PNG Image</w:t>
+            </w:r>
+          </w:p>
+        </w:tc>
+        <w:tc>
+          <w:tcPr>
+            <w:tcW w:type="dxa" w:w="2340"/>
+            <w:tcMar>
+              <w:top w:w="50" w:type="dxa"/>
+              <w:bottom w:w="50" w:type="dxa"/>
+              <w:left w:w="70" w:type="dxa"/>
+              <w:right w:w="70" w:type="dxa"/>
+            </w:tcMar>
+            <w:shd w:fill="FFFFFF"/>
+          </w:tcPr>
+          <w:p>
+            <w:pPr>
+              <w:spacing w:after="0"/>
+            </w:pPr>
+            <w:r>
+              <w:rPr>
+                <w:rFonts w:ascii="TH Sarabun New" w:hAnsi="TH Sarabun New"/>
+                <w:b w:val="0"/>
+                <w:i w:val="0"/>
+                <w:color w:val="374151"/>
+                <w:sz w:val="18"/>
+                <w:rFonts w:ascii="TH Sarabun New" w:hAnsi="TH Sarabun New" w:cs="TH Sarabun New"/>
+              </w:rPr>
+              <w:t>5.0 MB (5,242,880 ไบต์)</w:t>
+            </w:r>
+          </w:p>
+        </w:tc>
+        <w:tc>
+          <w:tcPr>
+            <w:tcW w:type="dxa" w:w="2340"/>
+            <w:tcMar>
+              <w:top w:w="50" w:type="dxa"/>
+              <w:bottom w:w="50" w:type="dxa"/>
+              <w:left w:w="70" w:type="dxa"/>
+              <w:right w:w="70" w:type="dxa"/>
+            </w:tcMar>
+            <w:shd w:fill="FFFFFF"/>
+          </w:tcPr>
+          <w:p>
+            <w:pPr>
+              <w:spacing w:after="0"/>
+            </w:pPr>
+            <w:r>
+              <w:rPr>
+                <w:rFonts w:ascii="TH Sarabun New" w:hAnsi="TH Sarabun New"/>
+                <w:b w:val="0"/>
+                <w:i w:val="0"/>
+                <w:color w:val="374151"/>
+                <w:sz w:val="18"/>
+                <w:rFonts w:ascii="TH Sarabun New" w:hAnsi="TH Sarabun New" w:cs="TH Sarabun New"/>
+              </w:rPr>
+              <w:t>ทดสอบขนาดภาพหน้าปกพอดีขีดจำกัดสูงสุด Boundary Max Limit (TC-016)</w:t>
+            </w:r>
+          </w:p>
+        </w:tc>
+      </w:tr>
+      <w:tr>
+        <w:tc>
+          <w:tcPr>
+            <w:tcW w:type="dxa" w:w="2340"/>
+            <w:tcMar>
+              <w:top w:w="50" w:type="dxa"/>
+              <w:bottom w:w="50" w:type="dxa"/>
+              <w:left w:w="70" w:type="dxa"/>
+              <w:right w:w="70" w:type="dxa"/>
+            </w:tcMar>
+            <w:shd w:fill="F9FAFB"/>
+          </w:tcPr>
+          <w:p>
+            <w:pPr>
+              <w:spacing w:after="0"/>
+            </w:pPr>
+            <w:r>
+              <w:rPr>
+                <w:rFonts w:ascii="TH Sarabun New" w:hAnsi="TH Sarabun New"/>
+                <w:b/>
+                <w:i w:val="0"/>
+                <w:color w:val="1E3A8A"/>
+                <w:sz w:val="18"/>
+                <w:rFonts w:ascii="TH Sarabun New" w:hAnsi="TH Sarabun New" w:cs="TH Sarabun New"/>
+              </w:rPr>
+              <w:t>ปกงานวิจัย_ธนภัทร_ขนาดเกินกำหนด6MB.png</w:t>
+            </w:r>
+          </w:p>
+        </w:tc>
+        <w:tc>
+          <w:tcPr>
+            <w:tcW w:type="dxa" w:w="2340"/>
+            <w:tcMar>
+              <w:top w:w="50" w:type="dxa"/>
+              <w:bottom w:w="50" w:type="dxa"/>
+              <w:left w:w="70" w:type="dxa"/>
+              <w:right w:w="70" w:type="dxa"/>
+            </w:tcMar>
+            <w:shd w:fill="F9FAFB"/>
+          </w:tcPr>
+          <w:p>
+            <w:pPr>
+              <w:spacing w:after="0"/>
+            </w:pPr>
+            <w:r>
+              <w:rPr>
+                <w:rFonts w:ascii="TH Sarabun New" w:hAnsi="TH Sarabun New"/>
+                <w:b w:val="0"/>
+                <w:i w:val="0"/>
+                <w:color w:val="374151"/>
+                <w:sz w:val="18"/>
+                <w:rFonts w:ascii="TH Sarabun New" w:hAnsi="TH Sarabun New" w:cs="TH Sarabun New"/>
+              </w:rPr>
+              <w:t>PNG Image</w:t>
+            </w:r>
+          </w:p>
+        </w:tc>
+        <w:tc>
+          <w:tcPr>
+            <w:tcW w:type="dxa" w:w="2340"/>
+            <w:tcMar>
+              <w:top w:w="50" w:type="dxa"/>
+              <w:bottom w:w="50" w:type="dxa"/>
+              <w:left w:w="70" w:type="dxa"/>
+              <w:right w:w="70" w:type="dxa"/>
+            </w:tcMar>
+            <w:shd w:fill="F9FAFB"/>
+          </w:tcPr>
+          <w:p>
+            <w:pPr>
+              <w:spacing w:after="0"/>
+            </w:pPr>
+            <w:r>
+              <w:rPr>
+                <w:rFonts w:ascii="TH Sarabun New" w:hAnsi="TH Sarabun New"/>
+                <w:b w:val="0"/>
+                <w:i w:val="0"/>
+                <w:color w:val="374151"/>
+                <w:sz w:val="18"/>
+                <w:rFonts w:ascii="TH Sarabun New" w:hAnsi="TH Sarabun New" w:cs="TH Sarabun New"/>
+              </w:rPr>
+              <w:t>6.0 MB (6,291,456 ไบต์)</w:t>
+            </w:r>
+          </w:p>
+        </w:tc>
+        <w:tc>
+          <w:tcPr>
+            <w:tcW w:type="dxa" w:w="2340"/>
+            <w:tcMar>
+              <w:top w:w="50" w:type="dxa"/>
+              <w:bottom w:w="50" w:type="dxa"/>
+              <w:left w:w="70" w:type="dxa"/>
+              <w:right w:w="70" w:type="dxa"/>
+            </w:tcMar>
+            <w:shd w:fill="F9FAFB"/>
+          </w:tcPr>
+          <w:p>
+            <w:pPr>
+              <w:spacing w:after="0"/>
+            </w:pPr>
+            <w:r>
+              <w:rPr>
+                <w:rFonts w:ascii="TH Sarabun New" w:hAnsi="TH Sarabun New"/>
+                <w:b w:val="0"/>
+                <w:i w:val="0"/>
+                <w:color w:val="374151"/>
+                <w:sz w:val="18"/>
+                <w:rFonts w:ascii="TH Sarabun New" w:hAnsi="TH Sarabun New" w:cs="TH Sarabun New"/>
+              </w:rPr>
+              <w:t>ทดสอบการปฏิเสธภาพหน้าปกขนาดเกินขีดจำกัด Boundary Over Limit (TC-017)</w:t>
+            </w:r>
+          </w:p>
+        </w:tc>
+      </w:tr>
+      <w:tr>
+        <w:tc>
+          <w:tcPr>
+            <w:tcW w:type="dxa" w:w="2340"/>
+            <w:tcMar>
+              <w:top w:w="50" w:type="dxa"/>
+              <w:bottom w:w="50" w:type="dxa"/>
+              <w:left w:w="70" w:type="dxa"/>
+              <w:right w:w="70" w:type="dxa"/>
+            </w:tcMar>
+            <w:shd w:fill="FFFFFF"/>
+          </w:tcPr>
+          <w:p>
+            <w:pPr>
+              <w:spacing w:after="0"/>
+            </w:pPr>
+            <w:r>
+              <w:rPr>
+                <w:rFonts w:ascii="TH Sarabun New" w:hAnsi="TH Sarabun New"/>
+                <w:b/>
+                <w:i w:val="0"/>
+                <w:color w:val="1E3A8A"/>
+                <w:sz w:val="18"/>
+                <w:rFonts w:ascii="TH Sarabun New" w:hAnsi="TH Sarabun New" w:cs="TH Sarabun New"/>
+              </w:rPr>
+              <w:t>บันทึกย่อ_งานวิจัย.txt</w:t>
+            </w:r>
+          </w:p>
+        </w:tc>
+        <w:tc>
+          <w:tcPr>
+            <w:tcW w:type="dxa" w:w="2340"/>
+            <w:tcMar>
+              <w:top w:w="50" w:type="dxa"/>
+              <w:bottom w:w="50" w:type="dxa"/>
+              <w:left w:w="70" w:type="dxa"/>
+              <w:right w:w="70" w:type="dxa"/>
+            </w:tcMar>
+            <w:shd w:fill="FFFFFF"/>
+          </w:tcPr>
+          <w:p>
+            <w:pPr>
+              <w:spacing w:after="0"/>
+            </w:pPr>
+            <w:r>
+              <w:rPr>
+                <w:rFonts w:ascii="TH Sarabun New" w:hAnsi="TH Sarabun New"/>
+                <w:b w:val="0"/>
+                <w:i w:val="0"/>
+                <w:color w:val="374151"/>
+                <w:sz w:val="18"/>
+                <w:rFonts w:ascii="TH Sarabun New" w:hAnsi="TH Sarabun New" w:cs="TH Sarabun New"/>
+              </w:rPr>
+              <w:t>Text Document</w:t>
+            </w:r>
+          </w:p>
+        </w:tc>
+        <w:tc>
+          <w:tcPr>
+            <w:tcW w:type="dxa" w:w="2340"/>
+            <w:tcMar>
+              <w:top w:w="50" w:type="dxa"/>
+              <w:bottom w:w="50" w:type="dxa"/>
+              <w:left w:w="70" w:type="dxa"/>
+              <w:right w:w="70" w:type="dxa"/>
+            </w:tcMar>
+            <w:shd w:fill="FFFFFF"/>
+          </w:tcPr>
+          <w:p>
+            <w:pPr>
+              <w:spacing w:after="0"/>
+            </w:pPr>
+            <w:r>
+              <w:rPr>
+                <w:rFonts w:ascii="TH Sarabun New" w:hAnsi="TH Sarabun New"/>
+                <w:b w:val="0"/>
+                <w:i w:val="0"/>
+                <w:color w:val="374151"/>
+                <w:sz w:val="18"/>
+                <w:rFonts w:ascii="TH Sarabun New" w:hAnsi="TH Sarabun New" w:cs="TH Sarabun New"/>
+              </w:rPr>
+              <w:t>172 ไบต์</w:t>
+            </w:r>
+          </w:p>
+        </w:tc>
+        <w:tc>
+          <w:tcPr>
+            <w:tcW w:type="dxa" w:w="2340"/>
+            <w:tcMar>
+              <w:top w:w="50" w:type="dxa"/>
+              <w:bottom w:w="50" w:type="dxa"/>
+              <w:left w:w="70" w:type="dxa"/>
+              <w:right w:w="70" w:type="dxa"/>
+            </w:tcMar>
+            <w:shd w:fill="FFFFFF"/>
+          </w:tcPr>
+          <w:p>
+            <w:pPr>
+              <w:spacing w:after="0"/>
+            </w:pPr>
+            <w:r>
+              <w:rPr>
+                <w:rFonts w:ascii="TH Sarabun New" w:hAnsi="TH Sarabun New"/>
+                <w:b w:val="0"/>
+                <w:i w:val="0"/>
+                <w:color w:val="374151"/>
+                <w:sz w:val="18"/>
+                <w:rFonts w:ascii="TH Sarabun New" w:hAnsi="TH Sarabun New" w:cs="TH Sarabun New"/>
+              </w:rPr>
+              <w:t>ทดสอบการปฏิเสธไฟล์นามสกุลผิดประเภทในช่องเอกสารและช่องภาพหน้าปก (TC-018, TC-019)</w:t>
+            </w:r>
+          </w:p>
+        </w:tc>
+      </w:tr>
+      <w:tr>
+        <w:tc>
+          <w:tcPr>
+            <w:tcW w:type="dxa" w:w="2340"/>
+            <w:tcMar>
+              <w:top w:w="50" w:type="dxa"/>
+              <w:bottom w:w="50" w:type="dxa"/>
+              <w:left w:w="70" w:type="dxa"/>
+              <w:right w:w="70" w:type="dxa"/>
+            </w:tcMar>
+            <w:shd w:fill="F9FAFB"/>
+          </w:tcPr>
+          <w:p>
+            <w:pPr>
+              <w:spacing w:after="0"/>
+            </w:pPr>
+            <w:r>
+              <w:rPr>
+                <w:rFonts w:ascii="TH Sarabun New" w:hAnsi="TH Sarabun New"/>
+                <w:b/>
+                <w:i w:val="0"/>
+                <w:color w:val="1E3A8A"/>
+                <w:sz w:val="18"/>
+                <w:rFonts w:ascii="TH Sarabun New" w:hAnsi="TH Sarabun New" w:cs="TH Sarabun New"/>
+              </w:rPr>
+              <w:t>ไฟล์ปลอมแปลงโครงสร้าง.pdf</w:t>
+            </w:r>
+          </w:p>
+        </w:tc>
+        <w:tc>
+          <w:tcPr>
+            <w:tcW w:type="dxa" w:w="2340"/>
+            <w:tcMar>
+              <w:top w:w="50" w:type="dxa"/>
+              <w:bottom w:w="50" w:type="dxa"/>
+              <w:left w:w="70" w:type="dxa"/>
+              <w:right w:w="70" w:type="dxa"/>
+            </w:tcMar>
+            <w:shd w:fill="F9FAFB"/>
+          </w:tcPr>
+          <w:p>
+            <w:pPr>
+              <w:spacing w:after="0"/>
+            </w:pPr>
+            <w:r>
+              <w:rPr>
+                <w:rFonts w:ascii="TH Sarabun New" w:hAnsi="TH Sarabun New"/>
+                <w:b w:val="0"/>
+                <w:i w:val="0"/>
+                <w:color w:val="374151"/>
+                <w:sz w:val="18"/>
+                <w:rFonts w:ascii="TH Sarabun New" w:hAnsi="TH Sarabun New" w:cs="TH Sarabun New"/>
+              </w:rPr>
+              <w:t>Corrupted PDF</w:t>
+            </w:r>
+          </w:p>
+        </w:tc>
+        <w:tc>
+          <w:tcPr>
+            <w:tcW w:type="dxa" w:w="2340"/>
+            <w:tcMar>
+              <w:top w:w="50" w:type="dxa"/>
+              <w:bottom w:w="50" w:type="dxa"/>
+              <w:left w:w="70" w:type="dxa"/>
+              <w:right w:w="70" w:type="dxa"/>
+            </w:tcMar>
+            <w:shd w:fill="F9FAFB"/>
+          </w:tcPr>
+          <w:p>
+            <w:pPr>
+              <w:spacing w:after="0"/>
+            </w:pPr>
+            <w:r>
+              <w:rPr>
+                <w:rFonts w:ascii="TH Sarabun New" w:hAnsi="TH Sarabun New"/>
+                <w:b w:val="0"/>
+                <w:i w:val="0"/>
+                <w:color w:val="374151"/>
+                <w:sz w:val="18"/>
+                <w:rFonts w:ascii="TH Sarabun New" w:hAnsi="TH Sarabun New" w:cs="TH Sarabun New"/>
+              </w:rPr>
+              <w:t>72 ไบต์ (ไม่มี %PDF-)</w:t>
+            </w:r>
+          </w:p>
+        </w:tc>
+        <w:tc>
+          <w:tcPr>
+            <w:tcW w:type="dxa" w:w="2340"/>
+            <w:tcMar>
+              <w:top w:w="50" w:type="dxa"/>
+              <w:bottom w:w="50" w:type="dxa"/>
+              <w:left w:w="70" w:type="dxa"/>
+              <w:right w:w="70" w:type="dxa"/>
+            </w:tcMar>
+            <w:shd w:fill="F9FAFB"/>
+          </w:tcPr>
+          <w:p>
+            <w:pPr>
+              <w:spacing w:after="0"/>
+            </w:pPr>
+            <w:r>
+              <w:rPr>
+                <w:rFonts w:ascii="TH Sarabun New" w:hAnsi="TH Sarabun New"/>
+                <w:b w:val="0"/>
+                <w:i w:val="0"/>
+                <w:color w:val="374151"/>
+                <w:sz w:val="18"/>
+                <w:rFonts w:ascii="TH Sarabun New" w:hAnsi="TH Sarabun New" w:cs="TH Sarabun New"/>
+              </w:rPr>
+              <w:t>ทดสอบการตรวจจับ Magic Bytes และการ Rollback ลบไฟล์ขยะตกค้าง (TC-020, TC-021)</w:t>
             </w:r>
           </w:p>
         </w:tc>
@@ -1299,7 +6653,7 @@
     </w:tbl>
     <w:p>
       <w:pPr>
-        <w:spacing w:after="200"/>
+        <w:spacing w:after="160"/>
       </w:pPr>
     </w:p>
     <w:p>
@@ -1311,11 +6665,11 @@
           <w:rFonts w:ascii="TH Sarabun New" w:hAnsi="TH Sarabun New"/>
           <w:b/>
           <w:i w:val="0"/>
-          <w:color w:val="2D1B69"/>
+          <w:color w:val="1E3A8A"/>
           <w:sz w:val="28"/>
           <w:rFonts w:ascii="TH Sarabun New" w:hAnsi="TH Sarabun New" w:cs="TH Sarabun New"/>
         </w:rPr>
-        <w:t>4. สภาพแวดล้อมและข้อมูลการทดสอบ (Test Environment &amp; Data)</w:t>
+        <w:t>5. เกณฑ์การเริ่มต้นและเกณฑ์การผ่าน (Entry &amp; Exit Criteria)</w:t>
       </w:r>
     </w:p>
     <w:p>
@@ -1328,17 +6682,22 @@
           <w:sz w:val="21"/>
           <w:rFonts w:ascii="TH Sarabun New" w:hAnsi="TH Sarabun New" w:cs="TH Sarabun New"/>
         </w:rPr>
-        <w:t>สภาพแวดล้อมการทดสอบถูกจำลองผ่านระบบ Docker Compose เพื่อให้มีความสอดคล้องกับสภาพแวดล้อมการทำงานจริงแบบ 100% โดยประกอบด้วยคอมโพเนนต์หลักดังนี้:</w:t>
+        <w:t>5.1 เกณฑ์การเริ่มต้นทดสอบ (Entry Criteria):</w:t>
         <w:br/>
-        <w:t>• เว็บแอปพลิเคชันส่วนหน้า (Frontend): Next.js 16.2 (Turbopack) ทำงานบนพอร์ต http://localhost:3000</w:t>
+        <w:t>1. สภาพแวดล้อม Container (Docker) ทำงานครบถ้วนทั้ง uniresearch_db, uniresearch_backend และ uniresearch_frontend</w:t>
         <w:br/>
-        <w:t>• บริการเว็บหลังบ้าน (Backend API): FastAPI (Asynchronous Python 3.10+) ทำงานบนพอร์ต http://localhost:8000</w:t>
+        <w:t>2. บัญชีผู้ใช้งานทดสอบ (นายธนภัทร สุวรรณโชติ และ นางสาวพิมพ์ชนก รัตนากร) ได้รับการ Seed ข้อมูลพร้อมใช้งาน</w:t>
         <w:br/>
-        <w:t>• ฐานข้อมูลหลัก (Database): PostgreSQL 15 ร่วมกับ pgvector extension บนพอร์ต 5433</w:t>
+        <w:t>3. ไฟล์ทดสอบขนาดปกติ ขอบเขต และไฟล์ปลอมแปลงได้รับการสร้างขึ้นในระบบครบทั้ง 8 ไฟล์</w:t>
         <w:br/>
-        <w:t>• บัญชีผู้ใช้ทดสอบหลัก: นักศึกษา S1 (s1@webmail.ac.th / password123) สถานะ Active และได้รับสิทธิ์ Role Student</w:t>
         <w:br/>
-        <w:t>• ไฟล์ทดสอบจำลอง (Fixtures): เอกสาร PDF ถูกต้อง (valid.pdf), ไฟล์ PDF ขนาดเกินขอบเขต 26 MB (oversized.pdf), และไฟล์นามสกุลไม่ถูกต้อง (invalid.txt/exe)</w:t>
+        <w:t>5.2 เกณฑ์การผ่านการทดสอบ (Exit Criteria — Quality Gate):</w:t>
+        <w:br/>
+        <w:t>1. ชุดกรณีทดสอบอัตโนมัติทั้ง 26 กรณีทดสอบย่อย (TC-001 ถึง TC-026) ต้องผ่านการทดสอบครบ 100% (100% PASSED)</w:t>
+        <w:br/>
+        <w:t>2. ไม่พบข้อผิดพลาดระดับ Critical, High หรือ Blocker ในการทำงานของระบบ</w:t>
+        <w:br/>
+        <w:t>3. มีการจัดทำรายงานสรุปผลการรันจริง (testcase.docx) และแผนการทดสอบ (testplan.docx) ครบถ้วนสมบูรณ์</w:t>
       </w:r>
     </w:p>
     <w:p>
@@ -1350,11 +6709,11 @@
           <w:rFonts w:ascii="TH Sarabun New" w:hAnsi="TH Sarabun New"/>
           <w:b/>
           <w:i w:val="0"/>
-          <w:color w:val="2D1B69"/>
+          <w:color w:val="1E3A8A"/>
           <w:sz w:val="28"/>
           <w:rFonts w:ascii="TH Sarabun New" w:hAnsi="TH Sarabun New" w:cs="TH Sarabun New"/>
         </w:rPr>
-        <w:t>5. เกณฑ์การเริ่มต้นและการสิ้นสุดการทดสอบ (Entry &amp; Exit Criteria)</w:t>
+        <w:t>6. การบริหารความเสี่ยงและแนวทางป้องกัน (Risk Management)</w:t>
       </w:r>
     </w:p>
     <w:tbl>
@@ -1365,98 +6724,28 @@
         <w:tblBorders>
           <w:top w:val="single" w:sz="6" w:space="0" w:color="D1D5DB"/>
           <w:left w:val="none"/>
-          <w:bottom w:val="single" w:sz="8" w:space="0" w:color="48276A"/>
+          <w:bottom w:val="single" w:sz="8" w:space="0" w:color="1E3A8A"/>
           <w:right w:val="none"/>
           <w:insideH w:val="single" w:sz="4" w:space="0" w:color="D1D5DB"/>
           <w:insideV w:val="none"/>
         </w:tblBorders>
       </w:tblPr>
       <w:tblGrid>
-        <w:gridCol w:w="4680"/>
-        <w:gridCol w:w="4680"/>
+        <w:gridCol w:w="2340"/>
+        <w:gridCol w:w="2340"/>
+        <w:gridCol w:w="2340"/>
+        <w:gridCol w:w="2340"/>
       </w:tblGrid>
       <w:tr>
         <w:tc>
           <w:tcPr>
-            <w:tcW w:type="dxa" w:w="4680"/>
-            <w:shd w:fill="48276A"/>
-          </w:tcPr>
-          <w:p>
-            <w:r>
-              <w:rPr>
-                <w:rFonts w:ascii="TH Sarabun New" w:hAnsi="TH Sarabun New"/>
-                <w:b/>
-                <w:i w:val="0"/>
-                <w:color w:val="FFFFFF"/>
-                <w:sz w:val="20"/>
-                <w:rFonts w:ascii="TH Sarabun New" w:hAnsi="TH Sarabun New" w:cs="TH Sarabun New"/>
-              </w:rPr>
-              <w:t>เกณฑ์การเริ่มต้นทดสอบ (Entry Criteria)</w:t>
-            </w:r>
-          </w:p>
-        </w:tc>
-        <w:tc>
-          <w:tcPr>
-            <w:tcW w:type="dxa" w:w="4680"/>
-            <w:shd w:fill="48276A"/>
-          </w:tcPr>
-          <w:p>
-            <w:r>
-              <w:rPr>
-                <w:rFonts w:ascii="TH Sarabun New" w:hAnsi="TH Sarabun New"/>
-                <w:b/>
-                <w:i w:val="0"/>
-                <w:color w:val="FFFFFF"/>
-                <w:sz w:val="20"/>
-                <w:rFonts w:ascii="TH Sarabun New" w:hAnsi="TH Sarabun New" w:cs="TH Sarabun New"/>
-              </w:rPr>
-              <w:t>เกณฑ์การผ่านและสิ้นสุดการทดสอบ (Exit Criteria)</w:t>
-            </w:r>
-          </w:p>
-        </w:tc>
-      </w:tr>
-      <w:tr>
-        <w:tc>
-          <w:tcPr>
-            <w:tcW w:type="dxa" w:w="4680"/>
+            <w:tcW w:type="dxa" w:w="2340"/>
+            <w:shd w:fill="1E3A8A"/>
             <w:tcMar>
-              <w:top w:w="80" w:type="dxa"/>
-              <w:bottom w:w="80" w:type="dxa"/>
-              <w:left w:w="100" w:type="dxa"/>
-              <w:right w:w="100" w:type="dxa"/>
-            </w:tcMar>
-          </w:tcPr>
-          <w:p>
-            <w:pPr>
-              <w:spacing w:after="0"/>
-            </w:pPr>
-            <w:r>
-              <w:rPr>
-                <w:rFonts w:ascii="TH Sarabun New" w:hAnsi="TH Sarabun New"/>
-                <w:b w:val="0"/>
-                <w:i w:val="0"/>
-                <w:color w:val="1F2937"/>
-                <w:sz w:val="19"/>
-                <w:rFonts w:ascii="TH Sarabun New" w:hAnsi="TH Sarabun New" w:cs="TH Sarabun New"/>
-              </w:rPr>
-              <w:t>1. คอนเทนเนอร์ Docker ทั้งหมด (db, backend, frontend) อยู่ในสถานะ Healthy และ UP</w:t>
-              <w:br/>
-              <w:t>2. ฐานข้อมูล PostgreSQL โหลด Schema และ Seed Data พื้นฐานเรียบร้อย</w:t>
-              <w:br/>
-              <w:t>3. มีบัญชีทดสอบ s1@webmail.ac.th และผลงานวิจัยตัวอย่างพร้อมทดสอบ</w:t>
-              <w:br/>
-              <w:t>4. สภาพแวดล้อม Chromium และ Selenium WebDriver พร้อมรันในโหมด Headless</w:t>
-            </w:r>
-          </w:p>
-        </w:tc>
-        <w:tc>
-          <w:tcPr>
-            <w:tcW w:type="dxa" w:w="4680"/>
-            <w:tcMar>
-              <w:top w:w="80" w:type="dxa"/>
-              <w:bottom w:w="80" w:type="dxa"/>
-              <w:left w:w="100" w:type="dxa"/>
-              <w:right w:w="100" w:type="dxa"/>
+              <w:top w:w="70" w:type="dxa"/>
+              <w:bottom w:w="70" w:type="dxa"/>
+              <w:left w:w="70" w:type="dxa"/>
+              <w:right w:w="70" w:type="dxa"/>
             </w:tcMar>
           </w:tcPr>
           <w:p>
@@ -1468,135 +6757,95 @@
                 <w:rFonts w:ascii="TH Sarabun New" w:hAnsi="TH Sarabun New"/>
                 <w:b/>
                 <w:i w:val="0"/>
-                <w:color w:val="166534"/>
+                <w:color w:val="FFFFFF"/>
                 <w:sz w:val="19"/>
                 <w:rFonts w:ascii="TH Sarabun New" w:hAnsi="TH Sarabun New" w:cs="TH Sarabun New"/>
               </w:rPr>
-              <w:t>1. 100% ของ Target Test Cases (8/8 กรณีทดสอบ) ต้องผ่านการประเมิน (Passed)</w:t>
-              <w:br/>
-              <w:t>2. อัตราข้อบกพร่องระดับร้ายแรง (Severity 1 - Blocker / Severity 2 - Critical) เท่ากับ 0</w:t>
-              <w:br/>
-              <w:t>3. มีรายงานผลการทดสอบ HTML และเอกสารบันทึกผลการทดสอบ (.docx) ที่สมบูรณ์</w:t>
-              <w:br/>
-              <w:t>4. ได้รับการลงนามเห็นชอบจาก QA Architect และพร้อมสำหรับการ Release</w:t>
+              <w:t>ความเสี่ยง (Identified Risk)</w:t>
             </w:r>
           </w:p>
         </w:tc>
-      </w:tr>
-    </w:tbl>
-    <w:p>
-      <w:pPr>
-        <w:spacing w:after="200"/>
-      </w:pPr>
-    </w:p>
-    <w:p>
-      <w:pPr>
-        <w:pStyle w:val="Heading1"/>
-      </w:pPr>
-      <w:r>
-        <w:rPr>
-          <w:rFonts w:ascii="TH Sarabun New" w:hAnsi="TH Sarabun New"/>
-          <w:b/>
-          <w:i w:val="0"/>
-          <w:color w:val="2D1B69"/>
-          <w:sz w:val="28"/>
-          <w:rFonts w:ascii="TH Sarabun New" w:hAnsi="TH Sarabun New" w:cs="TH Sarabun New"/>
-        </w:rPr>
-        <w:t>6. การบริหารความเสี่ยงและแผนรับมือ (Risks &amp; Mitigations)</w:t>
-      </w:r>
-    </w:p>
-    <w:tbl>
-      <w:tblPr>
-        <w:tblW w:type="auto" w:w="0"/>
-        <w:jc w:val="center"/>
-        <w:tblLook w:firstColumn="1" w:firstRow="1" w:lastColumn="0" w:lastRow="0" w:noHBand="0" w:noVBand="1" w:val="04A0"/>
-        <w:tblBorders>
-          <w:top w:val="single" w:sz="6" w:space="0" w:color="D1D5DB"/>
-          <w:left w:val="none"/>
-          <w:bottom w:val="single" w:sz="8" w:space="0" w:color="48276A"/>
-          <w:right w:val="none"/>
-          <w:insideH w:val="single" w:sz="4" w:space="0" w:color="D1D5DB"/>
-          <w:insideV w:val="none"/>
-        </w:tblBorders>
-      </w:tblPr>
-      <w:tblGrid>
-        <w:gridCol w:w="3120"/>
-        <w:gridCol w:w="3120"/>
-        <w:gridCol w:w="3120"/>
-      </w:tblGrid>
-      <w:tr>
         <w:tc>
           <w:tcPr>
-            <w:tcW w:type="dxa" w:w="3120"/>
-            <w:shd w:fill="48276A"/>
+            <w:tcW w:type="dxa" w:w="2340"/>
+            <w:shd w:fill="1E3A8A"/>
             <w:tcMar>
-              <w:top w:w="80" w:type="dxa"/>
-              <w:bottom w:w="80" w:type="dxa"/>
-              <w:left w:w="100" w:type="dxa"/>
-              <w:right w:w="100" w:type="dxa"/>
+              <w:top w:w="70" w:type="dxa"/>
+              <w:bottom w:w="70" w:type="dxa"/>
+              <w:left w:w="70" w:type="dxa"/>
+              <w:right w:w="70" w:type="dxa"/>
             </w:tcMar>
           </w:tcPr>
           <w:p>
+            <w:pPr>
+              <w:spacing w:after="0"/>
+            </w:pPr>
             <w:r>
               <w:rPr>
                 <w:rFonts w:ascii="TH Sarabun New" w:hAnsi="TH Sarabun New"/>
                 <w:b/>
                 <w:i w:val="0"/>
                 <w:color w:val="FFFFFF"/>
-                <w:sz w:val="20"/>
+                <w:sz w:val="19"/>
                 <w:rFonts w:ascii="TH Sarabun New" w:hAnsi="TH Sarabun New" w:cs="TH Sarabun New"/>
               </w:rPr>
-              <w:t>ความเสี่ยงที่ระบุ (Identified Risk)</w:t>
+              <w:t>ผลกระทบ</w:t>
             </w:r>
           </w:p>
         </w:tc>
         <w:tc>
           <w:tcPr>
-            <w:tcW w:type="dxa" w:w="3120"/>
-            <w:shd w:fill="48276A"/>
+            <w:tcW w:type="dxa" w:w="2340"/>
+            <w:shd w:fill="1E3A8A"/>
             <w:tcMar>
-              <w:top w:w="80" w:type="dxa"/>
-              <w:bottom w:w="80" w:type="dxa"/>
-              <w:left w:w="100" w:type="dxa"/>
-              <w:right w:w="100" w:type="dxa"/>
+              <w:top w:w="70" w:type="dxa"/>
+              <w:bottom w:w="70" w:type="dxa"/>
+              <w:left w:w="70" w:type="dxa"/>
+              <w:right w:w="70" w:type="dxa"/>
             </w:tcMar>
           </w:tcPr>
           <w:p>
+            <w:pPr>
+              <w:spacing w:after="0"/>
+            </w:pPr>
             <w:r>
               <w:rPr>
                 <w:rFonts w:ascii="TH Sarabun New" w:hAnsi="TH Sarabun New"/>
                 <w:b/>
                 <w:i w:val="0"/>
                 <w:color w:val="FFFFFF"/>
-                <w:sz w:val="20"/>
+                <w:sz w:val="19"/>
                 <w:rFonts w:ascii="TH Sarabun New" w:hAnsi="TH Sarabun New" w:cs="TH Sarabun New"/>
               </w:rPr>
-              <w:t>ผลกระทบต่อการทดสอบ (Impact)</w:t>
+              <w:t>โอกาสเกิด</w:t>
             </w:r>
           </w:p>
         </w:tc>
         <w:tc>
           <w:tcPr>
-            <w:tcW w:type="dxa" w:w="3120"/>
-            <w:shd w:fill="48276A"/>
+            <w:tcW w:type="dxa" w:w="2340"/>
+            <w:shd w:fill="1E3A8A"/>
             <w:tcMar>
-              <w:top w:w="80" w:type="dxa"/>
-              <w:bottom w:w="80" w:type="dxa"/>
-              <w:left w:w="100" w:type="dxa"/>
-              <w:right w:w="100" w:type="dxa"/>
+              <w:top w:w="70" w:type="dxa"/>
+              <w:bottom w:w="70" w:type="dxa"/>
+              <w:left w:w="70" w:type="dxa"/>
+              <w:right w:w="70" w:type="dxa"/>
             </w:tcMar>
           </w:tcPr>
           <w:p>
+            <w:pPr>
+              <w:spacing w:after="0"/>
+            </w:pPr>
             <w:r>
               <w:rPr>
                 <w:rFonts w:ascii="TH Sarabun New" w:hAnsi="TH Sarabun New"/>
                 <w:b/>
                 <w:i w:val="0"/>
                 <w:color w:val="FFFFFF"/>
-                <w:sz w:val="20"/>
+                <w:sz w:val="19"/>
                 <w:rFonts w:ascii="TH Sarabun New" w:hAnsi="TH Sarabun New" w:cs="TH Sarabun New"/>
               </w:rPr>
-              <w:t>แผนป้องกันและแก้ไข (Mitigation Plan)</w:t>
+              <w:t>มาตรการป้องกันและรับมือ (Mitigation Plan)</w:t>
             </w:r>
           </w:p>
         </w:tc>
@@ -1604,12 +6853,126 @@
       <w:tr>
         <w:tc>
           <w:tcPr>
-            <w:tcW w:type="dxa" w:w="3120"/>
+            <w:tcW w:type="dxa" w:w="2340"/>
             <w:tcMar>
-              <w:top w:w="60" w:type="dxa"/>
-              <w:bottom w:w="60" w:type="dxa"/>
-              <w:left w:w="100" w:type="dxa"/>
-              <w:right w:w="100" w:type="dxa"/>
+              <w:top w:w="50" w:type="dxa"/>
+              <w:bottom w:w="50" w:type="dxa"/>
+              <w:left w:w="70" w:type="dxa"/>
+              <w:right w:w="70" w:type="dxa"/>
+            </w:tcMar>
+            <w:shd w:fill="FFFFFF"/>
+          </w:tcPr>
+          <w:p>
+            <w:pPr>
+              <w:spacing w:after="0"/>
+            </w:pPr>
+            <w:r>
+              <w:rPr>
+                <w:rFonts w:ascii="TH Sarabun New" w:hAnsi="TH Sarabun New"/>
+                <w:b/>
+                <w:i w:val="0"/>
+                <w:color w:val="1E3A8A"/>
+                <w:sz w:val="18"/>
+                <w:rFonts w:ascii="TH Sarabun New" w:hAnsi="TH Sarabun New" w:cs="TH Sarabun New"/>
+              </w:rPr>
+              <w:t>React Hydration &amp; Async DOM Loading ของ Next.js 16 ทำให้การคลิกปุ่มหรือพิมพ์ข้อมูลไม่ติด</w:t>
+            </w:r>
+          </w:p>
+        </w:tc>
+        <w:tc>
+          <w:tcPr>
+            <w:tcW w:type="dxa" w:w="2340"/>
+            <w:tcMar>
+              <w:top w:w="50" w:type="dxa"/>
+              <w:bottom w:w="50" w:type="dxa"/>
+              <w:left w:w="70" w:type="dxa"/>
+              <w:right w:w="70" w:type="dxa"/>
+            </w:tcMar>
+            <w:shd w:fill="FFFFFF"/>
+          </w:tcPr>
+          <w:p>
+            <w:pPr>
+              <w:spacing w:after="0"/>
+            </w:pPr>
+            <w:r>
+              <w:rPr>
+                <w:rFonts w:ascii="TH Sarabun New" w:hAnsi="TH Sarabun New"/>
+                <w:b w:val="0"/>
+                <w:i w:val="0"/>
+                <w:color w:val="374151"/>
+                <w:sz w:val="18"/>
+                <w:rFonts w:ascii="TH Sarabun New" w:hAnsi="TH Sarabun New" w:cs="TH Sarabun New"/>
+              </w:rPr>
+              <w:t>สูง</w:t>
+            </w:r>
+          </w:p>
+        </w:tc>
+        <w:tc>
+          <w:tcPr>
+            <w:tcW w:type="dxa" w:w="2340"/>
+            <w:tcMar>
+              <w:top w:w="50" w:type="dxa"/>
+              <w:bottom w:w="50" w:type="dxa"/>
+              <w:left w:w="70" w:type="dxa"/>
+              <w:right w:w="70" w:type="dxa"/>
+            </w:tcMar>
+            <w:shd w:fill="FFFFFF"/>
+          </w:tcPr>
+          <w:p>
+            <w:pPr>
+              <w:spacing w:after="0"/>
+            </w:pPr>
+            <w:r>
+              <w:rPr>
+                <w:rFonts w:ascii="TH Sarabun New" w:hAnsi="TH Sarabun New"/>
+                <w:b w:val="0"/>
+                <w:i w:val="0"/>
+                <w:color w:val="374151"/>
+                <w:sz w:val="18"/>
+                <w:rFonts w:ascii="TH Sarabun New" w:hAnsi="TH Sarabun New" w:cs="TH Sarabun New"/>
+              </w:rPr>
+              <w:t>ปานกลาง</w:t>
+            </w:r>
+          </w:p>
+        </w:tc>
+        <w:tc>
+          <w:tcPr>
+            <w:tcW w:type="dxa" w:w="2340"/>
+            <w:tcMar>
+              <w:top w:w="50" w:type="dxa"/>
+              <w:bottom w:w="50" w:type="dxa"/>
+              <w:left w:w="70" w:type="dxa"/>
+              <w:right w:w="70" w:type="dxa"/>
+            </w:tcMar>
+            <w:shd w:fill="FFFFFF"/>
+          </w:tcPr>
+          <w:p>
+            <w:pPr>
+              <w:spacing w:after="0"/>
+            </w:pPr>
+            <w:r>
+              <w:rPr>
+                <w:rFonts w:ascii="TH Sarabun New" w:hAnsi="TH Sarabun New"/>
+                <w:b w:val="0"/>
+                <w:i w:val="0"/>
+                <w:color w:val="374151"/>
+                <w:sz w:val="18"/>
+                <w:rFonts w:ascii="TH Sarabun New" w:hAnsi="TH Sarabun New" w:cs="TH Sarabun New"/>
+              </w:rPr>
+              <w:t>ใช้ Explicit Wait (WebDriverWait) ควบคู่กับ JavaScript dispatchEvent สำหรับ React controlled components และ wait_for_form_ready</w:t>
+            </w:r>
+          </w:p>
+        </w:tc>
+      </w:tr>
+      <w:tr>
+        <w:tc>
+          <w:tcPr>
+            <w:tcW w:type="dxa" w:w="2340"/>
+            <w:tcMar>
+              <w:top w:w="50" w:type="dxa"/>
+              <w:bottom w:w="50" w:type="dxa"/>
+              <w:left w:w="70" w:type="dxa"/>
+              <w:right w:w="70" w:type="dxa"/>
             </w:tcMar>
             <w:shd w:fill="F9FAFB"/>
           </w:tcPr>
@@ -1622,23 +6985,24 @@
                 <w:rFonts w:ascii="TH Sarabun New" w:hAnsi="TH Sarabun New"/>
                 <w:b/>
                 <w:i w:val="0"/>
-                <w:color w:val="1F2937"/>
-                <w:sz w:val="19"/>
+                <w:color w:val="1E3A8A"/>
+                <w:sz w:val="18"/>
                 <w:rFonts w:ascii="TH Sarabun New" w:hAnsi="TH Sarabun New" w:cs="TH Sarabun New"/>
               </w:rPr>
-              <w:t>การแสดงผลแบบอะซิงโครนัสของ Next.js และ Client Re-render ล่าช้า</w:t>
+              <w:t>ไฟล์ทดสอบขนาด 25 MB และ 26 MB กินพื้นที่จัดเก็บและชะลอการดึงข้อมูล</w:t>
             </w:r>
           </w:p>
         </w:tc>
         <w:tc>
           <w:tcPr>
-            <w:tcW w:type="dxa" w:w="3120"/>
+            <w:tcW w:type="dxa" w:w="2340"/>
             <w:tcMar>
-              <w:top w:w="60" w:type="dxa"/>
-              <w:bottom w:w="60" w:type="dxa"/>
-              <w:left w:w="100" w:type="dxa"/>
-              <w:right w:w="100" w:type="dxa"/>
+              <w:top w:w="50" w:type="dxa"/>
+              <w:bottom w:w="50" w:type="dxa"/>
+              <w:left w:w="70" w:type="dxa"/>
+              <w:right w:w="70" w:type="dxa"/>
             </w:tcMar>
+            <w:shd w:fill="F9FAFB"/>
           </w:tcPr>
           <w:p>
             <w:pPr>
@@ -1649,23 +7013,24 @@
                 <w:rFonts w:ascii="TH Sarabun New" w:hAnsi="TH Sarabun New"/>
                 <w:b w:val="0"/>
                 <w:i w:val="0"/>
-                <w:color w:val="1F2937"/>
-                <w:sz w:val="19"/>
+                <w:color w:val="374151"/>
+                <w:sz w:val="18"/>
                 <w:rFonts w:ascii="TH Sarabun New" w:hAnsi="TH Sarabun New" w:cs="TH Sarabun New"/>
               </w:rPr>
-              <w:t>อาจเกิด TimeoutException หรือ StaleElementReferenceException ในระหว่างรัน Selenium</w:t>
+              <w:t>ปานกลาง</w:t>
             </w:r>
           </w:p>
         </w:tc>
         <w:tc>
           <w:tcPr>
-            <w:tcW w:type="dxa" w:w="3120"/>
+            <w:tcW w:type="dxa" w:w="2340"/>
             <w:tcMar>
-              <w:top w:w="60" w:type="dxa"/>
-              <w:bottom w:w="60" w:type="dxa"/>
-              <w:left w:w="100" w:type="dxa"/>
-              <w:right w:w="100" w:type="dxa"/>
+              <w:top w:w="50" w:type="dxa"/>
+              <w:bottom w:w="50" w:type="dxa"/>
+              <w:left w:w="70" w:type="dxa"/>
+              <w:right w:w="70" w:type="dxa"/>
             </w:tcMar>
+            <w:shd w:fill="F9FAFB"/>
           </w:tcPr>
           <w:p>
             <w:pPr>
@@ -1676,24 +7041,22 @@
                 <w:rFonts w:ascii="TH Sarabun New" w:hAnsi="TH Sarabun New"/>
                 <w:b w:val="0"/>
                 <w:i w:val="0"/>
-                <w:color w:val="1F2937"/>
-                <w:sz w:val="19"/>
+                <w:color w:val="374151"/>
+                <w:sz w:val="18"/>
                 <w:rFonts w:ascii="TH Sarabun New" w:hAnsi="TH Sarabun New" w:cs="TH Sarabun New"/>
               </w:rPr>
-              <w:t>ประยุกต์ใช้ Explicit Wait (WebDriverWait) คู่กับ Event Dispatches จำลอง Synthetic Event ของ React</w:t>
+              <w:t>สูง</w:t>
             </w:r>
           </w:p>
         </w:tc>
-      </w:tr>
-      <w:tr>
         <w:tc>
           <w:tcPr>
-            <w:tcW w:type="dxa" w:w="3120"/>
+            <w:tcW w:type="dxa" w:w="2340"/>
             <w:tcMar>
-              <w:top w:w="60" w:type="dxa"/>
-              <w:bottom w:w="60" w:type="dxa"/>
-              <w:left w:w="100" w:type="dxa"/>
-              <w:right w:w="100" w:type="dxa"/>
+              <w:top w:w="50" w:type="dxa"/>
+              <w:bottom w:w="50" w:type="dxa"/>
+              <w:left w:w="70" w:type="dxa"/>
+              <w:right w:w="70" w:type="dxa"/>
             </w:tcMar>
             <w:shd w:fill="F9FAFB"/>
           </w:tcPr>
@@ -1704,25 +7067,56 @@
             <w:r>
               <w:rPr>
                 <w:rFonts w:ascii="TH Sarabun New" w:hAnsi="TH Sarabun New"/>
+                <w:b w:val="0"/>
+                <w:i w:val="0"/>
+                <w:color w:val="374151"/>
+                <w:sz w:val="18"/>
+                <w:rFonts w:ascii="TH Sarabun New" w:hAnsi="TH Sarabun New" w:cs="TH Sarabun New"/>
+              </w:rPr>
+              <w:t>สร้าง Dynamic File Manager ที่เขียนไฟล์แบบไบนารีรวดเร็วในหน่วยมิลลิวินาที และมี Hook สั่งลบไฟล์ขนาดใหญ่อัตโนมัติหลังจบการทดสอบ</w:t>
+            </w:r>
+          </w:p>
+        </w:tc>
+      </w:tr>
+      <w:tr>
+        <w:tc>
+          <w:tcPr>
+            <w:tcW w:type="dxa" w:w="2340"/>
+            <w:tcMar>
+              <w:top w:w="50" w:type="dxa"/>
+              <w:bottom w:w="50" w:type="dxa"/>
+              <w:left w:w="70" w:type="dxa"/>
+              <w:right w:w="70" w:type="dxa"/>
+            </w:tcMar>
+            <w:shd w:fill="FFFFFF"/>
+          </w:tcPr>
+          <w:p>
+            <w:pPr>
+              <w:spacing w:after="0"/>
+            </w:pPr>
+            <w:r>
+              <w:rPr>
+                <w:rFonts w:ascii="TH Sarabun New" w:hAnsi="TH Sarabun New"/>
                 <w:b/>
                 <w:i w:val="0"/>
-                <w:color w:val="1F2937"/>
-                <w:sz w:val="19"/>
+                <w:color w:val="1E3A8A"/>
+                <w:sz w:val="18"/>
                 <w:rFonts w:ascii="TH Sarabun New" w:hAnsi="TH Sarabun New" w:cs="TH Sarabun New"/>
               </w:rPr>
-              <w:t>ไฟล์อัปโหลดขนาด 26 MB กินพื้นที่และอาจทำให้สคริปต์ทำงานช้า</w:t>
+              <w:t>การเปลี่ยนรหัสผ่านใน TC-005 ทำให้รหัสผ่านเปลี่ยนไป ส่งผลให้การรันซ้ำในรอบถัดไปล้มเหลว</w:t>
             </w:r>
           </w:p>
         </w:tc>
         <w:tc>
           <w:tcPr>
-            <w:tcW w:type="dxa" w:w="3120"/>
+            <w:tcW w:type="dxa" w:w="2340"/>
             <w:tcMar>
-              <w:top w:w="60" w:type="dxa"/>
-              <w:bottom w:w="60" w:type="dxa"/>
-              <w:left w:w="100" w:type="dxa"/>
-              <w:right w:w="100" w:type="dxa"/>
+              <w:top w:w="50" w:type="dxa"/>
+              <w:bottom w:w="50" w:type="dxa"/>
+              <w:left w:w="70" w:type="dxa"/>
+              <w:right w:w="70" w:type="dxa"/>
             </w:tcMar>
+            <w:shd w:fill="FFFFFF"/>
           </w:tcPr>
           <w:p>
             <w:pPr>
@@ -1733,23 +7127,24 @@
                 <w:rFonts w:ascii="TH Sarabun New" w:hAnsi="TH Sarabun New"/>
                 <w:b w:val="0"/>
                 <w:i w:val="0"/>
-                <w:color w:val="1F2937"/>
-                <w:sz w:val="19"/>
+                <w:color w:val="374151"/>
+                <w:sz w:val="18"/>
                 <w:rFonts w:ascii="TH Sarabun New" w:hAnsi="TH Sarabun New" w:cs="TH Sarabun New"/>
               </w:rPr>
-              <w:t>การสร้างไฟล์ขนาดใหญ่อาจกระทบพื้นที่จัดเก็บและ Disk I/O</w:t>
+              <w:t>สูง</w:t>
             </w:r>
           </w:p>
         </w:tc>
         <w:tc>
           <w:tcPr>
-            <w:tcW w:type="dxa" w:w="3120"/>
+            <w:tcW w:type="dxa" w:w="2340"/>
             <w:tcMar>
-              <w:top w:w="60" w:type="dxa"/>
-              <w:bottom w:w="60" w:type="dxa"/>
-              <w:left w:w="100" w:type="dxa"/>
-              <w:right w:w="100" w:type="dxa"/>
+              <w:top w:w="50" w:type="dxa"/>
+              <w:bottom w:w="50" w:type="dxa"/>
+              <w:left w:w="70" w:type="dxa"/>
+              <w:right w:w="70" w:type="dxa"/>
             </w:tcMar>
+            <w:shd w:fill="FFFFFF"/>
           </w:tcPr>
           <w:p>
             <w:pPr>
@@ -1760,53 +7155,24 @@
                 <w:rFonts w:ascii="TH Sarabun New" w:hAnsi="TH Sarabun New"/>
                 <w:b w:val="0"/>
                 <w:i w:val="0"/>
-                <w:color w:val="1F2937"/>
-                <w:sz w:val="19"/>
+                <w:color w:val="374151"/>
+                <w:sz w:val="18"/>
                 <w:rFonts w:ascii="TH Sarabun New" w:hAnsi="TH Sarabun New" w:cs="TH Sarabun New"/>
               </w:rPr>
-              <w:t>สร้าง Fixture แบบ Dynamic ด้วยการ seek() ไบต์ว่าง รวดเร็วและลบทิ้งอัตโนมัติหลังการทดสอบ</w:t>
-            </w:r>
-          </w:p>
-        </w:tc>
-      </w:tr>
-      <w:tr>
-        <w:tc>
-          <w:tcPr>
-            <w:tcW w:type="dxa" w:w="3120"/>
-            <w:tcMar>
-              <w:top w:w="60" w:type="dxa"/>
-              <w:bottom w:w="60" w:type="dxa"/>
-              <w:left w:w="100" w:type="dxa"/>
-              <w:right w:w="100" w:type="dxa"/>
-            </w:tcMar>
-            <w:shd w:fill="F9FAFB"/>
-          </w:tcPr>
-          <w:p>
-            <w:pPr>
-              <w:spacing w:after="0"/>
-            </w:pPr>
-            <w:r>
-              <w:rPr>
-                <w:rFonts w:ascii="TH Sarabun New" w:hAnsi="TH Sarabun New"/>
-                <w:b/>
-                <w:i w:val="0"/>
-                <w:color w:val="1F2937"/>
-                <w:sz w:val="19"/>
-                <w:rFonts w:ascii="TH Sarabun New" w:hAnsi="TH Sarabun New" w:cs="TH Sarabun New"/>
-              </w:rPr>
-              <w:t>การรันบน Headless Mode เบราว์เซอร์อาจมีพฤติกรรมการคลิกผิดพลาด</w:t>
+              <w:t>แน่นอน</w:t>
             </w:r>
           </w:p>
         </w:tc>
         <w:tc>
           <w:tcPr>
-            <w:tcW w:type="dxa" w:w="3120"/>
+            <w:tcW w:type="dxa" w:w="2340"/>
             <w:tcMar>
-              <w:top w:w="60" w:type="dxa"/>
-              <w:bottom w:w="60" w:type="dxa"/>
-              <w:left w:w="100" w:type="dxa"/>
-              <w:right w:w="100" w:type="dxa"/>
+              <w:top w:w="50" w:type="dxa"/>
+              <w:bottom w:w="50" w:type="dxa"/>
+              <w:left w:w="70" w:type="dxa"/>
+              <w:right w:w="70" w:type="dxa"/>
             </w:tcMar>
+            <w:shd w:fill="FFFFFF"/>
           </w:tcPr>
           <w:p>
             <w:pPr>
@@ -1817,38 +7183,11 @@
                 <w:rFonts w:ascii="TH Sarabun New" w:hAnsi="TH Sarabun New"/>
                 <w:b w:val="0"/>
                 <w:i w:val="0"/>
-                <w:color w:val="1F2937"/>
-                <w:sz w:val="19"/>
+                <w:color w:val="374151"/>
+                <w:sz w:val="18"/>
                 <w:rFonts w:ascii="TH Sarabun New" w:hAnsi="TH Sarabun New" w:cs="TH Sarabun New"/>
               </w:rPr>
-              <w:t>Element อาจถูก Element อื่นบดบัง หรือไม่อยู่ใน Viewport</w:t>
-            </w:r>
-          </w:p>
-        </w:tc>
-        <w:tc>
-          <w:tcPr>
-            <w:tcW w:type="dxa" w:w="3120"/>
-            <w:tcMar>
-              <w:top w:w="60" w:type="dxa"/>
-              <w:bottom w:w="60" w:type="dxa"/>
-              <w:left w:w="100" w:type="dxa"/>
-              <w:right w:w="100" w:type="dxa"/>
-            </w:tcMar>
-          </w:tcPr>
-          <w:p>
-            <w:pPr>
-              <w:spacing w:after="0"/>
-            </w:pPr>
-            <w:r>
-              <w:rPr>
-                <w:rFonts w:ascii="TH Sarabun New" w:hAnsi="TH Sarabun New"/>
-                <w:b w:val="0"/>
-                <w:i w:val="0"/>
-                <w:color w:val="1F2937"/>
-                <w:sz w:val="19"/>
-                <w:rFonts w:ascii="TH Sarabun New" w:hAnsi="TH Sarabun New" w:cs="TH Sarabun New"/>
-              </w:rPr>
-              <w:t>เพิ่ม JavaScript fallback scrollIntoView({block: 'center'}) และ execute_script click เมื่อจำเป็น</w:t>
+              <w:t>ใส่ Teardown Hook ในบล็อก finally เพื่อรีเซ็ตรหัสผ่านกลับเป็นค่ามาตรฐาน (password123) เสมอ ทำให้รันซ้ำได้ไม่จำกัดรอบ</w:t>
             </w:r>
           </w:p>
         </w:tc>
@@ -1856,7 +7195,7 @@
     </w:tbl>
     <w:p>
       <w:pPr>
-        <w:spacing w:after="200"/>
+        <w:spacing w:after="160"/>
       </w:pPr>
     </w:p>
     <w:p>
@@ -1868,11 +7207,11 @@
           <w:rFonts w:ascii="TH Sarabun New" w:hAnsi="TH Sarabun New"/>
           <w:b/>
           <w:i w:val="0"/>
-          <w:color w:val="2D1B69"/>
+          <w:color w:val="1E3A8A"/>
           <w:sz w:val="28"/>
           <w:rFonts w:ascii="TH Sarabun New" w:hAnsi="TH Sarabun New" w:cs="TH Sarabun New"/>
         </w:rPr>
-        <w:t>7. ผลลัพธ์การส่งมอบและกำหนดการ (Deliverables &amp; Schedule)</w:t>
+        <w:t>7. รายการสิ่งส่งมอบ (Deliverables)</w:t>
       </w:r>
     </w:p>
     <w:p>
@@ -1885,17 +7224,15 @@
           <w:sz w:val="21"/>
           <w:rFonts w:ascii="TH Sarabun New" w:hAnsi="TH Sarabun New" w:cs="TH Sarabun New"/>
         </w:rPr>
-        <w:t>เอกสารและผลลัพธ์ที่จะส่งมอบในโครงการยกเครื่องการทดสอบครั้งนี้ ประกอบด้วย:</w:t>
+        <w:t>1. แผนการทดสอบระบบอัตโนมัติฉบับสมบูรณ์ (Enterprise E2E Test Plan): docs/testplan.docx</w:t>
         <w:br/>
-        <w:t>1. เอกสารแผนการทดสอบฉบับทางการ (docs/testplan.docx)</w:t>
+        <w:t>2. ข้อกำหนดกรณีทดสอบและรายงานผลการรันจริง 26 เคส (Test Case Specification &amp; Execution Report): docs/testcase.docx</w:t>
         <w:br/>
-        <w:t>2. เอกสารกรณีทดสอบและผลการรันจริง (docs/testcase.docx)</w:t>
+        <w:t>3. ชุดโค้ดทดสอบ Selenium WebDriver Python (tests/test_01_*.py ถึง test_04_*.py ครบ 26 ฟังก์ชัน)</w:t>
         <w:br/>
-        <w:t>3. ชุดโค้ดทดสอบอัตโนมัติ Selenium Python ตามสถาปัตยกรรม Page Object Model ในโฟลเดอร์ tests/</w:t>
+        <w:t>4. ชุดตัวจัดการข้อมูลจำลองและไฟล์ขอบเขต (fixtures/test_files_manager.py, fixtures/seed_e2e_data.py)</w:t>
         <w:br/>
-        <w:t>4. รายงานผลการทดสอบ HTML Interactive Test Report (report.html)</w:t>
-        <w:br/>
-        <w:t>5. คู่มือการติดตั้งและคำสั่งการรันฉบับปรับปรุงใหม่ทั้งหมด (README.md)</w:t>
+        <w:t>5. รายงานผลการรันทดสอบในรูปแบบ HTML (report.html)</w:t>
       </w:r>
     </w:p>
     <w:sectPr>
@@ -1948,7 +7285,7 @@
         <w:sz w:val="18"/>
         <w:rFonts w:ascii="TH Sarabun New" w:hAnsi="TH Sarabun New" w:cs="TH Sarabun New"/>
       </w:rPr>
-      <w:t>UniResearch | แผนการทดสอบระบบอัตโนมัติ (Test Plan) ระดับ E2E</w:t>
+      <w:t>UniResearch | แผนการทดสอบระบบอัตโนมัติ (Enterprise E2E Test Plan)</w:t>
     </w:r>
   </w:p>
 </w:hdr>
